--- a/docs/crp/Olera_Pre_CRP_RD_Commercialization_and_Execution_Plan.docx
+++ b/docs/crp/Olera_Pre_CRP_RD_Commercialization_and_Execution_Plan.docx
@@ -19,7 +19,7 @@
     </w:p>
     <w:p>
       <w:pPr>
-        <w:spacing w:after="180"/>
+        <w:spacing w:after="180" w:lineRule="exact" w:line="240"/>
         <w:jc w:val="left"/>
       </w:pPr>
       <w:r>
@@ -29,7 +29,7 @@
           <w:color w:val="5F6B64"/>
           <w:sz w:val="20"/>
         </w:rPr>
-        <w:t>Internal working memo · 31 August 2026 to 1 January 2027 · supersedes the separate pre-CRP commercialization memo and week-by-week plan</w:t>
+        <w:t>Internal working plan · 31 August 2026 to 1 January 2027</w:t>
       </w:r>
     </w:p>
     <w:p>
@@ -50,7 +50,8 @@
     </w:p>
     <w:p>
       <w:pPr>
-        <w:spacing w:before="0" w:after="60"/>
+        <w:widowControl w:val="0"/>
+        <w:spacing w:before="0" w:after="60" w:lineRule="exact" w:line="264"/>
         <w:jc w:val="both"/>
       </w:pPr>
       <w:r>
@@ -58,19 +59,20 @@
           <w:b/>
           <w:i w:val="0"/>
         </w:rPr>
-        <w:t>What this document is for.</w:t>
+        <w:t>What this document covers.</w:t>
       </w:r>
       <w:r>
         <w:rPr>
           <w:b w:val="0"/>
           <w:i w:val="0"/>
         </w:rPr>
-        <w:t xml:space="preserve"> Between now and 1 January we have to do two things at once: run the company, and rebuild a grant application. This memo says what we are doing, in what order, and what each piece of work is supposed to prove. It is one document because the two jobs are one job. Every commercial result we produce in the next eighteen weeks is also evidence a reviewer will score, and every question a reviewer would ask is a question a customer or an investor would ask first.</w:t>
+        <w:t xml:space="preserve"> Olera has two jobs between now and 1 January: run the company and prepare the CRP application. This plan sets out what gets done, in what order, and what each piece of work is meant to establish. The two jobs are treated together because the commercial results produced over the next eighteen weeks are also the evidence the application will rest on.</w:t>
       </w:r>
     </w:p>
     <w:p>
       <w:pPr>
-        <w:spacing w:before="160" w:after="60"/>
+        <w:widowControl w:val="0"/>
+        <w:spacing w:before="100" w:after="60" w:lineRule="exact" w:line="264"/>
         <w:jc w:val="both"/>
       </w:pPr>
       <w:r>
@@ -78,19 +80,20 @@
           <w:b/>
           <w:i w:val="0"/>
         </w:rPr>
-        <w:t>Why we are rewriting rather than editing.</w:t>
+        <w:t>Four things the application must avoid.</w:t>
       </w:r>
       <w:r>
         <w:rPr>
           <w:b w:val="0"/>
           <w:i w:val="0"/>
         </w:rPr>
-        <w:t xml:space="preserve"> The August and September drafting and the mock review exposed real weaknesses, not presentation problems. The proposal asked the CRP to fund work that looked like development. It leaned on a subscription revenue model the company had already moved away from. It described a family product with more maturity than it has. And it treated provider revenue as though it were evidence that institutions would pay for CareNavigator, which it is not. This plan is built to retire those weaknesses with facts by January, not to argue them away.</w:t>
+        <w:t xml:space="preserve"> It must not ask the CRP to fund work that reads as product development. It must not rest on a revenue model the company does not use. It must not describe the family product as more mature than it is. And it must not present provider revenue as evidence that institutions will pay for CareNavigator. Each of these is addressed by producing evidence before submission rather than by wording.</w:t>
       </w:r>
     </w:p>
     <w:p>
       <w:pPr>
-        <w:spacing w:before="160" w:after="60"/>
+        <w:widowControl w:val="0"/>
+        <w:spacing w:before="100" w:after="60" w:lineRule="exact" w:line="264"/>
         <w:jc w:val="both"/>
       </w:pPr>
       <w:r>
@@ -98,90 +101,70 @@
           <w:b/>
           <w:i w:val="0"/>
         </w:rPr>
-        <w:t>What has changed in the framing.</w:t>
+        <w:t>How to read this.</w:t>
       </w:r>
       <w:r>
         <w:rPr>
           <w:b w:val="0"/>
           <w:i w:val="0"/>
         </w:rPr>
-        <w:t xml:space="preserve"> Earlier versions of this plan described four parallel tracks. That was accurate and it was also flat: it did not say why the tracks belong in the same company. They do, and the reason is the subject of Section 2. Olera is not a family navigation product with two side businesses attached. It is a set of products that each improve a different step of the same pathway, which is why they compound.</w:t>
-      </w:r>
-    </w:p>
-    <w:p>
-      <w:pPr>
-        <w:spacing w:before="160" w:after="60"/>
-        <w:jc w:val="both"/>
-      </w:pPr>
+        <w:t xml:space="preserve"> Sections 2 and 3 describe the model and the five-year sequence. Sections 4 through 7 cover the four bodies of work. Section 8 is the January scorecard, organized by the risk each result addresses. Section 9 is the week-by-week plan. Section 10 states the intended end state. Four terms are used consistently: </w:t>
+      </w:r>
       <w:r>
         <w:rPr>
           <w:b/>
           <w:i w:val="0"/>
         </w:rPr>
-        <w:t>How to read the rest.</w:t>
+        <w:t>known</w:t>
       </w:r>
       <w:r>
         <w:rPr>
           <w:b w:val="0"/>
           <w:i w:val="0"/>
         </w:rPr>
-        <w:t xml:space="preserve"> Sections 2 and 3 set the model and the five-year arc. Sections 4 through 7 are the four bodies of work, one per section. Section 8 is the scorecard, organised around the eight risks we are retiring rather than around activity. Section 9 is the week-by-week plan. Section 10 states the end state we are underwriting. Throughout, four words are used precisely and are worth watching for: </w:t>
+        <w:t xml:space="preserve"> means observed, </w:t>
       </w:r>
       <w:r>
         <w:rPr>
           <w:b/>
           <w:i w:val="0"/>
         </w:rPr>
-        <w:t>known</w:t>
+        <w:t>hypothesized</w:t>
       </w:r>
       <w:r>
         <w:rPr>
           <w:b w:val="0"/>
           <w:i w:val="0"/>
         </w:rPr>
-        <w:t xml:space="preserve"> means we have observed it, </w:t>
+        <w:t xml:space="preserve"> means believed but not shown, </w:t>
       </w:r>
       <w:r>
         <w:rPr>
           <w:b/>
           <w:i w:val="0"/>
         </w:rPr>
-        <w:t>hypothesized</w:t>
+        <w:t>target</w:t>
       </w:r>
       <w:r>
         <w:rPr>
           <w:b w:val="0"/>
           <w:i w:val="0"/>
         </w:rPr>
-        <w:t xml:space="preserve"> means we believe it and have not shown it, </w:t>
+        <w:t xml:space="preserve"> means intended, and </w:t>
       </w:r>
       <w:r>
         <w:rPr>
           <w:b/>
           <w:i w:val="0"/>
         </w:rPr>
-        <w:t>target</w:t>
+        <w:t>stretch</w:t>
       </w:r>
       <w:r>
         <w:rPr>
           <w:b w:val="0"/>
           <w:i w:val="0"/>
         </w:rPr>
-        <w:t xml:space="preserve"> means we intend to hit it, and </w:t>
-      </w:r>
-      <w:r>
-        <w:rPr>
-          <w:b/>
-          <w:i w:val="0"/>
-        </w:rPr>
-        <w:t>stretch</w:t>
-      </w:r>
-      <w:r>
-        <w:rPr>
-          <w:b w:val="0"/>
-          <w:i w:val="0"/>
-        </w:rPr>
-        <w:t xml:space="preserve"> means it would be a very good outcome and we are not planning around it.</w:t>
+        <w:t xml:space="preserve"> means a good outcome the plan does not depend on.</w:t>
       </w:r>
     </w:p>
     <w:p>
@@ -197,12 +180,13 @@
         <w:rPr>
           <w:b/>
         </w:rPr>
-        <w:t>2. THE ECOSYSTEM, THE PATHWAY, AND WHERE WE SIT ON IT</w:t>
+        <w:t>2. THE ECOSYSTEM, THE PATHWAY, AND OLERA'S POSITION ON IT</w:t>
       </w:r>
     </w:p>
     <w:p>
       <w:pPr>
-        <w:spacing w:before="0" w:after="60"/>
+        <w:widowControl w:val="0"/>
+        <w:spacing w:before="0" w:after="60" w:lineRule="exact" w:line="264"/>
         <w:jc w:val="both"/>
       </w:pPr>
       <w:r>
@@ -210,60 +194,20 @@
           <w:b/>
           <w:i w:val="0"/>
         </w:rPr>
-        <w:t>Start with the older adult, not with the software.</w:t>
+        <w:t>From recognized need to established care.</w:t>
       </w:r>
       <w:r>
         <w:rPr>
           <w:b w:val="0"/>
           <w:i w:val="0"/>
         </w:rPr>
-        <w:t xml:space="preserve"> An older adult and the family around them sit inside an ecosystem they did not choose: aid programs with eligibility rules, healthcare organizations that discharge them, payers who bear the risk of what happens next, LTSS organizations, care providers, and a caregiver workforce that is smaller than the demand for it. A recognized need does not become established care by being recognized. It has to travel a pathway. Someone has to assess the need, find services and money that fit, plan a course of action, execute the administrative steps, staff and deliver the care, and then keep learning as circumstances change. The pathway is long, it is mostly unsupported, and it is where the failures happen.</w:t>
+        <w:t xml:space="preserve"> An older adult and their family sit within a set of organizations they do not choose: aid programs with eligibility rules, healthcare organizations managing discharge, payers bearing downstream risk, LTSS organizations, care providers, and a caregiver workforce smaller than demand. A recognized need becomes established care only after a sequence of steps: assessing the need, identifying services and funding, planning, completing administrative steps, staffing and delivering care, and adjusting as circumstances change. Most of that sequence is unsupported, and it is where failures occur.</w:t>
       </w:r>
     </w:p>
     <w:p>
       <w:pPr>
-        <w:spacing w:before="160" w:after="60"/>
-        <w:jc w:val="both"/>
-      </w:pPr>
-      <w:r>
-        <w:rPr>
-          <w:b/>
-          <w:i w:val="0"/>
-        </w:rPr>
-        <w:t>Every Olera product improves a step of that pathway.</w:t>
-      </w:r>
-      <w:r>
-        <w:rPr>
-          <w:b w:val="0"/>
-          <w:i w:val="0"/>
-        </w:rPr>
-        <w:t xml:space="preserve"> Caregiver Staffing puts workers into the staffing step, which is the step that most often fails outright: an agency that cannot staff a case cannot establish care no matter how well the family navigated. Client Growth acts on the two steps where a provider and a family have to find each other and then convert that contact into a started case. The provider records and relationships underlie the whole pathway, because you cannot plan around capacity you cannot see. And CareNavigator, dashed in Figure 1, is the end-to-end system the first generation is being built toward. Nothing in that figure is a side business. They are different places to stand on one problem.</w:t>
-      </w:r>
-    </w:p>
-    <w:p>
-      <w:pPr>
-        <w:spacing w:before="160" w:after="60"/>
-        <w:jc w:val="both"/>
-      </w:pPr>
-      <w:r>
-        <w:rPr>
-          <w:b/>
-          <w:i w:val="0"/>
-        </w:rPr>
-        <w:t>The provider products serve five purposes at once,</w:t>
-      </w:r>
-      <w:r>
-        <w:rPr>
-          <w:b w:val="0"/>
-          <w:i w:val="0"/>
-        </w:rPr>
-        <w:t xml:space="preserve"> which is why they are worth the four months even though they are not the CRP. They generate revenue. They prove we can sell, deliver, and retain. They deepen the provider relationships and record quality that CareNavigator depends on. They put us inside the operational reality of the agencies whose capacity determines whether care gets established. And they give us a second, independent source of field data about where the pathway actually breaks. One activity, five returns.</w:t>
-      </w:r>
-    </w:p>
-    <w:p>
-      <w:pPr>
         <w:keepNext/>
-        <w:spacing w:before="120" w:after="40"/>
+        <w:spacing w:before="0" w:after="0"/>
         <w:jc w:val="center"/>
       </w:pPr>
       <w:r>
@@ -303,7 +247,7 @@
     </w:p>
     <w:p>
       <w:pPr>
-        <w:spacing w:after="120"/>
+        <w:spacing w:after="20" w:lineRule="exact" w:line="209"/>
         <w:jc w:val="left"/>
       </w:pPr>
       <w:r>
@@ -320,12 +264,13 @@
           <w:i w:val="0"/>
           <w:sz w:val="18"/>
         </w:rPr>
-        <w:t xml:space="preserve"> The ecosystem an older adult sits inside, the pathway a recognized need has to travel before care is actually established, and where each Olera product acts on that pathway today. Every product improves a step of the same pathway. That is what makes them one company rather than three businesses.</w:t>
+        <w:t xml:space="preserve"> The organizations around an older adult, the sequence a recognized need travels before care is established, and the step each Olera product acts on. Each product improves a different step of the same sequence.</w:t>
       </w:r>
     </w:p>
     <w:p>
       <w:pPr>
-        <w:spacing w:before="160" w:after="60"/>
+        <w:widowControl w:val="0"/>
+        <w:spacing w:before="100" w:after="60" w:lineRule="exact" w:line="264"/>
         <w:jc w:val="both"/>
       </w:pPr>
       <w:r>
@@ -333,14 +278,56 @@
           <w:b/>
           <w:i w:val="0"/>
         </w:rPr>
-        <w:t>The boundary that must not blur.</w:t>
+        <w:t>Each Olera product addresses a step in that sequence.</w:t>
       </w:r>
       <w:r>
         <w:rPr>
           <w:b w:val="0"/>
           <w:i w:val="0"/>
         </w:rPr>
-        <w:t xml:space="preserve"> Provider revenue proves that Olera can commercialize. It does not prove that a risk-bearing institution will pay for CareNavigator. Those are different customers, different budgets, different buying processes, and different evidence. We will say so plainly in the application, because a reviewer who spots us conflating them will discount everything else. CareNavigator has to earn its own commercialization case through product maturity, defensible evidence, and direct buyer discovery. Section 6 is that work.</w:t>
+        <w:t xml:space="preserve"> Caregiver Staffing supplies workers at the staffing step; an agency that cannot staff a case cannot establish care regardless of how well the earlier steps went. Client Growth addresses the two steps where a provider and a family find each other and convert that contact into a started case. Provider records and relationships support the sequence throughout, since planning depends on visible capacity. CareNavigator, shown dashed in Figure 1, is the end-to-end system the first generation is being built toward.</w:t>
+      </w:r>
+    </w:p>
+    <w:p>
+      <w:pPr>
+        <w:widowControl w:val="0"/>
+        <w:spacing w:before="100" w:after="60" w:lineRule="exact" w:line="264"/>
+        <w:jc w:val="both"/>
+      </w:pPr>
+      <w:r>
+        <w:rPr>
+          <w:b/>
+          <w:i w:val="0"/>
+        </w:rPr>
+        <w:t>The provider products serve five purposes.</w:t>
+      </w:r>
+      <w:r>
+        <w:rPr>
+          <w:b w:val="0"/>
+          <w:i w:val="0"/>
+        </w:rPr>
+        <w:t xml:space="preserve"> They generate revenue. They demonstrate that Olera can sell, deliver, and retain customers. They deepen the provider relationships and record quality CareNavigator depends on. They give the company direct exposure to the operations of the agencies whose capacity determines whether care is established. And they produce a second source of field data on where the sequence fails.</w:t>
+      </w:r>
+    </w:p>
+    <w:p>
+      <w:pPr>
+        <w:widowControl w:val="0"/>
+        <w:spacing w:before="100" w:after="60" w:lineRule="exact" w:line="264"/>
+        <w:jc w:val="both"/>
+      </w:pPr>
+      <w:r>
+        <w:rPr>
+          <w:b/>
+          <w:i w:val="0"/>
+        </w:rPr>
+        <w:t>The evidentiary boundary.</w:t>
+      </w:r>
+      <w:r>
+        <w:rPr>
+          <w:b w:val="0"/>
+          <w:i w:val="0"/>
+        </w:rPr>
+        <w:t xml:space="preserve"> Provider revenue demonstrates that Olera can commercialize. It does not demonstrate that a risk-bearing institution will pay for CareNavigator. The customers, budgets, buying processes, and evidence requirements are different, and the application should say so directly. CareNavigator has to establish its own commercialization case through product maturity, evidence, and direct buyer discovery. Section 6 covers that work.</w:t>
       </w:r>
     </w:p>
     <w:p>
@@ -356,12 +343,13 @@
         <w:rPr>
           <w:b/>
         </w:rPr>
-        <w:t>3. THE FIVE-YEAR ARC</w:t>
+        <w:t>3. THE FIVE-YEAR SEQUENCE</w:t>
       </w:r>
     </w:p>
     <w:p>
       <w:pPr>
-        <w:spacing w:before="0" w:after="60"/>
+        <w:widowControl w:val="0"/>
+        <w:spacing w:before="0" w:after="60" w:lineRule="exact" w:line="264"/>
         <w:jc w:val="both"/>
       </w:pPr>
       <w:r>
@@ -369,14 +357,14 @@
           <w:b/>
           <w:i w:val="0"/>
         </w:rPr>
-        <w:t>Where the CRP sits in a longer sequence.</w:t>
+        <w:t>Where the CRP sits.</w:t>
       </w:r>
       <w:r>
         <w:rPr>
           <w:b w:val="0"/>
           <w:i w:val="0"/>
         </w:rPr>
-        <w:t xml:space="preserve"> The CRP is not the company's plan. It is one stage of a longer R&amp;D and commercialization sequence, and the application will be stronger for showing that we know which stage it is. The sequence below is what we would run whether or not the grant is funded; the grant changes the speed and the rigor of the middle of it, not the direction.</w:t>
+        <w:t xml:space="preserve"> The CRP is one stage in a longer R&amp;D and commercialization sequence. The sequence below is what Olera would pursue with or without the award. The award affects the pace and rigor of the middle stages rather than the direction.</w:t>
       </w:r>
     </w:p>
     <w:tbl>
@@ -409,7 +397,7 @@
           </w:tcPr>
           <w:p>
             <w:pPr>
-              <w:spacing w:before="30" w:after="30"/>
+              <w:spacing w:before="20" w:after="20" w:lineRule="exact" w:line="209"/>
               <w:jc w:val="left"/>
             </w:pPr>
             <w:r/>
@@ -433,7 +421,7 @@
           </w:tcPr>
           <w:p>
             <w:pPr>
-              <w:spacing w:before="30" w:after="30"/>
+              <w:spacing w:before="20" w:after="20" w:lineRule="exact" w:line="209"/>
               <w:jc w:val="left"/>
             </w:pPr>
             <w:r/>
@@ -457,7 +445,7 @@
           </w:tcPr>
           <w:p>
             <w:pPr>
-              <w:spacing w:before="30" w:after="30"/>
+              <w:spacing w:before="20" w:after="20" w:lineRule="exact" w:line="209"/>
               <w:jc w:val="left"/>
             </w:pPr>
             <w:r/>
@@ -481,7 +469,7 @@
           </w:tcPr>
           <w:p>
             <w:pPr>
-              <w:spacing w:before="30" w:after="30"/>
+              <w:spacing w:before="20" w:after="20" w:lineRule="exact" w:line="209"/>
               <w:jc w:val="left"/>
             </w:pPr>
             <w:r/>
@@ -492,7 +480,7 @@
                 <w:color w:val="14453F"/>
                 <w:sz w:val="18"/>
               </w:rPr>
-              <w:t>What that period proves</w:t>
+              <w:t>What the period establishes</w:t>
             </w:r>
           </w:p>
         </w:tc>
@@ -507,7 +495,7 @@
           </w:tcPr>
           <w:p>
             <w:pPr>
-              <w:spacing w:before="30" w:after="30"/>
+              <w:spacing w:before="20" w:after="20" w:lineRule="exact" w:line="209"/>
               <w:jc w:val="left"/>
             </w:pPr>
             <w:r/>
@@ -523,7 +511,7 @@
           </w:p>
           <w:p>
             <w:pPr>
-              <w:spacing w:before="0" w:after="30"/>
+              <w:spacing w:before="0" w:after="30" w:lineRule="exact" w:line="209"/>
               <w:jc w:val="left"/>
             </w:pPr>
             <w:r>
@@ -546,7 +534,7 @@
           </w:tcPr>
           <w:p>
             <w:pPr>
-              <w:spacing w:before="30" w:after="30"/>
+              <w:spacing w:before="20" w:after="20" w:lineRule="exact" w:line="209"/>
               <w:jc w:val="left"/>
             </w:pPr>
             <w:r/>
@@ -569,7 +557,7 @@
           </w:tcPr>
           <w:p>
             <w:pPr>
-              <w:spacing w:before="30" w:after="30"/>
+              <w:spacing w:before="20" w:after="20" w:lineRule="exact" w:line="209"/>
               <w:jc w:val="left"/>
             </w:pPr>
             <w:r/>
@@ -579,7 +567,7 @@
                 <w:i w:val="0"/>
                 <w:sz w:val="18"/>
               </w:rPr>
-              <w:t>Nothing on the family side. Caregiver Staffing sold to providers with company resources.</w:t>
+              <w:t>No family-side revenue. Caregiver Staffing sold to providers using company resources.</w:t>
             </w:r>
           </w:p>
         </w:tc>
@@ -592,7 +580,7 @@
           </w:tcPr>
           <w:p>
             <w:pPr>
-              <w:spacing w:before="30" w:after="30"/>
+              <w:spacing w:before="20" w:after="20" w:lineRule="exact" w:line="209"/>
               <w:jc w:val="left"/>
             </w:pPr>
             <w:r/>
@@ -602,7 +590,7 @@
                 <w:i w:val="0"/>
                 <w:sz w:val="18"/>
               </w:rPr>
-              <w:t xml:space="preserve">Families will use it and the technology works. </w:t>
+              <w:t xml:space="preserve">Families will use the product and the technology works. </w:t>
             </w:r>
             <w:r>
               <w:rPr>
@@ -627,7 +615,7 @@
           </w:tcPr>
           <w:p>
             <w:pPr>
-              <w:spacing w:before="30" w:after="30"/>
+              <w:spacing w:before="20" w:after="20" w:lineRule="exact" w:line="209"/>
               <w:jc w:val="left"/>
             </w:pPr>
             <w:r/>
@@ -643,7 +631,7 @@
           </w:p>
           <w:p>
             <w:pPr>
-              <w:spacing w:before="0" w:after="30"/>
+              <w:spacing w:before="0" w:after="30" w:lineRule="exact" w:line="209"/>
               <w:jc w:val="left"/>
             </w:pPr>
             <w:r>
@@ -667,7 +655,7 @@
           </w:tcPr>
           <w:p>
             <w:pPr>
-              <w:spacing w:before="30" w:after="30"/>
+              <w:spacing w:before="20" w:after="20" w:lineRule="exact" w:line="209"/>
               <w:jc w:val="left"/>
             </w:pPr>
             <w:r/>
@@ -677,7 +665,7 @@
                 <w:i w:val="0"/>
                 <w:sz w:val="18"/>
               </w:rPr>
-              <w:t>First generation of bounded execution capability, plus verification of the workflows that touch a real application or a real provider.</w:t>
+              <w:t>First generation of bounded execution capability, and verification of the workflows that touch a live application or provider.</w:t>
             </w:r>
           </w:p>
         </w:tc>
@@ -691,7 +679,7 @@
           </w:tcPr>
           <w:p>
             <w:pPr>
-              <w:spacing w:before="30" w:after="30"/>
+              <w:spacing w:before="20" w:after="20" w:lineRule="exact" w:line="209"/>
               <w:jc w:val="left"/>
             </w:pPr>
             <w:r/>
@@ -701,7 +689,7 @@
                 <w:i w:val="0"/>
                 <w:sz w:val="18"/>
               </w:rPr>
-              <w:t>Two provider products in one narrow beachhead, at real prices, to real agencies.</w:t>
+              <w:t>Two provider products in one beachhead segment, at set prices, to agencies.</w:t>
             </w:r>
           </w:p>
         </w:tc>
@@ -715,7 +703,7 @@
           </w:tcPr>
           <w:p>
             <w:pPr>
-              <w:spacing w:before="30" w:after="30"/>
+              <w:spacing w:before="20" w:after="20" w:lineRule="exact" w:line="209"/>
               <w:jc w:val="left"/>
             </w:pPr>
             <w:r/>
@@ -725,7 +713,7 @@
                 <w:i w:val="0"/>
                 <w:sz w:val="18"/>
               </w:rPr>
-              <w:t xml:space="preserve">Olera can sell, deliver, and retain. The product is mature enough to enter late-stage validation. </w:t>
+              <w:t xml:space="preserve">Olera can sell, deliver, and retain, and the product is ready for late-stage validation. </w:t>
             </w:r>
             <w:r>
               <w:rPr>
@@ -749,7 +737,7 @@
           </w:tcPr>
           <w:p>
             <w:pPr>
-              <w:spacing w:before="30" w:after="30"/>
+              <w:spacing w:before="20" w:after="20" w:lineRule="exact" w:line="209"/>
               <w:jc w:val="left"/>
             </w:pPr>
             <w:r/>
@@ -765,7 +753,7 @@
           </w:p>
           <w:p>
             <w:pPr>
-              <w:spacing w:before="0" w:after="30"/>
+              <w:spacing w:before="0" w:after="30" w:lineRule="exact" w:line="209"/>
               <w:jc w:val="left"/>
             </w:pPr>
             <w:r>
@@ -788,7 +776,7 @@
           </w:tcPr>
           <w:p>
             <w:pPr>
-              <w:spacing w:before="30" w:after="30"/>
+              <w:spacing w:before="20" w:after="20" w:lineRule="exact" w:line="209"/>
               <w:jc w:val="left"/>
             </w:pPr>
             <w:r/>
@@ -798,7 +786,7 @@
                 <w:i w:val="0"/>
                 <w:sz w:val="18"/>
               </w:rPr>
-              <w:t>No new product category. Design and quality controls, independent verification, and the instrumentation a controlled study needs.</w:t>
+              <w:t>No new product category. Design and quality controls, independent verification, and the instrumentation a controlled study requires.</w:t>
             </w:r>
           </w:p>
         </w:tc>
@@ -811,7 +799,7 @@
           </w:tcPr>
           <w:p>
             <w:pPr>
-              <w:spacing w:before="30" w:after="30"/>
+              <w:spacing w:before="20" w:after="20" w:lineRule="exact" w:line="209"/>
               <w:jc w:val="left"/>
             </w:pPr>
             <w:r/>
@@ -821,7 +809,7 @@
                 <w:i w:val="0"/>
                 <w:sz w:val="18"/>
               </w:rPr>
-              <w:t>Provider products continue on company revenue and are not CRP-funded.</w:t>
+              <w:t>Provider products continue on company revenue rather than CRP funds.</w:t>
             </w:r>
           </w:p>
         </w:tc>
@@ -834,7 +822,7 @@
           </w:tcPr>
           <w:p>
             <w:pPr>
-              <w:spacing w:before="30" w:after="30"/>
+              <w:spacing w:before="20" w:after="20" w:lineRule="exact" w:line="209"/>
               <w:jc w:val="left"/>
             </w:pPr>
             <w:r/>
@@ -844,7 +832,7 @@
                 <w:i w:val="0"/>
                 <w:sz w:val="18"/>
               </w:rPr>
-              <w:t xml:space="preserve">That a mature CareNavigator raises verified care establishment against a concurrent comparison. </w:t>
+              <w:t xml:space="preserve">That a mature CareNavigator increases verified care establishment against a concurrent comparison. </w:t>
             </w:r>
             <w:r>
               <w:rPr>
@@ -868,7 +856,7 @@
           </w:tcPr>
           <w:p>
             <w:pPr>
-              <w:spacing w:before="30" w:after="30"/>
+              <w:spacing w:before="20" w:after="20" w:lineRule="exact" w:line="209"/>
               <w:jc w:val="left"/>
             </w:pPr>
             <w:r/>
@@ -884,7 +872,7 @@
           </w:p>
           <w:p>
             <w:pPr>
-              <w:spacing w:before="0" w:after="30"/>
+              <w:spacing w:before="0" w:after="30" w:lineRule="exact" w:line="209"/>
               <w:jc w:val="left"/>
             </w:pPr>
             <w:r>
@@ -907,7 +895,7 @@
           </w:tcPr>
           <w:p>
             <w:pPr>
-              <w:spacing w:before="30" w:after="30"/>
+              <w:spacing w:before="20" w:after="20" w:lineRule="exact" w:line="209"/>
               <w:jc w:val="left"/>
             </w:pPr>
             <w:r/>
@@ -917,7 +905,7 @@
                 <w:i w:val="0"/>
                 <w:sz w:val="18"/>
               </w:rPr>
-              <w:t>Integration work specific to the first institutional customers: eligibility feeds, referral handoffs, reporting.</w:t>
+              <w:t>Integration work for the first institutional customers: eligibility feeds, referral handoffs, reporting.</w:t>
             </w:r>
           </w:p>
         </w:tc>
@@ -930,7 +918,7 @@
           </w:tcPr>
           <w:p>
             <w:pPr>
-              <w:spacing w:before="30" w:after="30"/>
+              <w:spacing w:before="20" w:after="20" w:lineRule="exact" w:line="209"/>
               <w:jc w:val="left"/>
             </w:pPr>
             <w:r/>
@@ -940,7 +928,7 @@
                 <w:i w:val="0"/>
                 <w:sz w:val="18"/>
               </w:rPr>
-              <w:t>A paid institutional proof of concept with a risk-bearing organization, then contracts.</w:t>
+              <w:t>A paid institutional proof of concept, then contracts.</w:t>
             </w:r>
           </w:p>
         </w:tc>
@@ -953,7 +941,7 @@
           </w:tcPr>
           <w:p>
             <w:pPr>
-              <w:spacing w:before="30" w:after="30"/>
+              <w:spacing w:before="20" w:after="20" w:lineRule="exact" w:line="209"/>
               <w:jc w:val="left"/>
             </w:pPr>
             <w:r/>
@@ -963,7 +951,7 @@
                 <w:i w:val="0"/>
                 <w:sz w:val="18"/>
               </w:rPr>
-              <w:t xml:space="preserve">That care establishment moves utilization or cost enough for an institution to buy it at scale. </w:t>
+              <w:t xml:space="preserve">That care establishment affects utilization or cost enough to support institutional purchase at scale. </w:t>
             </w:r>
             <w:r>
               <w:rPr>
@@ -987,7 +975,7 @@
           </w:tcPr>
           <w:p>
             <w:pPr>
-              <w:spacing w:before="30" w:after="30"/>
+              <w:spacing w:before="20" w:after="20" w:lineRule="exact" w:line="209"/>
               <w:jc w:val="left"/>
             </w:pPr>
             <w:r/>
@@ -1003,7 +991,7 @@
           </w:p>
           <w:p>
             <w:pPr>
-              <w:spacing w:before="0" w:after="30"/>
+              <w:spacing w:before="0" w:after="30" w:lineRule="exact" w:line="209"/>
               <w:jc w:val="left"/>
             </w:pPr>
             <w:r>
@@ -1026,7 +1014,7 @@
           </w:tcPr>
           <w:p>
             <w:pPr>
-              <w:spacing w:before="30" w:after="30"/>
+              <w:spacing w:before="20" w:after="20" w:lineRule="exact" w:line="209"/>
               <w:jc w:val="left"/>
             </w:pPr>
             <w:r/>
@@ -1036,7 +1024,7 @@
                 <w:i w:val="0"/>
                 <w:sz w:val="18"/>
               </w:rPr>
-              <w:t>Whatever the pathway data says is the next binding constraint.</w:t>
+              <w:t>Determined by what the pathway data identifies as the next constraint.</w:t>
             </w:r>
           </w:p>
         </w:tc>
@@ -1049,7 +1037,7 @@
           </w:tcPr>
           <w:p>
             <w:pPr>
-              <w:spacing w:before="30" w:after="30"/>
+              <w:spacing w:before="20" w:after="20" w:lineRule="exact" w:line="209"/>
               <w:jc w:val="left"/>
             </w:pPr>
             <w:r/>
@@ -1072,7 +1060,7 @@
           </w:tcPr>
           <w:p>
             <w:pPr>
-              <w:spacing w:before="30" w:after="30"/>
+              <w:spacing w:before="20" w:after="20" w:lineRule="exact" w:line="209"/>
               <w:jc w:val="left"/>
             </w:pPr>
             <w:r/>
@@ -1082,7 +1070,7 @@
                 <w:i w:val="0"/>
                 <w:sz w:val="18"/>
               </w:rPr>
-              <w:t xml:space="preserve">Nothing yet. This row is direction, not forecast. </w:t>
+              <w:t xml:space="preserve">Direction rather than forecast. </w:t>
             </w:r>
             <w:r>
               <w:rPr>
@@ -1116,12 +1104,13 @@
           <w:i w:val="0"/>
           <w:sz w:val="18"/>
         </w:rPr>
-        <w:t xml:space="preserve"> The five-year arc. Read the last column first: each period exists to convert one kind of uncertainty into one kind of fact, and the labels say honestly which are already known and which are still hypotheses.</w:t>
+        <w:t xml:space="preserve"> The five-year sequence. Each period converts one kind of uncertainty into one kind of fact. The final column labels which of those are established and which remain hypotheses.</w:t>
       </w:r>
     </w:p>
     <w:p>
       <w:pPr>
-        <w:spacing w:before="160" w:after="60"/>
+        <w:widowControl w:val="0"/>
+        <w:spacing w:before="100" w:after="60" w:lineRule="exact" w:line="264"/>
         <w:jc w:val="both"/>
       </w:pPr>
       <w:r>
@@ -1129,14 +1118,14 @@
           <w:b/>
           <w:i w:val="0"/>
         </w:rPr>
-        <w:t>The consequence for the application.</w:t>
+        <w:t>Implication for the application.</w:t>
       </w:r>
       <w:r>
         <w:rPr>
           <w:b w:val="0"/>
           <w:i w:val="0"/>
         </w:rPr>
-        <w:t xml:space="preserve"> Development belongs before CRP Day 1 and validation belongs inside the CRP. That single line is what the mock review kept circling, and it is the reason Section 5 exists as a separate body of work with its own deadline. If a reviewer can point at an aim and call it product development, the aim is in the wrong place.</w:t>
+        <w:t xml:space="preserve"> Development belongs before CRP Day 1 and validation belongs within the CRP. That distinction is why Section 5 is a separate body of work with its own deadline. If an aim can be read as product development, it is in the wrong place.</w:t>
       </w:r>
     </w:p>
     <w:p>
@@ -1157,7 +1146,8 @@
     </w:p>
     <w:p>
       <w:pPr>
-        <w:spacing w:before="0" w:after="60"/>
+        <w:widowControl w:val="0"/>
+        <w:spacing w:before="0" w:after="60" w:lineRule="exact" w:line="264"/>
         <w:jc w:val="both"/>
       </w:pPr>
       <w:r>
@@ -1165,19 +1155,20 @@
           <w:b/>
           <w:i w:val="0"/>
         </w:rPr>
-        <w:t>The beachhead is non-medical home care agencies.</w:t>
+        <w:t>Beachhead.</w:t>
       </w:r>
       <w:r>
         <w:rPr>
           <w:b w:val="0"/>
           <w:i w:val="0"/>
         </w:rPr>
-        <w:t xml:space="preserve"> Narrow on purpose. Assisted living is in scope only where the same pitch and the same delivery transfer without modification. Home health, skilled nursing, and the more heavily regulated segments are out for these four months, not because they are uninteresting but because a longer sales cycle would eat the whole window. The point of a beachhead is to learn quickly, not to address the market.</w:t>
+        <w:t xml:space="preserve"> Non-medical home care agencies. Assisted living is in scope only where the same offer and delivery apply without modification. Home health, skilled nursing, and the more heavily regulated segments are out of scope for this period, because their sales cycles are longer than the available window.</w:t>
       </w:r>
     </w:p>
     <w:p>
       <w:pPr>
-        <w:spacing w:before="160" w:after="60"/>
+        <w:widowControl w:val="0"/>
+        <w:spacing w:before="100" w:after="60" w:lineRule="exact" w:line="264"/>
         <w:jc w:val="both"/>
       </w:pPr>
       <w:r>
@@ -1192,7 +1183,7 @@
           <w:b w:val="0"/>
           <w:i w:val="0"/>
         </w:rPr>
-        <w:t xml:space="preserve"> We recruit, screen, onboard, and match pre-health student workers to agencies, and the agency pays per successful hire. This is the more proven of the two. </w:t>
+        <w:t xml:space="preserve"> Olera recruits, screens, onboards, and matches pre-health student workers to agencies, and agencies pay per successful hire. </w:t>
       </w:r>
       <w:r>
         <w:rPr>
@@ -1206,7 +1197,7 @@
           <w:b w:val="0"/>
           <w:i w:val="0"/>
         </w:rPr>
-        <w:t xml:space="preserve"> more than 900 students have applied, 25 have been placed, four agencies trialed the service and three of them paid, at roughly $275 per placement, across multiple semesters. </w:t>
+        <w:t xml:space="preserve"> more than 900 students have applied and 25 have been placed; four agencies trialed the service and three paid, at roughly $275 per placement, across multiple semesters. </w:t>
       </w:r>
       <w:r>
         <w:rPr>
@@ -1234,12 +1225,13 @@
           <w:b w:val="0"/>
           <w:i w:val="0"/>
         </w:rPr>
-        <w:t xml:space="preserve"> 25 agencies averaging about three paid hires a month at $250, which is roughly $18,750 a month and about $225,000 annualized. The $250 figure is deliberately set below what agencies have actually paid.</w:t>
+        <w:t xml:space="preserve"> 25 agencies averaging about three paid hires a month at $250, roughly $18,750 a month and about $225,000 annualized. The $250 figure is below what agencies have paid to date.</w:t>
       </w:r>
     </w:p>
     <w:p>
       <w:pPr>
-        <w:spacing w:before="160" w:after="60"/>
+        <w:widowControl w:val="0"/>
+        <w:spacing w:before="100" w:after="60" w:lineRule="exact" w:line="264"/>
         <w:jc w:val="both"/>
       </w:pPr>
       <w:r>
@@ -1254,7 +1246,7 @@
           <w:b w:val="0"/>
           <w:i w:val="0"/>
         </w:rPr>
-        <w:t xml:space="preserve"> We help agencies acquire and convert prospective clients, using managed advertising, landing pages, lead qualification and follow-up, review generation, and search visibility. Those are delivery components, not five products. The commercial question is single: do agencies pay us again because the program produced measurable client acquisition? </w:t>
+        <w:t xml:space="preserve"> Olera helps agencies acquire and convert prospective clients through managed advertising, landing pages, lead qualification and follow-up, review generation, and search visibility. These are delivery components rather than separate products. The commercial test is whether agencies purchase again because the program produced measurable client acquisition. </w:t>
       </w:r>
       <w:r>
         <w:rPr>
@@ -1268,12 +1260,13 @@
           <w:b w:val="0"/>
           <w:i w:val="0"/>
         </w:rPr>
-        <w:t xml:space="preserve"> ten to fifteen recurring customers with delivery we can measure. This product is less proven than Staffing, and one of the Week 1 decisions is whether to run both or let one lead.</w:t>
+        <w:t xml:space="preserve"> ten to fifteen recurring customers with measurable delivery. This product is less proven than Staffing, and whether both run or one leads is a Week 1 decision.</w:t>
       </w:r>
     </w:p>
     <w:p>
       <w:pPr>
-        <w:spacing w:before="160" w:after="60"/>
+        <w:widowControl w:val="0"/>
+        <w:spacing w:before="100" w:after="60" w:lineRule="exact" w:line="264"/>
         <w:jc w:val="both"/>
       </w:pPr>
       <w:r>
@@ -1281,14 +1274,14 @@
           <w:b/>
           <w:i w:val="0"/>
         </w:rPr>
-        <w:t>Both stay company-funded.</w:t>
+        <w:t>Both remain company-funded.</w:t>
       </w:r>
       <w:r>
         <w:rPr>
           <w:b w:val="0"/>
           <w:i w:val="0"/>
         </w:rPr>
-        <w:t xml:space="preserve"> Neither provider product is a CRP aim, and neither should appear in the aims. They appear in the Commercialization Plan as evidence of commercial capability and in the Environment discussion as evidence that the company can sustain itself, which is precisely what that criterion asks of a prior SBIR recipient.</w:t>
+        <w:t xml:space="preserve"> Neither provider product is a CRP aim, and neither should appear in the aims. They appear in the Commercialization Plan as evidence of commercial capability, and in the Environment discussion as evidence that the company can sustain itself.</w:t>
       </w:r>
     </w:p>
     <w:p>
@@ -1304,12 +1297,13 @@
         <w:rPr>
           <w:b/>
         </w:rPr>
-        <w:t>5. CARENAVIGATOR: WHAT EXISTS AND WHAT COMPLETES BEFORE DAY 1</w:t>
+        <w:t>5. CARENAVIGATOR: CURRENT STATE AND PRE-CRP COMPLETION</w:t>
       </w:r>
     </w:p>
     <w:p>
       <w:pPr>
-        <w:spacing w:before="0" w:after="60"/>
+        <w:widowControl w:val="0"/>
+        <w:spacing w:before="0" w:after="60" w:lineRule="exact" w:line="264"/>
         <w:jc w:val="both"/>
       </w:pPr>
       <w:r>
@@ -1317,19 +1311,20 @@
           <w:b/>
           <w:i w:val="0"/>
         </w:rPr>
-        <w:t>An honest statement of the current product.</w:t>
+        <w:t>Current state.</w:t>
       </w:r>
       <w:r>
         <w:rPr>
           <w:b w:val="0"/>
           <w:i w:val="0"/>
         </w:rPr>
-        <w:t xml:space="preserve"> CareNavigator today is assessment, benefit and program discovery, and provider discovery, on a platform with real usage and a database of more than 72,000 LTSS records. It has usability and acceptance evidence behind it. What it does not yet have is a mature, bounded execution capability: the part that carries a family from a plan to a completed administrative step. The first generation of that capability is being built now, during Phase IIB and with company resources, and it completes before CRP Day 1. We should describe it that way in the application. Overstating it is the fastest way to lose a reviewer who then reads the aims and finds development hiding inside them.</w:t>
+        <w:t xml:space="preserve"> CareNavigator today provides assessment, benefit and program discovery, and provider discovery, on a platform with real usage and a database of more than 72,000 LTSS records, with usability and acceptance evidence behind it. It does not yet include a mature, bounded execution capability that carries a family from a plan to a completed administrative step. The first generation of that capability is in development now, using Phase IIB and company resources, and completes before CRP Day 1. The application should describe it in those terms.</w:t>
       </w:r>
     </w:p>
     <w:p>
       <w:pPr>
-        <w:spacing w:before="160" w:after="60"/>
+        <w:widowControl w:val="0"/>
+        <w:spacing w:before="100" w:after="60" w:lineRule="exact" w:line="264"/>
         <w:jc w:val="both"/>
       </w:pPr>
       <w:r>
@@ -1337,19 +1332,20 @@
           <w:b/>
           <w:i w:val="0"/>
         </w:rPr>
-        <w:t>What the Phase IIB study does and does not give us.</w:t>
+        <w:t>What the Phase IIB study provides.</w:t>
       </w:r>
       <w:r>
         <w:rPr>
           <w:b w:val="0"/>
           <w:i w:val="0"/>
         </w:rPr>
-        <w:t xml:space="preserve"> The Aim 3 study enrolls 200 caregivers of people with Alzheimer's disease and related dementias, at least half reporting a social need, and measures acceptance and caregiver outcomes: a modified technology acceptance measure, medication adherence, caregiving self-efficacy, and positive aspects of caregiving, with cognitive status as a covariate. It runs through the second quarter of 2027. Two consequences follow and both are load-bearing. It does not measure care establishment, so it cannot be presented as preliminary effectiveness evidence for the CRP endpoint. And it does not report before January, so nothing in the application can depend on its results. Any care-establishment signal we have by January will come from real use of the execution capability, and it will be small. We should present it as what it is.</w:t>
+        <w:t xml:space="preserve"> The Aim 3 study enrolls 200 caregivers of people with Alzheimer's disease and related dementias, at least half reporting a social need, and measures acceptance and caregiver outcomes: a modified technology acceptance measure, medication adherence, caregiving self-efficacy, and positive aspects of caregiving, with cognitive status as a covariate. It runs through the second quarter of 2027. Two consequences follow. It does not measure care establishment, so it is not preliminary effectiveness evidence for the CRP endpoint. And it does not report before January, so the application cannot rely on its results. Any care-establishment signal available by January will come from live use of the execution capability and will be limited in size.</w:t>
       </w:r>
     </w:p>
     <w:p>
       <w:pPr>
-        <w:spacing w:before="160" w:after="60"/>
+        <w:widowControl w:val="0"/>
+        <w:spacing w:before="100" w:after="60" w:lineRule="exact" w:line="264"/>
         <w:jc w:val="both"/>
       </w:pPr>
       <w:r>
@@ -1357,14 +1353,14 @@
           <w:b/>
           <w:i w:val="0"/>
         </w:rPr>
-        <w:t>The pre-CRP completion deadline is Week 4.</w:t>
+        <w:t>The Week 4 deliverable.</w:t>
       </w:r>
       <w:r>
         <w:rPr>
           <w:b w:val="0"/>
           <w:i w:val="0"/>
         </w:rPr>
-        <w:t xml:space="preserve"> Not the build: the written definition of what must be complete, what will be verified, and what is explicitly out of scope. Everything in Section 6 depends on being able to describe a specific product to a buyer, and everything in the aim architecture depends on knowing where the line between development and validation falls.</w:t>
+        <w:t xml:space="preserve"> A written definition of what must be complete before CRP Day 1, what will be verified, and what is out of scope. Section 6 depends on being able to describe a specific product to a buyer, and the aim architecture depends on knowing where development ends and validation begins.</w:t>
       </w:r>
     </w:p>
     <w:p>
@@ -1385,7 +1381,8 @@
     </w:p>
     <w:p>
       <w:pPr>
-        <w:spacing w:before="0" w:after="60"/>
+        <w:widowControl w:val="0"/>
+        <w:spacing w:before="0" w:after="60" w:lineRule="exact" w:line="264"/>
         <w:jc w:val="both"/>
       </w:pPr>
       <w:r>
@@ -1393,19 +1390,20 @@
           <w:b/>
           <w:i w:val="0"/>
         </w:rPr>
-        <w:t>Assume, until shown otherwise, that no institution wants this.</w:t>
+        <w:t>Working assumption.</w:t>
       </w:r>
       <w:r>
         <w:rPr>
           <w:b w:val="0"/>
           <w:i w:val="0"/>
         </w:rPr>
-        <w:t xml:space="preserve"> That is the productive assumption. Risk-bearing organizations are approached constantly by companies with a plausible story about reducing avoidable utilization, and most of those conversations end in polite interest that never becomes a budget line. A buyer who is enthusiastic in a first meeting has told us nothing. A buyer who tells us the specific reason they would not buy has told us something we can act on. We are not collecting encouragement. We are trying to find out what would have to be true.</w:t>
+        <w:t xml:space="preserve"> Assume no institution wants this until one shows otherwise. Risk-bearing organizations are approached regularly with proposals to reduce avoidable utilization, and most such conversations do not become budget lines. Expressed interest in a first meeting carries little information. A specific reason a buyer would not purchase is useful. The purpose of these conversations is to establish what would have to be true.</w:t>
       </w:r>
     </w:p>
     <w:p>
       <w:pPr>
-        <w:spacing w:before="160" w:after="60"/>
+        <w:widowControl w:val="0"/>
+        <w:spacing w:before="100" w:after="60" w:lineRule="exact" w:line="264"/>
         <w:jc w:val="both"/>
       </w:pPr>
       <w:r>
@@ -1420,12 +1418,12 @@
           <w:b w:val="0"/>
           <w:i w:val="0"/>
         </w:rPr>
-        <w:t xml:space="preserve"> Every interview works toward answers to these. An interview that produces warmth but not answers should be recorded as a failed interview.</w:t>
+        <w:t xml:space="preserve"> Each interview should work toward answers to the following. An interview that produces interest but no answers should be recorded as incomplete.</w:t>
       </w:r>
     </w:p>
     <w:p>
       <w:pPr>
-        <w:spacing w:after="40" w:before="0"/>
+        <w:spacing w:after="40" w:before="0" w:lineRule="exact" w:line="240"/>
         <w:ind w:left="432" w:hanging="346"/>
         <w:jc w:val="left"/>
       </w:pPr>
@@ -1443,12 +1441,12 @@
           <w:i w:val="0"/>
           <w:sz w:val="20"/>
         </w:rPr>
-        <w:t>Who inside your organization owns the problem of members who need long-term services and cannot arrange them?</w:t>
+        <w:t>Who in your organization owns the problem of members who need long-term services and cannot arrange them?</w:t>
       </w:r>
     </w:p>
     <w:p>
       <w:pPr>
-        <w:spacing w:after="40" w:before="0"/>
+        <w:spacing w:after="40" w:before="0" w:lineRule="exact" w:line="240"/>
         <w:ind w:left="432" w:hanging="346"/>
         <w:jc w:val="left"/>
       </w:pPr>
@@ -1466,12 +1464,12 @@
           <w:i w:val="0"/>
           <w:sz w:val="20"/>
         </w:rPr>
-        <w:t>What does that person get measured on, and over what period?</w:t>
+        <w:t>What is that person measured on, and over what period?</w:t>
       </w:r>
     </w:p>
     <w:p>
       <w:pPr>
-        <w:spacing w:after="40" w:before="0"/>
+        <w:spacing w:after="40" w:before="0" w:lineRule="exact" w:line="240"/>
         <w:ind w:left="432" w:hanging="346"/>
         <w:jc w:val="left"/>
       </w:pPr>
@@ -1489,12 +1487,12 @@
           <w:i w:val="0"/>
           <w:sz w:val="20"/>
         </w:rPr>
-        <w:t>What are you doing about it today, and what does that cost you?</w:t>
+        <w:t>What do you do about it today, and what does that cost?</w:t>
       </w:r>
     </w:p>
     <w:p>
       <w:pPr>
-        <w:spacing w:after="40" w:before="0"/>
+        <w:spacing w:after="40" w:before="0" w:lineRule="exact" w:line="240"/>
         <w:ind w:left="432" w:hanging="346"/>
         <w:jc w:val="left"/>
       </w:pPr>
@@ -1512,12 +1510,12 @@
           <w:i w:val="0"/>
           <w:sz w:val="20"/>
         </w:rPr>
-        <w:t>Which population would you point this at first, and how many people is that?</w:t>
+        <w:t>Which population would you address first, and how many people is that?</w:t>
       </w:r>
     </w:p>
     <w:p>
       <w:pPr>
-        <w:spacing w:after="40" w:before="0"/>
+        <w:spacing w:after="40" w:before="0" w:lineRule="exact" w:line="240"/>
         <w:ind w:left="432" w:hanging="346"/>
         <w:jc w:val="left"/>
       </w:pPr>
@@ -1535,12 +1533,12 @@
           <w:i w:val="0"/>
           <w:sz w:val="20"/>
         </w:rPr>
-        <w:t>Would you accept verified care establishment as an endpoint, or do you need a utilization or cost outcome before anyone signs?</w:t>
+        <w:t>Would you accept verified care establishment as an endpoint, or do you need a utilization or cost outcome?</w:t>
       </w:r>
     </w:p>
     <w:p>
       <w:pPr>
-        <w:spacing w:after="40" w:before="0"/>
+        <w:spacing w:after="40" w:before="0" w:lineRule="exact" w:line="240"/>
         <w:ind w:left="432" w:hanging="346"/>
         <w:jc w:val="left"/>
       </w:pPr>
@@ -1558,12 +1556,12 @@
           <w:i w:val="0"/>
           <w:sz w:val="20"/>
         </w:rPr>
-        <w:t>What comparison would you need? Would a concurrent comparison group satisfy you, or do you require randomization?</w:t>
+        <w:t>What comparison would you require? Would a concurrent comparison group be sufficient, or do you require randomization?</w:t>
       </w:r>
     </w:p>
     <w:p>
       <w:pPr>
-        <w:spacing w:after="40" w:before="0"/>
+        <w:spacing w:after="40" w:before="0" w:lineRule="exact" w:line="240"/>
         <w:ind w:left="432" w:hanging="346"/>
         <w:jc w:val="left"/>
       </w:pPr>
@@ -1581,12 +1579,12 @@
           <w:i w:val="0"/>
           <w:sz w:val="20"/>
         </w:rPr>
-        <w:t>What effect size would be large enough to matter to you, and what would be too small to act on?</w:t>
+        <w:t>What effect size would be large enough to act on, and what would be too small?</w:t>
       </w:r>
     </w:p>
     <w:p>
       <w:pPr>
-        <w:spacing w:after="40" w:before="0"/>
+        <w:spacing w:after="40" w:before="0" w:lineRule="exact" w:line="240"/>
         <w:ind w:left="432" w:hanging="346"/>
         <w:jc w:val="left"/>
       </w:pPr>
@@ -1604,12 +1602,12 @@
           <w:i w:val="0"/>
           <w:sz w:val="20"/>
         </w:rPr>
-        <w:t>How long would you need to see it sustained?</w:t>
+        <w:t>Over what period would you need it sustained?</w:t>
       </w:r>
     </w:p>
     <w:p>
       <w:pPr>
-        <w:spacing w:after="40" w:before="0"/>
+        <w:spacing w:after="40" w:before="0" w:lineRule="exact" w:line="240"/>
         <w:ind w:left="432" w:hanging="346"/>
         <w:jc w:val="left"/>
       </w:pPr>
@@ -1627,12 +1625,12 @@
           <w:i w:val="0"/>
           <w:sz w:val="20"/>
         </w:rPr>
-        <w:t>What data would you have to give us, under what agreement, and who signs it?</w:t>
+        <w:t>What data would you provide, under what agreement, and who signs it?</w:t>
       </w:r>
     </w:p>
     <w:p>
       <w:pPr>
-        <w:spacing w:after="40" w:before="0"/>
+        <w:spacing w:after="40" w:before="0" w:lineRule="exact" w:line="240"/>
         <w:ind w:left="432" w:hanging="346"/>
         <w:jc w:val="left"/>
       </w:pPr>
@@ -1650,12 +1648,12 @@
           <w:i w:val="0"/>
           <w:sz w:val="20"/>
         </w:rPr>
-        <w:t>What data would you need back, in what format, on what cadence?</w:t>
+        <w:t>What data would you need returned, in what format and on what schedule?</w:t>
       </w:r>
     </w:p>
     <w:p>
       <w:pPr>
-        <w:spacing w:after="40" w:before="0"/>
+        <w:spacing w:after="40" w:before="0" w:lineRule="exact" w:line="240"/>
         <w:ind w:left="432" w:hanging="346"/>
         <w:jc w:val="left"/>
       </w:pPr>
@@ -1673,12 +1671,12 @@
           <w:i w:val="0"/>
           <w:sz w:val="20"/>
         </w:rPr>
-        <w:t>Who else has to approve this, and what has caused similar proposals to die in your organization?</w:t>
+        <w:t>Who else approves this, and what has caused similar proposals to fail in your organization?</w:t>
       </w:r>
     </w:p>
     <w:p>
       <w:pPr>
-        <w:spacing w:after="40" w:before="0"/>
+        <w:spacing w:after="40" w:before="0" w:lineRule="exact" w:line="240"/>
         <w:ind w:left="432" w:hanging="346"/>
         <w:jc w:val="left"/>
       </w:pPr>
@@ -1696,12 +1694,12 @@
           <w:i w:val="0"/>
           <w:sz w:val="20"/>
         </w:rPr>
-        <w:t>How large would a paid proof of concept have to be for the result to be credible internally?</w:t>
+        <w:t>How large would a paid proof of concept need to be for the result to be credible internally?</w:t>
       </w:r>
     </w:p>
     <w:p>
       <w:pPr>
-        <w:spacing w:after="40" w:before="0"/>
+        <w:spacing w:after="40" w:before="0" w:lineRule="exact" w:line="240"/>
         <w:ind w:left="432" w:hanging="346"/>
         <w:jc w:val="left"/>
       </w:pPr>
@@ -1719,12 +1717,12 @@
           <w:i w:val="0"/>
           <w:sz w:val="20"/>
         </w:rPr>
-        <w:t>What would you pay for the proof of concept itself, and out of whose budget?</w:t>
+        <w:t>What would you pay for the proof of concept, and from which budget?</w:t>
       </w:r>
     </w:p>
     <w:p>
       <w:pPr>
-        <w:spacing w:after="40" w:before="0"/>
+        <w:spacing w:after="40" w:before="0" w:lineRule="exact" w:line="240"/>
         <w:ind w:left="432" w:hanging="346"/>
         <w:jc w:val="left"/>
       </w:pPr>
@@ -1742,12 +1740,12 @@
           <w:i w:val="0"/>
           <w:sz w:val="20"/>
         </w:rPr>
-        <w:t>If the proof of concept worked, what would the contract look like: per member, per completed episode, shared savings, or something else?</w:t>
+        <w:t>If the proof of concept succeeded, what would the contract look like: per member, per completed episode, shared savings, or another structure?</w:t>
       </w:r>
     </w:p>
     <w:p>
       <w:pPr>
-        <w:spacing w:after="40" w:before="0"/>
+        <w:spacing w:after="40" w:before="0" w:lineRule="exact" w:line="240"/>
         <w:ind w:left="432" w:hanging="346"/>
         <w:jc w:val="left"/>
       </w:pPr>
@@ -1765,12 +1763,13 @@
           <w:i w:val="0"/>
           <w:sz w:val="20"/>
         </w:rPr>
-        <w:t>What would make you say no even with a good result?</w:t>
+        <w:t>What would lead you to decline even with a good result?</w:t>
       </w:r>
     </w:p>
     <w:p>
       <w:pPr>
-        <w:spacing w:before="160" w:after="60"/>
+        <w:widowControl w:val="0"/>
+        <w:spacing w:before="100" w:after="60" w:lineRule="exact" w:line="264"/>
         <w:jc w:val="both"/>
       </w:pPr>
       <w:r>
@@ -1778,7 +1777,7 @@
           <w:b/>
           <w:i w:val="0"/>
         </w:rPr>
-        <w:t>What good looks like by January.</w:t>
+        <w:t>The standard by January.</w:t>
       </w:r>
       <w:r>
         <w:rPr>
@@ -1799,7 +1798,7 @@
           <w:b w:val="0"/>
           <w:i w:val="0"/>
         </w:rPr>
-        <w:t xml:space="preserve"> several substantive interviews with true target buyers, written up, with the disagreements recorded as carefully as the agreements. </w:t>
+        <w:t xml:space="preserve"> several substantive interviews with target buyers, written up, recording disagreements as well as agreements. </w:t>
       </w:r>
       <w:r>
         <w:rPr>
@@ -1813,7 +1812,7 @@
           <w:b w:val="0"/>
           <w:i w:val="0"/>
         </w:rPr>
-        <w:t xml:space="preserve"> convergence across buyers on the endpoint, the comparison, and the evidence threshold, which is what lets us design the CRP aims against a real requirement instead of our own guess. </w:t>
+        <w:t xml:space="preserve"> convergence across buyers on endpoint, comparison, and evidence threshold, which allows the CRP aims to be designed against a stated requirement rather than an assumption. </w:t>
       </w:r>
       <w:r>
         <w:rPr>
@@ -1827,12 +1826,13 @@
           <w:b w:val="0"/>
           <w:i w:val="0"/>
         </w:rPr>
-        <w:t xml:space="preserve"> written conditional interest in a post-CRP proof of concept from more than one organization. We should not plan on the stretch. Convergence alone materially improves both the Research Strategy and the Commercialization Plan.</w:t>
+        <w:t xml:space="preserve"> written conditional interest in a post-CRP proof of concept from more than one organization. The plan does not depend on the stretch. Convergence alone improves both the Research Strategy and the Commercialization Plan.</w:t>
       </w:r>
     </w:p>
     <w:p>
       <w:pPr>
-        <w:spacing w:before="160" w:after="60"/>
+        <w:widowControl w:val="0"/>
+        <w:spacing w:before="100" w:after="60" w:lineRule="exact" w:line="264"/>
         <w:jc w:val="both"/>
       </w:pPr>
       <w:r>
@@ -1840,14 +1840,14 @@
           <w:b/>
           <w:i w:val="0"/>
         </w:rPr>
-        <w:t>A note on letters.</w:t>
+        <w:t>Letters of support.</w:t>
       </w:r>
       <w:r>
         <w:rPr>
           <w:b w:val="0"/>
           <w:i w:val="0"/>
         </w:rPr>
-        <w:t xml:space="preserve"> A generic letter of enthusiasm is worth almost nothing to a reviewer and we should not spend December collecting them. A letter that names an endpoint, a population, and a condition under which the organization would participate is worth a great deal. Ask for the second kind or do not ask.</w:t>
+        <w:t xml:space="preserve"> A general letter of endorsement carries little weight with reviewers. A letter naming an endpoint, a population, and a condition under which the organization would participate carries substantial weight. December effort should go to the second kind.</w:t>
       </w:r>
     </w:p>
     <w:p>
@@ -1868,7 +1868,8 @@
     </w:p>
     <w:p>
       <w:pPr>
-        <w:spacing w:before="0" w:after="60"/>
+        <w:widowControl w:val="0"/>
+        <w:spacing w:before="0" w:after="60" w:lineRule="exact" w:line="264"/>
         <w:jc w:val="both"/>
       </w:pPr>
       <w:r>
@@ -1876,19 +1877,19 @@
           <w:b/>
           <w:i w:val="0"/>
         </w:rPr>
-        <w:t>Investors sit above the operating work, not inside it.</w:t>
+        <w:t>Position.</w:t>
       </w:r>
       <w:r>
         <w:rPr>
           <w:b w:val="0"/>
           <w:i w:val="0"/>
         </w:rPr>
-        <w:t xml:space="preserve"> They are not a fifth workstream. They are the audience for what the other three produce, and their confidence should be earned against milestones rather than solicited ahead of them. The thesis has seven parts, and each one retires a different category of doubt.</w:t>
+        <w:t xml:space="preserve"> Investors are the audience for the results of the three operating tracks rather than a fourth track. Support should be sought against milestones as they are met. The thesis has seven parts, each addressing a different category of doubt.</w:t>
       </w:r>
     </w:p>
     <w:p>
       <w:pPr>
-        <w:spacing w:after="40" w:before="0"/>
+        <w:spacing w:after="40" w:before="0" w:lineRule="exact" w:line="240"/>
         <w:ind w:left="432" w:hanging="346"/>
         <w:jc w:val="left"/>
       </w:pPr>
@@ -1906,7 +1907,7 @@
           <w:i w:val="0"/>
           <w:sz w:val="20"/>
         </w:rPr>
-        <w:t>The demographics are not in question.</w:t>
+        <w:t>Demographics.</w:t>
       </w:r>
       <w:r>
         <w:rPr>
@@ -1914,12 +1915,12 @@
           <w:i w:val="0"/>
           <w:sz w:val="20"/>
         </w:rPr>
-        <w:t xml:space="preserve"> The population needing long-term services is growing, survival with chronic disease is longer, and the caregiver workforce is not growing to match. This is the one premise nobody argues with.</w:t>
+        <w:t xml:space="preserve"> The population needing long-term services is growing, survival with chronic disease is longer, and the caregiver workforce is not growing to match.</w:t>
       </w:r>
     </w:p>
     <w:p>
       <w:pPr>
-        <w:spacing w:after="40" w:before="0"/>
+        <w:spacing w:after="40" w:before="0" w:lineRule="exact" w:line="240"/>
         <w:ind w:left="432" w:hanging="346"/>
         <w:jc w:val="left"/>
       </w:pPr>
@@ -1937,7 +1938,7 @@
           <w:i w:val="0"/>
           <w:sz w:val="20"/>
         </w:rPr>
-        <w:t>The pathway, not the app, is the asset.</w:t>
+        <w:t>The pathway is the asset.</w:t>
       </w:r>
       <w:r>
         <w:rPr>
@@ -1945,12 +1946,12 @@
           <w:i w:val="0"/>
           <w:sz w:val="20"/>
         </w:rPr>
-        <w:t xml:space="preserve"> The durable position is being present at the sequence through which a need becomes established care, because that is where a great deal of downstream spending is initiated and directed.</w:t>
+        <w:t xml:space="preserve"> The durable position is presence at the sequence through which a need becomes established care, which is where substantial downstream spending is initiated and directed.</w:t>
       </w:r>
     </w:p>
     <w:p>
       <w:pPr>
-        <w:spacing w:after="40" w:before="0"/>
+        <w:spacing w:after="40" w:before="0" w:lineRule="exact" w:line="240"/>
         <w:ind w:left="432" w:hanging="346"/>
         <w:jc w:val="left"/>
       </w:pPr>
@@ -1968,7 +1969,7 @@
           <w:i w:val="0"/>
           <w:sz w:val="20"/>
         </w:rPr>
-        <w:t>Olera already holds unusual supply-side assets.</w:t>
+        <w:t>Existing supply-side assets.</w:t>
       </w:r>
       <w:r>
         <w:rPr>
@@ -1976,12 +1977,12 @@
           <w:i w:val="0"/>
           <w:sz w:val="20"/>
         </w:rPr>
-        <w:t xml:space="preserve"> More than 72,000 records, over 700 claimed listings, and direct commercial relationships with agencies. These are slow to build and hard to copy quickly.</w:t>
+        <w:t xml:space="preserve"> More than 72,000 records, over 700 claimed listings, and direct commercial relationships with agencies. These take time to build.</w:t>
       </w:r>
     </w:p>
     <w:p>
       <w:pPr>
-        <w:spacing w:after="40" w:before="0"/>
+        <w:spacing w:after="40" w:before="0" w:lineRule="exact" w:line="240"/>
         <w:ind w:left="432" w:hanging="346"/>
         <w:jc w:val="left"/>
       </w:pPr>
@@ -1999,7 +2000,7 @@
           <w:i w:val="0"/>
           <w:sz w:val="20"/>
         </w:rPr>
-        <w:t>The company can commercialize.</w:t>
+        <w:t>Demonstrated commercial capability.</w:t>
       </w:r>
       <w:r>
         <w:rPr>
@@ -2007,12 +2008,12 @@
           <w:i w:val="0"/>
           <w:sz w:val="20"/>
         </w:rPr>
-        <w:t xml:space="preserve"> By January this is evidenced rather than claimed: real agencies paying real prices for two products, with retention and unit economics.</w:t>
+        <w:t xml:space="preserve"> By January this is evidenced rather than asserted: agencies paying for two products, with retention and unit economics.</w:t>
       </w:r>
     </w:p>
     <w:p>
       <w:pPr>
-        <w:spacing w:after="40" w:before="0"/>
+        <w:spacing w:after="40" w:before="0" w:lineRule="exact" w:line="240"/>
         <w:ind w:left="432" w:hanging="346"/>
         <w:jc w:val="left"/>
       </w:pPr>
@@ -2030,7 +2031,7 @@
           <w:i w:val="0"/>
           <w:sz w:val="20"/>
         </w:rPr>
-        <w:t>The technology has an institutional ceiling far above the provider business.</w:t>
+        <w:t>Institutional ceiling.</w:t>
       </w:r>
       <w:r>
         <w:rPr>
@@ -2038,12 +2039,12 @@
           <w:i w:val="0"/>
           <w:sz w:val="20"/>
         </w:rPr>
-        <w:t xml:space="preserve"> Provider products are a real business. Institutional contracts for care establishment are a much larger one, and the CRP is the mechanism for producing the evidence they require.</w:t>
+        <w:t xml:space="preserve"> Provider products are a viable business. Institutional contracts for care establishment are considerably larger, and the CRP is the mechanism for producing the evidence they require.</w:t>
       </w:r>
     </w:p>
     <w:p>
       <w:pPr>
-        <w:spacing w:after="40" w:before="0"/>
+        <w:spacing w:after="40" w:before="0" w:lineRule="exact" w:line="240"/>
         <w:ind w:left="432" w:hanging="346"/>
         <w:jc w:val="left"/>
       </w:pPr>
@@ -2061,7 +2062,7 @@
           <w:i w:val="0"/>
           <w:sz w:val="20"/>
         </w:rPr>
-        <w:t>Non-dilutive capital carries the expensive part.</w:t>
+        <w:t>Non-dilutive funding of validation.</w:t>
       </w:r>
       <w:r>
         <w:rPr>
@@ -2069,12 +2070,12 @@
           <w:i w:val="0"/>
           <w:sz w:val="20"/>
         </w:rPr>
-        <w:t xml:space="preserve"> The validation that institutional buyers demand is exactly what the CRP funds, which means private capital is asked to finance commercialization rather than research.</w:t>
+        <w:t xml:space="preserve"> The validation institutional buyers require is what the CRP funds, so private capital is asked to finance commercialization rather than research.</w:t>
       </w:r>
     </w:p>
     <w:p>
       <w:pPr>
-        <w:spacing w:after="40" w:before="0"/>
+        <w:spacing w:after="40" w:before="0" w:lineRule="exact" w:line="240"/>
         <w:ind w:left="432" w:hanging="346"/>
         <w:jc w:val="left"/>
       </w:pPr>
@@ -2092,7 +2093,7 @@
           <w:i w:val="0"/>
           <w:sz w:val="20"/>
         </w:rPr>
-        <w:t>Each product makes the next one cheaper.</w:t>
+        <w:t>Compounding across products.</w:t>
       </w:r>
       <w:r>
         <w:rPr>
@@ -2100,12 +2101,13 @@
           <w:i w:val="0"/>
           <w:sz w:val="20"/>
         </w:rPr>
-        <w:t xml:space="preserve"> Staffing deepens the provider network; the provider network improves navigation; navigation generates pathway data; pathway data improves both. The compounding in Figure 1 is the reason to own the whole pathway rather than one step of it.</w:t>
+        <w:t xml:space="preserve"> Staffing deepens the provider network; the provider network improves navigation; navigation generates pathway data; pathway data improves both.</w:t>
       </w:r>
     </w:p>
     <w:p>
       <w:pPr>
-        <w:spacing w:before="160" w:after="60"/>
+        <w:widowControl w:val="0"/>
+        <w:spacing w:before="100" w:after="60" w:lineRule="exact" w:line="264"/>
         <w:jc w:val="both"/>
       </w:pPr>
       <w:r>
@@ -2113,14 +2115,14 @@
           <w:b/>
           <w:i w:val="0"/>
         </w:rPr>
-        <w:t>The careful version of the ambition.</w:t>
+        <w:t>The long-term position, stated carefully.</w:t>
       </w:r>
       <w:r>
         <w:rPr>
           <w:b w:val="0"/>
           <w:i w:val="0"/>
         </w:rPr>
-        <w:t xml:space="preserve"> The long-term opportunity is to become the infrastructure layer for the care-establishment pathway, in roughly the way Zillow became infrastructure for a transaction it does not itself perform. That is a direction we are building toward, not a position we hold. We do not own the pathway today, the market size is not guaranteed, and the comparison is an analogy rather than a forecast. Saying so is not modesty. An investor who catches an unearned claim discounts the earned ones with it.</w:t>
+        <w:t xml:space="preserve"> The opportunity is to become the infrastructure layer for the care-establishment pathway, comparable to the role Zillow occupies in a transaction it does not itself perform. This is a direction rather than a current position. Olera does not own the pathway, the market size is not established, and the comparison is an analogy rather than a projection.</w:t>
       </w:r>
     </w:p>
     <w:p>
@@ -2136,12 +2138,13 @@
         <w:rPr>
           <w:b/>
         </w:rPr>
-        <w:t>8. THE JANUARY READINESS SCORECARD</w:t>
+        <w:t>8. JANUARY READINESS SCORECARD</w:t>
       </w:r>
     </w:p>
     <w:p>
       <w:pPr>
-        <w:spacing w:before="0" w:after="60"/>
+        <w:widowControl w:val="0"/>
+        <w:spacing w:before="0" w:after="60" w:lineRule="exact" w:line="264"/>
         <w:jc w:val="both"/>
       </w:pPr>
       <w:r>
@@ -2149,14 +2152,14 @@
           <w:b/>
           <w:i w:val="0"/>
         </w:rPr>
-        <w:t>Organised by risk, not by activity.</w:t>
+        <w:t>Organized by risk.</w:t>
       </w:r>
       <w:r>
         <w:rPr>
           <w:b w:val="0"/>
           <w:i w:val="0"/>
         </w:rPr>
-        <w:t xml:space="preserve"> The question is not how much we did. It is which doubts a reviewer or an investor could still hold on 1 January that we could have removed. Eight risks are worth retiring in this window. Each row below names the risk, what would actually retire it, the minimum that lets the application rest on observed traction, and the stretch.</w:t>
+        <w:t xml:space="preserve"> The question is which doubts a reviewer or an investor could still hold on 1 January that could have been removed before then. Eight are addressed in this period. Each row states the risk, what would address it, the minimum that allows the application to rest on observed results, and the stretch.</w:t>
       </w:r>
     </w:p>
     <w:tbl>
@@ -2189,7 +2192,7 @@
           </w:tcPr>
           <w:p>
             <w:pPr>
-              <w:spacing w:before="30" w:after="30"/>
+              <w:spacing w:before="20" w:after="20" w:lineRule="exact" w:line="209"/>
               <w:jc w:val="left"/>
             </w:pPr>
             <w:r/>
@@ -2200,7 +2203,7 @@
                 <w:color w:val="14453F"/>
                 <w:sz w:val="18"/>
               </w:rPr>
-              <w:t>Risk we are retiring</w:t>
+              <w:t>Risk</w:t>
             </w:r>
           </w:p>
         </w:tc>
@@ -2213,7 +2216,7 @@
           </w:tcPr>
           <w:p>
             <w:pPr>
-              <w:spacing w:before="30" w:after="30"/>
+              <w:spacing w:before="20" w:after="20" w:lineRule="exact" w:line="209"/>
               <w:jc w:val="left"/>
             </w:pPr>
             <w:r/>
@@ -2224,7 +2227,7 @@
                 <w:color w:val="14453F"/>
                 <w:sz w:val="18"/>
               </w:rPr>
-              <w:t>What would retire it</w:t>
+              <w:t>What would address it</w:t>
             </w:r>
           </w:p>
         </w:tc>
@@ -2237,7 +2240,7 @@
           </w:tcPr>
           <w:p>
             <w:pPr>
-              <w:spacing w:before="30" w:after="30"/>
+              <w:spacing w:before="20" w:after="20" w:lineRule="exact" w:line="209"/>
               <w:jc w:val="left"/>
             </w:pPr>
             <w:r/>
@@ -2261,7 +2264,7 @@
           </w:tcPr>
           <w:p>
             <w:pPr>
-              <w:spacing w:before="30" w:after="30"/>
+              <w:spacing w:before="20" w:after="20" w:lineRule="exact" w:line="209"/>
               <w:jc w:val="left"/>
             </w:pPr>
             <w:r/>
@@ -2287,7 +2290,7 @@
           </w:tcPr>
           <w:p>
             <w:pPr>
-              <w:spacing w:before="30" w:after="30"/>
+              <w:spacing w:before="20" w:after="20" w:lineRule="exact" w:line="209"/>
               <w:jc w:val="left"/>
             </w:pPr>
             <w:r/>
@@ -2298,7 +2301,7 @@
                 <w:color w:val="14453F"/>
                 <w:sz w:val="18"/>
               </w:rPr>
-              <w:t>R1. Olera cannot sell anything</w:t>
+              <w:t>R1. Olera cannot sell</w:t>
             </w:r>
           </w:p>
         </w:tc>
@@ -2311,7 +2314,7 @@
           </w:tcPr>
           <w:p>
             <w:pPr>
-              <w:spacing w:before="30" w:after="30"/>
+              <w:spacing w:before="20" w:after="20" w:lineRule="exact" w:line="209"/>
               <w:jc w:val="left"/>
             </w:pPr>
             <w:r/>
@@ -2321,7 +2324,7 @@
                 <w:i w:val="0"/>
                 <w:sz w:val="18"/>
               </w:rPr>
-              <w:t>Providers paying real money, more than once, for a product delivered by this team with this headcount.</w:t>
+              <w:t>Agencies paying for a product delivered by the current team at current headcount, more than once.</w:t>
             </w:r>
           </w:p>
         </w:tc>
@@ -2334,7 +2337,7 @@
           </w:tcPr>
           <w:p>
             <w:pPr>
-              <w:spacing w:before="30" w:after="30"/>
+              <w:spacing w:before="20" w:after="20" w:lineRule="exact" w:line="209"/>
               <w:jc w:val="left"/>
             </w:pPr>
             <w:r/>
@@ -2357,7 +2360,7 @@
           </w:tcPr>
           <w:p>
             <w:pPr>
-              <w:spacing w:before="30" w:after="30"/>
+              <w:spacing w:before="20" w:after="20" w:lineRule="exact" w:line="209"/>
               <w:jc w:val="left"/>
             </w:pPr>
             <w:r/>
@@ -2367,7 +2370,7 @@
                 <w:i w:val="0"/>
                 <w:sz w:val="18"/>
               </w:rPr>
-              <w:t>25 agencies averaging about 3 paid hires a month at $250, roughly $18,750 a month.</w:t>
+              <w:t>25 agencies averaging about three paid hires a month at $250, roughly $18,750 a month.</w:t>
             </w:r>
           </w:p>
         </w:tc>
@@ -2382,7 +2385,7 @@
           </w:tcPr>
           <w:p>
             <w:pPr>
-              <w:spacing w:before="30" w:after="30"/>
+              <w:spacing w:before="20" w:after="20" w:lineRule="exact" w:line="209"/>
               <w:jc w:val="left"/>
             </w:pPr>
             <w:r/>
@@ -2406,7 +2409,7 @@
           </w:tcPr>
           <w:p>
             <w:pPr>
-              <w:spacing w:before="30" w:after="30"/>
+              <w:spacing w:before="20" w:after="20" w:lineRule="exact" w:line="209"/>
               <w:jc w:val="left"/>
             </w:pPr>
             <w:r/>
@@ -2416,7 +2419,7 @@
                 <w:i w:val="0"/>
                 <w:sz w:val="18"/>
               </w:rPr>
-              <w:t>Repeat purchasing, measured churn, and an acquisition and delivery cost we can state without hedging.</w:t>
+              <w:t>Repeat purchasing, measured churn, and stated acquisition and delivery costs.</w:t>
             </w:r>
           </w:p>
         </w:tc>
@@ -2429,7 +2432,7 @@
           </w:tcPr>
           <w:p>
             <w:pPr>
-              <w:spacing w:before="30" w:after="30"/>
+              <w:spacing w:before="20" w:after="20" w:lineRule="exact" w:line="209"/>
               <w:jc w:val="left"/>
             </w:pPr>
             <w:r/>
@@ -2439,7 +2442,7 @@
                 <w:i w:val="0"/>
                 <w:sz w:val="18"/>
               </w:rPr>
-              <w:t>At least one clear repeat purchase and a stated cost per acquired customer.</w:t>
+              <w:t>At least one repeat purchase and a stated cost per acquired customer.</w:t>
             </w:r>
           </w:p>
         </w:tc>
@@ -2452,7 +2455,7 @@
           </w:tcPr>
           <w:p>
             <w:pPr>
-              <w:spacing w:before="30" w:after="30"/>
+              <w:spacing w:before="20" w:after="20" w:lineRule="exact" w:line="209"/>
               <w:jc w:val="left"/>
             </w:pPr>
             <w:r/>
@@ -2477,7 +2480,7 @@
           </w:tcPr>
           <w:p>
             <w:pPr>
-              <w:spacing w:before="30" w:after="30"/>
+              <w:spacing w:before="20" w:after="20" w:lineRule="exact" w:line="209"/>
               <w:jc w:val="left"/>
             </w:pPr>
             <w:r/>
@@ -2488,7 +2491,7 @@
                 <w:color w:val="14453F"/>
                 <w:sz w:val="18"/>
               </w:rPr>
-              <w:t>R3. CareNavigator is not actually built</w:t>
+              <w:t>R3. CareNavigator is not built</w:t>
             </w:r>
           </w:p>
         </w:tc>
@@ -2501,7 +2504,7 @@
           </w:tcPr>
           <w:p>
             <w:pPr>
-              <w:spacing w:before="30" w:after="30"/>
+              <w:spacing w:before="20" w:after="20" w:lineRule="exact" w:line="209"/>
               <w:jc w:val="left"/>
             </w:pPr>
             <w:r/>
@@ -2511,7 +2514,7 @@
                 <w:i w:val="0"/>
                 <w:sz w:val="18"/>
               </w:rPr>
-              <w:t>The first generation of execution capability completed and testable on company and Phase IIB resources, before CRP Day 1.</w:t>
+              <w:t>The first generation of execution capability complete and testable on company and Phase IIB resources before CRP Day 1.</w:t>
             </w:r>
           </w:p>
         </w:tc>
@@ -2524,7 +2527,7 @@
           </w:tcPr>
           <w:p>
             <w:pPr>
-              <w:spacing w:before="30" w:after="30"/>
+              <w:spacing w:before="20" w:after="20" w:lineRule="exact" w:line="209"/>
               <w:jc w:val="left"/>
             </w:pPr>
             <w:r/>
@@ -2547,7 +2550,7 @@
           </w:tcPr>
           <w:p>
             <w:pPr>
-              <w:spacing w:before="30" w:after="30"/>
+              <w:spacing w:before="20" w:after="20" w:lineRule="exact" w:line="209"/>
               <w:jc w:val="left"/>
             </w:pPr>
             <w:r/>
@@ -2557,7 +2560,7 @@
                 <w:i w:val="0"/>
                 <w:sz w:val="18"/>
               </w:rPr>
-              <w:t>Preliminary care-establishment signal from real use, however small.</w:t>
+              <w:t>A preliminary care-establishment signal from live use.</w:t>
             </w:r>
           </w:p>
         </w:tc>
@@ -2572,7 +2575,7 @@
           </w:tcPr>
           <w:p>
             <w:pPr>
-              <w:spacing w:before="30" w:after="30"/>
+              <w:spacing w:before="20" w:after="20" w:lineRule="exact" w:line="209"/>
               <w:jc w:val="left"/>
             </w:pPr>
             <w:r/>
@@ -2583,7 +2586,7 @@
                 <w:color w:val="14453F"/>
                 <w:sz w:val="18"/>
               </w:rPr>
-              <w:t>R4. Nobody knows what a buyer would require</w:t>
+              <w:t>R4. The buyer requirement is unknown</w:t>
             </w:r>
           </w:p>
         </w:tc>
@@ -2596,7 +2599,7 @@
           </w:tcPr>
           <w:p>
             <w:pPr>
-              <w:spacing w:before="30" w:after="30"/>
+              <w:spacing w:before="20" w:after="20" w:lineRule="exact" w:line="209"/>
               <w:jc w:val="left"/>
             </w:pPr>
             <w:r/>
@@ -2606,7 +2609,7 @@
                 <w:i w:val="0"/>
                 <w:sz w:val="18"/>
               </w:rPr>
-              <w:t>Direct conversations with risk-bearing organizations that answer the fifteen questions in Section 6 the same way.</w:t>
+              <w:t>Interviews with risk-bearing organizations that answer the fifteen questions in Section 6 consistently.</w:t>
             </w:r>
           </w:p>
         </w:tc>
@@ -2619,7 +2622,7 @@
           </w:tcPr>
           <w:p>
             <w:pPr>
-              <w:spacing w:before="30" w:after="30"/>
+              <w:spacing w:before="20" w:after="20" w:lineRule="exact" w:line="209"/>
               <w:jc w:val="left"/>
             </w:pPr>
             <w:r/>
@@ -2629,7 +2632,7 @@
                 <w:i w:val="0"/>
                 <w:sz w:val="18"/>
               </w:rPr>
-              <w:t>Several substantive interviews with true target buyers, written up.</w:t>
+              <w:t>Several substantive interviews with target buyers, written up.</w:t>
             </w:r>
           </w:p>
         </w:tc>
@@ -2642,7 +2645,7 @@
           </w:tcPr>
           <w:p>
             <w:pPr>
-              <w:spacing w:before="30" w:after="30"/>
+              <w:spacing w:before="20" w:after="20" w:lineRule="exact" w:line="209"/>
               <w:jc w:val="left"/>
             </w:pPr>
             <w:r/>
@@ -2652,7 +2655,7 @@
                 <w:i w:val="0"/>
                 <w:sz w:val="18"/>
               </w:rPr>
-              <w:t>Convergence across buyers on endpoint, comparison, and evidence threshold.</w:t>
+              <w:t>Convergence on endpoint, comparison, and evidence threshold.</w:t>
             </w:r>
           </w:p>
         </w:tc>
@@ -2667,7 +2670,7 @@
           </w:tcPr>
           <w:p>
             <w:pPr>
-              <w:spacing w:before="30" w:after="30"/>
+              <w:spacing w:before="20" w:after="20" w:lineRule="exact" w:line="209"/>
               <w:jc w:val="left"/>
             </w:pPr>
             <w:r/>
@@ -2691,7 +2694,7 @@
           </w:tcPr>
           <w:p>
             <w:pPr>
-              <w:spacing w:before="30" w:after="30"/>
+              <w:spacing w:before="20" w:after="20" w:lineRule="exact" w:line="209"/>
               <w:jc w:val="left"/>
             </w:pPr>
             <w:r/>
@@ -2701,7 +2704,7 @@
                 <w:i w:val="0"/>
                 <w:sz w:val="18"/>
               </w:rPr>
-              <w:t>A buyer willing to say what it would take for them to participate in a paid proof of concept.</w:t>
+              <w:t>A buyer stating the conditions under which it would join a paid proof of concept.</w:t>
             </w:r>
           </w:p>
         </w:tc>
@@ -2714,7 +2717,7 @@
           </w:tcPr>
           <w:p>
             <w:pPr>
-              <w:spacing w:before="30" w:after="30"/>
+              <w:spacing w:before="20" w:after="20" w:lineRule="exact" w:line="209"/>
               <w:jc w:val="left"/>
             </w:pPr>
             <w:r/>
@@ -2737,7 +2740,7 @@
           </w:tcPr>
           <w:p>
             <w:pPr>
-              <w:spacing w:before="30" w:after="30"/>
+              <w:spacing w:before="20" w:after="20" w:lineRule="exact" w:line="209"/>
               <w:jc w:val="left"/>
             </w:pPr>
             <w:r/>
@@ -2762,7 +2765,7 @@
           </w:tcPr>
           <w:p>
             <w:pPr>
-              <w:spacing w:before="30" w:after="30"/>
+              <w:spacing w:before="20" w:after="20" w:lineRule="exact" w:line="209"/>
               <w:jc w:val="left"/>
             </w:pPr>
             <w:r/>
@@ -2773,7 +2776,7 @@
                 <w:color w:val="14453F"/>
                 <w:sz w:val="18"/>
               </w:rPr>
-              <w:t>R6. The CRP asks for the wrong thing</w:t>
+              <w:t>R6. The CRP scope is wrong</w:t>
             </w:r>
           </w:p>
         </w:tc>
@@ -2786,7 +2789,7 @@
           </w:tcPr>
           <w:p>
             <w:pPr>
-              <w:spacing w:before="30" w:after="30"/>
+              <w:spacing w:before="20" w:after="20" w:lineRule="exact" w:line="209"/>
               <w:jc w:val="left"/>
             </w:pPr>
             <w:r/>
@@ -2796,7 +2799,7 @@
                 <w:i w:val="0"/>
                 <w:sz w:val="18"/>
               </w:rPr>
-              <w:t>An aim architecture built only from allowable late-stage activities, with development moved before Day 1.</w:t>
+              <w:t>An aim architecture limited to allowable late-stage activities, with development completed before Day 1.</w:t>
             </w:r>
           </w:p>
         </w:tc>
@@ -2809,7 +2812,7 @@
           </w:tcPr>
           <w:p>
             <w:pPr>
-              <w:spacing w:before="30" w:after="30"/>
+              <w:spacing w:before="20" w:after="20" w:lineRule="exact" w:line="209"/>
               <w:jc w:val="left"/>
             </w:pPr>
             <w:r/>
@@ -2819,7 +2822,7 @@
                 <w:i w:val="0"/>
                 <w:sz w:val="18"/>
               </w:rPr>
-              <w:t>Revised aims drafted against the buyer requirements and the allowable-activity list.</w:t>
+              <w:t>Aims drafted against the buyer requirements and the allowable-activity list.</w:t>
             </w:r>
           </w:p>
         </w:tc>
@@ -2832,7 +2835,7 @@
           </w:tcPr>
           <w:p>
             <w:pPr>
-              <w:spacing w:before="30" w:after="30"/>
+              <w:spacing w:before="20" w:after="20" w:lineRule="exact" w:line="209"/>
               <w:jc w:val="left"/>
             </w:pPr>
             <w:r/>
@@ -2842,7 +2845,7 @@
                 <w:i w:val="0"/>
                 <w:sz w:val="18"/>
               </w:rPr>
-              <w:t>Reviewers would struggle to name a single development task inside the aims.</w:t>
+              <w:t>No development task identifiable within the aims.</w:t>
             </w:r>
           </w:p>
         </w:tc>
@@ -2857,7 +2860,7 @@
           </w:tcPr>
           <w:p>
             <w:pPr>
-              <w:spacing w:before="30" w:after="30"/>
+              <w:spacing w:before="20" w:after="20" w:lineRule="exact" w:line="209"/>
               <w:jc w:val="left"/>
             </w:pPr>
             <w:r/>
@@ -2881,7 +2884,7 @@
           </w:tcPr>
           <w:p>
             <w:pPr>
-              <w:spacing w:before="30" w:after="30"/>
+              <w:spacing w:before="20" w:after="20" w:lineRule="exact" w:line="209"/>
               <w:jc w:val="left"/>
             </w:pPr>
             <w:r/>
@@ -2891,7 +2894,7 @@
                 <w:i w:val="0"/>
                 <w:sz w:val="18"/>
               </w:rPr>
-              <w:t>Eighteen weeks of selling and drafting running at once without either stopping.</w:t>
+              <w:t>Eighteen weeks of selling and drafting run concurrently without either stopping.</w:t>
             </w:r>
           </w:p>
         </w:tc>
@@ -2904,7 +2907,7 @@
           </w:tcPr>
           <w:p>
             <w:pPr>
-              <w:spacing w:before="30" w:after="30"/>
+              <w:spacing w:before="20" w:after="20" w:lineRule="exact" w:line="209"/>
               <w:jc w:val="left"/>
             </w:pPr>
             <w:r/>
@@ -2927,7 +2930,7 @@
           </w:tcPr>
           <w:p>
             <w:pPr>
-              <w:spacing w:before="30" w:after="30"/>
+              <w:spacing w:before="20" w:after="20" w:lineRule="exact" w:line="209"/>
               <w:jc w:val="left"/>
             </w:pPr>
             <w:r/>
@@ -2937,7 +2940,7 @@
                 <w:i w:val="0"/>
                 <w:sz w:val="18"/>
               </w:rPr>
-              <w:t>Week 16 closes with everything complete and the last two weeks unused.</w:t>
+              <w:t>Week 16 closes complete, with the final two weeks unused.</w:t>
             </w:r>
           </w:p>
         </w:tc>
@@ -2952,7 +2955,7 @@
           </w:tcPr>
           <w:p>
             <w:pPr>
-              <w:spacing w:before="30" w:after="30"/>
+              <w:spacing w:before="20" w:after="20" w:lineRule="exact" w:line="209"/>
               <w:jc w:val="left"/>
             </w:pPr>
             <w:r/>
@@ -2963,7 +2966,7 @@
                 <w:color w:val="14453F"/>
                 <w:sz w:val="18"/>
               </w:rPr>
-              <w:t>R8. There is no money after the CRP</w:t>
+              <w:t>R8. Post-CRP funding is uncertain</w:t>
             </w:r>
           </w:p>
         </w:tc>
@@ -2976,7 +2979,7 @@
           </w:tcPr>
           <w:p>
             <w:pPr>
-              <w:spacing w:before="30" w:after="30"/>
+              <w:spacing w:before="20" w:after="20" w:lineRule="exact" w:line="209"/>
               <w:jc w:val="left"/>
             </w:pPr>
             <w:r/>
@@ -2986,7 +2989,7 @@
                 <w:i w:val="0"/>
                 <w:sz w:val="18"/>
               </w:rPr>
-              <w:t>Investors who understand the milestones and stay engaged as they are hit.</w:t>
+              <w:t>Investors who understand the milestones and remain engaged as they are met.</w:t>
             </w:r>
           </w:p>
         </w:tc>
@@ -2999,7 +3002,7 @@
           </w:tcPr>
           <w:p>
             <w:pPr>
-              <w:spacing w:before="30" w:after="30"/>
+              <w:spacing w:before="20" w:after="20" w:lineRule="exact" w:line="209"/>
               <w:jc w:val="left"/>
             </w:pPr>
             <w:r/>
@@ -3009,7 +3012,7 @@
                 <w:i w:val="0"/>
                 <w:sz w:val="18"/>
               </w:rPr>
-              <w:t>Investors briefed on the milestone sequence and still in the conversation.</w:t>
+              <w:t>Investors briefed on the milestone sequence and still engaged.</w:t>
             </w:r>
           </w:p>
         </w:tc>
@@ -3022,7 +3025,7 @@
           </w:tcPr>
           <w:p>
             <w:pPr>
-              <w:spacing w:before="30" w:after="30"/>
+              <w:spacing w:before="20" w:after="20" w:lineRule="exact" w:line="209"/>
               <w:jc w:val="left"/>
             </w:pPr>
             <w:r/>
@@ -3057,12 +3060,13 @@
           <w:i w:val="0"/>
           <w:sz w:val="18"/>
         </w:rPr>
-        <w:t xml:space="preserve"> The January scorecard, organised by the risk each result retires rather than by the activity that produced it. A number that retires no risk does not belong in the application. Minimums are what the application needs to rest on observed traction; stretches are planning targets, not commitments.</w:t>
+        <w:t xml:space="preserve"> The January scorecard, organized by the risk each result addresses rather than by the activity that produced it. Minimums are what allow the application to rest on observed results. Stretches are planning targets.</w:t>
       </w:r>
     </w:p>
     <w:p>
       <w:pPr>
-        <w:spacing w:before="160" w:after="60"/>
+        <w:widowControl w:val="0"/>
+        <w:spacing w:before="100" w:after="60" w:lineRule="exact" w:line="264"/>
         <w:jc w:val="both"/>
       </w:pPr>
       <w:r>
@@ -3070,14 +3074,14 @@
           <w:b/>
           <w:i w:val="0"/>
         </w:rPr>
-        <w:t>These are planning figures, not commitments to NIH.</w:t>
+        <w:t>Status of these figures.</w:t>
       </w:r>
       <w:r>
         <w:rPr>
           <w:b w:val="0"/>
           <w:i w:val="0"/>
         </w:rPr>
-        <w:t xml:space="preserve"> They should be refined with David and TJ in Week 1 against real sales and delivery capacity. The application will report what actually happened.</w:t>
+        <w:t xml:space="preserve"> They are planning targets rather than commitments, and should be reviewed with David and TJ in Week 1 against actual sales and delivery capacity. The application will report results as they occur.</w:t>
       </w:r>
     </w:p>
     <w:tbl>
@@ -3109,7 +3113,7 @@
           <w:p>
             <w:pPr>
               <w:keepNext/>
-              <w:spacing w:before="30" w:after="30"/>
+              <w:spacing w:before="20" w:after="20" w:lineRule="exact" w:line="209"/>
               <w:jc w:val="left"/>
             </w:pPr>
             <w:r/>
@@ -3134,7 +3138,7 @@
           <w:p>
             <w:pPr>
               <w:keepNext/>
-              <w:spacing w:before="30" w:after="30"/>
+              <w:spacing w:before="20" w:after="20" w:lineRule="exact" w:line="209"/>
               <w:jc w:val="left"/>
             </w:pPr>
             <w:r/>
@@ -3145,7 +3149,7 @@
                 <w:color w:val="14453F"/>
                 <w:sz w:val="18"/>
               </w:rPr>
-              <w:t>What the January evidence puts in front of the reviewer</w:t>
+              <w:t>What the January results provide</w:t>
             </w:r>
           </w:p>
         </w:tc>
@@ -3161,7 +3165,7 @@
           <w:p>
             <w:pPr>
               <w:keepNext/>
-              <w:spacing w:before="30" w:after="30"/>
+              <w:spacing w:before="20" w:after="20" w:lineRule="exact" w:line="209"/>
               <w:jc w:val="left"/>
             </w:pPr>
             <w:r/>
@@ -3186,7 +3190,7 @@
           <w:p>
             <w:pPr>
               <w:keepNext/>
-              <w:spacing w:before="30" w:after="30"/>
+              <w:spacing w:before="20" w:after="20" w:lineRule="exact" w:line="209"/>
               <w:jc w:val="left"/>
             </w:pPr>
             <w:r/>
@@ -3196,7 +3200,7 @@
                 <w:i w:val="0"/>
                 <w:sz w:val="18"/>
               </w:rPr>
-              <w:t>Market pull evidenced by buyer interviews rather than asserted, plus a competitive read from agencies that actually bought something (R4, R5).</w:t>
+              <w:t>Market pull evidenced by buyer interviews rather than asserted, and a competitive read from agencies that have purchased (R4, R5).</w:t>
             </w:r>
           </w:p>
         </w:tc>
@@ -3212,7 +3216,7 @@
           <w:p>
             <w:pPr>
               <w:keepNext/>
-              <w:spacing w:before="30" w:after="30"/>
+              <w:spacing w:before="20" w:after="20" w:lineRule="exact" w:line="209"/>
               <w:jc w:val="left"/>
             </w:pPr>
             <w:r/>
@@ -3237,7 +3241,7 @@
           <w:p>
             <w:pPr>
               <w:keepNext/>
-              <w:spacing w:before="30" w:after="30"/>
+              <w:spacing w:before="20" w:after="20" w:lineRule="exact" w:line="209"/>
               <w:jc w:val="left"/>
             </w:pPr>
             <w:r/>
@@ -3247,7 +3251,7 @@
                 <w:i w:val="0"/>
                 <w:sz w:val="18"/>
               </w:rPr>
-              <w:t>A team that commercialized a product during the drafting period, with revenue and retention to show for it (R1, R2, R7).</w:t>
+              <w:t>A team that commercialized a product during the drafting period, with revenue and retention (R1, R2, R7).</w:t>
             </w:r>
           </w:p>
         </w:tc>
@@ -3263,7 +3267,7 @@
           <w:p>
             <w:pPr>
               <w:keepNext/>
-              <w:spacing w:before="30" w:after="30"/>
+              <w:spacing w:before="20" w:after="20" w:lineRule="exact" w:line="209"/>
               <w:jc w:val="left"/>
             </w:pPr>
             <w:r/>
@@ -3288,7 +3292,7 @@
           <w:p>
             <w:pPr>
               <w:keepNext/>
-              <w:spacing w:before="30" w:after="30"/>
+              <w:spacing w:before="20" w:after="20" w:lineRule="exact" w:line="209"/>
               <w:jc w:val="left"/>
             </w:pPr>
             <w:r/>
@@ -3298,7 +3302,7 @@
                 <w:i w:val="0"/>
                 <w:sz w:val="18"/>
               </w:rPr>
-              <w:t>A first-generation execution capability that exists and can be demonstrated, not described (R3).</w:t>
+              <w:t>An execution capability that can be demonstrated rather than described (R3).</w:t>
             </w:r>
           </w:p>
         </w:tc>
@@ -3314,7 +3318,7 @@
           <w:p>
             <w:pPr>
               <w:keepNext/>
-              <w:spacing w:before="30" w:after="30"/>
+              <w:spacing w:before="20" w:after="20" w:lineRule="exact" w:line="209"/>
               <w:jc w:val="left"/>
             </w:pPr>
             <w:r/>
@@ -3339,7 +3343,7 @@
           <w:p>
             <w:pPr>
               <w:keepNext/>
-              <w:spacing w:before="30" w:after="30"/>
+              <w:spacing w:before="20" w:after="20" w:lineRule="exact" w:line="209"/>
               <w:jc w:val="left"/>
             </w:pPr>
             <w:r/>
@@ -3349,7 +3353,7 @@
                 <w:i w:val="0"/>
                 <w:sz w:val="18"/>
               </w:rPr>
-              <w:t>Aims containing only allowable late-stage activities, with the development boundary visible on the timeline (R6).</w:t>
+              <w:t>Aims limited to allowable late-stage activities, with the development boundary visible on the timeline (R6).</w:t>
             </w:r>
           </w:p>
         </w:tc>
@@ -3365,7 +3369,7 @@
           <w:p>
             <w:pPr>
               <w:keepNext/>
-              <w:spacing w:before="30" w:after="30"/>
+              <w:spacing w:before="20" w:after="20" w:lineRule="exact" w:line="209"/>
               <w:jc w:val="left"/>
             </w:pPr>
             <w:r/>
@@ -3390,7 +3394,7 @@
           <w:p>
             <w:pPr>
               <w:keepNext/>
-              <w:spacing w:before="30" w:after="30"/>
+              <w:spacing w:before="20" w:after="20" w:lineRule="exact" w:line="209"/>
               <w:jc w:val="left"/>
             </w:pPr>
             <w:r/>
@@ -3400,7 +3404,7 @@
                 <w:i w:val="0"/>
                 <w:sz w:val="18"/>
               </w:rPr>
-              <w:t>A company sustaining itself on revenue while running the project, which is exactly what this criterion asks about a prior SBIR recipient (R1, R2).</w:t>
+              <w:t>A company sustaining itself on revenue while running the project (R1, R2).</w:t>
             </w:r>
           </w:p>
         </w:tc>
@@ -3416,7 +3420,7 @@
           <w:p>
             <w:pPr>
               <w:keepNext/>
-              <w:spacing w:before="30" w:after="30"/>
+              <w:spacing w:before="20" w:after="20" w:lineRule="exact" w:line="209"/>
               <w:jc w:val="left"/>
             </w:pPr>
             <w:r/>
@@ -3441,7 +3445,7 @@
           <w:p>
             <w:pPr>
               <w:keepNext/>
-              <w:spacing w:before="30" w:after="30"/>
+              <w:spacing w:before="20" w:after="20" w:lineRule="exact" w:line="209"/>
               <w:jc w:val="left"/>
             </w:pPr>
             <w:r/>
@@ -3451,7 +3455,7 @@
                 <w:i w:val="0"/>
                 <w:sz w:val="18"/>
               </w:rPr>
-              <w:t>Five-year milestones anchored to observed unit economics rather than to a projection, and a revenue stream we have actually collected (R1, R2, R8).</w:t>
+              <w:t>Five-year milestones based on observed unit economics, and a revenue stream already collected (R1, R2, R8).</w:t>
             </w:r>
           </w:p>
         </w:tc>
@@ -3466,7 +3470,7 @@
           </w:tcPr>
           <w:p>
             <w:pPr>
-              <w:spacing w:before="30" w:after="30"/>
+              <w:spacing w:before="20" w:after="20" w:lineRule="exact" w:line="209"/>
               <w:jc w:val="left"/>
             </w:pPr>
             <w:r/>
@@ -3490,7 +3494,7 @@
           </w:tcPr>
           <w:p>
             <w:pPr>
-              <w:spacing w:before="30" w:after="30"/>
+              <w:spacing w:before="20" w:after="20" w:lineRule="exact" w:line="209"/>
               <w:jc w:val="left"/>
             </w:pPr>
             <w:r/>
@@ -3500,7 +3504,7 @@
                 <w:i w:val="0"/>
                 <w:sz w:val="18"/>
               </w:rPr>
-              <w:t>Named investors who have watched the milestones land, engaged against a defined post-CRP financing need (R8).</w:t>
+              <w:t>Named investors who followed the milestones, engaged against a defined post-CRP financing need (R8).</w:t>
             </w:r>
           </w:p>
         </w:tc>
@@ -3525,12 +3529,12 @@
           <w:i w:val="0"/>
           <w:sz w:val="18"/>
         </w:rPr>
-        <w:t xml:space="preserve"> Every January result is aimed at a scored criterion. The mapping is the test of whether a given week of work is worth doing: if a task cannot be traced to a row here, it is not pre-CRP work.</w:t>
+        <w:t xml:space="preserve"> Each January result is directed at a scored criterion. A task that cannot be traced to a row here is not pre-CRP work.</w:t>
       </w:r>
     </w:p>
     <w:p>
       <w:pPr>
-        <w:spacing w:before="100" w:after="60"/>
+        <w:spacing w:before="100" w:after="60" w:lineRule="exact" w:line="228"/>
         <w:jc w:val="left"/>
       </w:pPr>
       <w:r>
@@ -3540,7 +3544,7 @@
           <w:color w:val="14453F"/>
           <w:sz w:val="19"/>
         </w:rPr>
-        <w:t>How the mock-review weaknesses map onto this.</w:t>
+        <w:t>Where each risk appears in review.</w:t>
       </w:r>
       <w:r>
         <w:rPr>
@@ -3549,7 +3553,7 @@
           <w:color w:val="5F6B64"/>
           <w:sz w:val="19"/>
         </w:rPr>
-        <w:t xml:space="preserve"> The development-inside-the-aims criticism is R6. The stale revenue model is R1 and R2, which replace a projection with collected revenue. The overstated family product is R3, which is why Section 5 states the current product honestly and sets a Week 4 deadline for the CRP-entry line. The missing market pull is R4 and R5.</w:t>
+        <w:t xml:space="preserve"> Development inside the aims is R6. A revenue model resting on projection rather than collection is R1 and R2. An overstated family product is R3, which is why Section 5 states the current product plainly and sets a Week 4 deadline for the CRP-entry definition. Thin evidence of market pull is R4 and R5.</w:t>
       </w:r>
     </w:p>
     <w:p>
@@ -3565,12 +3569,13 @@
         <w:rPr>
           <w:b/>
         </w:rPr>
-        <w:t>9. WEEK BY WEEK</w:t>
+        <w:t>9. WEEK-BY-WEEK PLAN</w:t>
       </w:r>
     </w:p>
     <w:p>
       <w:pPr>
-        <w:spacing w:before="0" w:after="60"/>
+        <w:widowControl w:val="0"/>
+        <w:spacing w:before="0" w:after="60" w:lineRule="exact" w:line="264"/>
         <w:jc w:val="both"/>
       </w:pPr>
       <w:r>
@@ -3578,19 +3583,20 @@
           <w:b/>
           <w:i w:val="0"/>
         </w:rPr>
-        <w:t>How to read this section.</w:t>
+        <w:t>How to read it.</w:t>
       </w:r>
       <w:r>
         <w:rPr>
           <w:b w:val="0"/>
           <w:i w:val="0"/>
         </w:rPr>
-        <w:t xml:space="preserve"> Eighteen weeks, this week to submission. Each week has one job, a short numbered task list, and a milestone that either happened or did not. Owners are deliberately absent: they are assigned in the Week 1 session, not by this memo. The bracketed tags trace each task to the risk in Table 2 it retires. A task with no traceable risk should not be on the list.</w:t>
+        <w:t xml:space="preserve"> Eighteen weeks, from this week to submission. Each week has one objective, a short numbered task list, and a milestone. Owners are not assigned here; they are set in the Week 1 session. The bracketed tags link each task to the risk in Table 2 it addresses.</w:t>
       </w:r>
     </w:p>
     <w:p>
       <w:pPr>
-        <w:spacing w:before="160" w:after="60"/>
+        <w:widowControl w:val="0"/>
+        <w:spacing w:before="100" w:after="60" w:lineRule="exact" w:line="264"/>
         <w:jc w:val="both"/>
       </w:pPr>
       <w:r>
@@ -3598,14 +3604,14 @@
           <w:b/>
           <w:i w:val="0"/>
         </w:rPr>
-        <w:t>The date that matters is 18 December, not 1 January.</w:t>
+        <w:t>The operative deadline is 18 December.</w:t>
       </w:r>
       <w:r>
         <w:rPr>
           <w:b w:val="0"/>
           <w:i w:val="0"/>
         </w:rPr>
-        <w:t xml:space="preserve"> Week 16 is the internal deadline. January 1 is a federal holiday, and the two weeks before it are the least reliable of the year. The plan therefore finishes the work before the holidays and treats the last fortnight as buffer and submission mechanics. Four weeks are checkpoints where the plan either holds or gets re-cut. Two are holidays and carry no planned work, because a plan that needs Christmas to succeed has already failed.</w:t>
+        <w:t xml:space="preserve"> Week 16 is the internal deadline. 1 January is a federal holiday and the two weeks before it are unreliable, so the plan completes the work before the holidays and reserves the final fortnight for buffer and submission mechanics. Four weeks are checkpoints at which the plan is confirmed or revised. Two are holiday weeks with no planned work.</w:t>
       </w:r>
     </w:p>
     <w:tbl>
@@ -3638,7 +3644,7 @@
           </w:tcPr>
           <w:p>
             <w:pPr>
-              <w:spacing w:before="30" w:after="30"/>
+              <w:spacing w:before="20" w:after="20" w:lineRule="exact" w:line="209"/>
               <w:jc w:val="left"/>
             </w:pPr>
             <w:r/>
@@ -3662,7 +3668,7 @@
           </w:tcPr>
           <w:p>
             <w:pPr>
-              <w:spacing w:before="30" w:after="30"/>
+              <w:spacing w:before="20" w:after="20" w:lineRule="exact" w:line="209"/>
               <w:jc w:val="left"/>
             </w:pPr>
             <w:r/>
@@ -3686,7 +3692,7 @@
           </w:tcPr>
           <w:p>
             <w:pPr>
-              <w:spacing w:before="30" w:after="30"/>
+              <w:spacing w:before="20" w:after="20" w:lineRule="exact" w:line="209"/>
               <w:jc w:val="left"/>
             </w:pPr>
             <w:r/>
@@ -3697,7 +3703,7 @@
                 <w:color w:val="14453F"/>
                 <w:sz w:val="18"/>
               </w:rPr>
-              <w:t>Why we go</w:t>
+              <w:t>Why we attend</w:t>
             </w:r>
           </w:p>
         </w:tc>
@@ -3710,7 +3716,7 @@
           </w:tcPr>
           <w:p>
             <w:pPr>
-              <w:spacing w:before="30" w:after="30"/>
+              <w:spacing w:before="20" w:after="20" w:lineRule="exact" w:line="209"/>
               <w:jc w:val="left"/>
             </w:pPr>
             <w:r/>
@@ -3721,7 +3727,7 @@
                 <w:color w:val="14453F"/>
                 <w:sz w:val="18"/>
               </w:rPr>
-              <w:t>What we must leave with</w:t>
+              <w:t>What the trip must produce</w:t>
             </w:r>
           </w:p>
         </w:tc>
@@ -3736,7 +3742,7 @@
           </w:tcPr>
           <w:p>
             <w:pPr>
-              <w:spacing w:before="30" w:after="30"/>
+              <w:spacing w:before="20" w:after="20" w:lineRule="exact" w:line="209"/>
               <w:jc w:val="left"/>
             </w:pPr>
             <w:r/>
@@ -3760,7 +3766,7 @@
           </w:tcPr>
           <w:p>
             <w:pPr>
-              <w:spacing w:before="30" w:after="30"/>
+              <w:spacing w:before="20" w:after="20" w:lineRule="exact" w:line="209"/>
               <w:jc w:val="left"/>
             </w:pPr>
             <w:r/>
@@ -3775,7 +3781,7 @@
           </w:p>
           <w:p>
             <w:pPr>
-              <w:spacing w:before="0" w:after="30"/>
+              <w:spacing w:before="0" w:after="30" w:lineRule="exact" w:line="209"/>
               <w:jc w:val="left"/>
             </w:pPr>
             <w:r>
@@ -3797,7 +3803,7 @@
           </w:tcPr>
           <w:p>
             <w:pPr>
-              <w:spacing w:before="30" w:after="30"/>
+              <w:spacing w:before="20" w:after="20" w:lineRule="exact" w:line="209"/>
               <w:jc w:val="left"/>
             </w:pPr>
             <w:r/>
@@ -3807,7 +3813,7 @@
                 <w:i w:val="0"/>
                 <w:sz w:val="18"/>
               </w:rPr>
-              <w:t>Provider and operator density in the segment we are actually selling to.</w:t>
+              <w:t>Provider and operator density in the target segment.</w:t>
             </w:r>
           </w:p>
         </w:tc>
@@ -3820,7 +3826,7 @@
           </w:tcPr>
           <w:p>
             <w:pPr>
-              <w:spacing w:before="30" w:after="30"/>
+              <w:spacing w:before="20" w:after="20" w:lineRule="exact" w:line="209"/>
               <w:jc w:val="left"/>
             </w:pPr>
             <w:r/>
@@ -3845,7 +3851,7 @@
           </w:tcPr>
           <w:p>
             <w:pPr>
-              <w:spacing w:before="30" w:after="30"/>
+              <w:spacing w:before="20" w:after="20" w:lineRule="exact" w:line="209"/>
               <w:jc w:val="left"/>
             </w:pPr>
             <w:r/>
@@ -3869,7 +3875,7 @@
           </w:tcPr>
           <w:p>
             <w:pPr>
-              <w:spacing w:before="30" w:after="30"/>
+              <w:spacing w:before="20" w:after="20" w:lineRule="exact" w:line="209"/>
               <w:jc w:val="left"/>
             </w:pPr>
             <w:r/>
@@ -3884,7 +3890,7 @@
           </w:p>
           <w:p>
             <w:pPr>
-              <w:spacing w:before="0" w:after="30"/>
+              <w:spacing w:before="0" w:after="30" w:lineRule="exact" w:line="209"/>
               <w:jc w:val="left"/>
             </w:pPr>
             <w:r>
@@ -3906,7 +3912,7 @@
           </w:tcPr>
           <w:p>
             <w:pPr>
-              <w:spacing w:before="30" w:after="30"/>
+              <w:spacing w:before="20" w:after="20" w:lineRule="exact" w:line="209"/>
               <w:jc w:val="left"/>
             </w:pPr>
             <w:r/>
@@ -3916,7 +3922,7 @@
                 <w:i w:val="0"/>
                 <w:sz w:val="18"/>
               </w:rPr>
-              <w:t>Aging and care-innovation buyers and the investors who follow them.</w:t>
+              <w:t>Aging and care-innovation buyers, and the investors who follow them.</w:t>
             </w:r>
           </w:p>
         </w:tc>
@@ -3929,7 +3935,7 @@
           </w:tcPr>
           <w:p>
             <w:pPr>
-              <w:spacing w:before="30" w:after="30"/>
+              <w:spacing w:before="20" w:after="20" w:lineRule="exact" w:line="209"/>
               <w:jc w:val="left"/>
             </w:pPr>
             <w:r/>
@@ -3955,7 +3961,7 @@
           </w:tcPr>
           <w:p>
             <w:pPr>
-              <w:spacing w:before="30" w:after="30"/>
+              <w:spacing w:before="20" w:after="20" w:lineRule="exact" w:line="209"/>
               <w:jc w:val="left"/>
             </w:pPr>
             <w:r/>
@@ -3980,7 +3986,7 @@
           </w:tcPr>
           <w:p>
             <w:pPr>
-              <w:spacing w:before="30" w:after="30"/>
+              <w:spacing w:before="20" w:after="20" w:lineRule="exact" w:line="209"/>
               <w:jc w:val="left"/>
             </w:pPr>
             <w:r/>
@@ -3995,7 +4001,7 @@
           </w:p>
           <w:p>
             <w:pPr>
-              <w:spacing w:before="0" w:after="30"/>
+              <w:spacing w:before="0" w:after="30" w:lineRule="exact" w:line="209"/>
               <w:jc w:val="left"/>
             </w:pPr>
             <w:r>
@@ -4018,7 +4024,7 @@
           </w:tcPr>
           <w:p>
             <w:pPr>
-              <w:spacing w:before="30" w:after="30"/>
+              <w:spacing w:before="20" w:after="20" w:lineRule="exact" w:line="209"/>
               <w:jc w:val="left"/>
             </w:pPr>
             <w:r/>
@@ -4028,7 +4034,7 @@
                 <w:i w:val="0"/>
                 <w:sz w:val="18"/>
               </w:rPr>
-              <w:t>The single highest concentration of risk-bearing buyers and investors in the four months.</w:t>
+              <w:t>The largest concentration of risk-bearing buyers and investors in the period.</w:t>
             </w:r>
           </w:p>
         </w:tc>
@@ -4042,7 +4048,7 @@
           </w:tcPr>
           <w:p>
             <w:pPr>
-              <w:spacing w:before="30" w:after="30"/>
+              <w:spacing w:before="20" w:after="20" w:lineRule="exact" w:line="209"/>
               <w:jc w:val="left"/>
             </w:pPr>
             <w:r/>
@@ -4067,7 +4073,7 @@
           </w:tcPr>
           <w:p>
             <w:pPr>
-              <w:spacing w:before="30" w:after="30"/>
+              <w:spacing w:before="20" w:after="20" w:lineRule="exact" w:line="209"/>
               <w:jc w:val="left"/>
             </w:pPr>
             <w:r/>
@@ -4091,7 +4097,7 @@
           </w:tcPr>
           <w:p>
             <w:pPr>
-              <w:spacing w:before="30" w:after="30"/>
+              <w:spacing w:before="20" w:after="20" w:lineRule="exact" w:line="209"/>
               <w:jc w:val="left"/>
             </w:pPr>
             <w:r/>
@@ -4106,7 +4112,7 @@
           </w:p>
           <w:p>
             <w:pPr>
-              <w:spacing w:before="0" w:after="30"/>
+              <w:spacing w:before="0" w:after="30" w:lineRule="exact" w:line="209"/>
               <w:jc w:val="left"/>
             </w:pPr>
             <w:r>
@@ -4128,7 +4134,7 @@
           </w:tcPr>
           <w:p>
             <w:pPr>
-              <w:spacing w:before="30" w:after="30"/>
+              <w:spacing w:before="20" w:after="20" w:lineRule="exact" w:line="209"/>
               <w:jc w:val="left"/>
             </w:pPr>
             <w:r/>
@@ -4138,7 +4144,7 @@
                 <w:i w:val="0"/>
                 <w:sz w:val="18"/>
               </w:rPr>
-              <w:t>Quality and population-health leaders who own the outcomes we would be contracting against.</w:t>
+              <w:t>Quality and population-health leaders who own the outcomes a contract would reference.</w:t>
             </w:r>
           </w:p>
         </w:tc>
@@ -4151,7 +4157,7 @@
           </w:tcPr>
           <w:p>
             <w:pPr>
-              <w:spacing w:before="30" w:after="30"/>
+              <w:spacing w:before="20" w:after="20" w:lineRule="exact" w:line="209"/>
               <w:jc w:val="left"/>
             </w:pPr>
             <w:r/>
@@ -4161,7 +4167,7 @@
                 <w:i w:val="0"/>
                 <w:sz w:val="18"/>
               </w:rPr>
-              <w:t>A read on which endpoint a quality leader finds credible.</w:t>
+              <w:t>A view on which endpoint a quality leader finds credible.</w:t>
             </w:r>
           </w:p>
         </w:tc>
@@ -4176,7 +4182,7 @@
           </w:tcPr>
           <w:p>
             <w:pPr>
-              <w:spacing w:before="30" w:after="30"/>
+              <w:spacing w:before="20" w:after="20" w:lineRule="exact" w:line="209"/>
               <w:jc w:val="left"/>
             </w:pPr>
             <w:r/>
@@ -4200,7 +4206,7 @@
           </w:tcPr>
           <w:p>
             <w:pPr>
-              <w:spacing w:before="30" w:after="30"/>
+              <w:spacing w:before="20" w:after="20" w:lineRule="exact" w:line="209"/>
               <w:jc w:val="left"/>
             </w:pPr>
             <w:r/>
@@ -4215,7 +4221,7 @@
           </w:p>
           <w:p>
             <w:pPr>
-              <w:spacing w:before="0" w:after="30"/>
+              <w:spacing w:before="0" w:after="30" w:lineRule="exact" w:line="209"/>
               <w:jc w:val="left"/>
             </w:pPr>
             <w:r>
@@ -4237,7 +4243,7 @@
           </w:tcPr>
           <w:p>
             <w:pPr>
-              <w:spacing w:before="30" w:after="30"/>
+              <w:spacing w:before="20" w:after="20" w:lineRule="exact" w:line="209"/>
               <w:jc w:val="left"/>
             </w:pPr>
             <w:r/>
@@ -4247,7 +4253,7 @@
                 <w:i w:val="0"/>
                 <w:sz w:val="18"/>
               </w:rPr>
-              <w:t>After submission. It is a constraint on the calendar, not an activity in the plan.</w:t>
+              <w:t>Falls after submission. A calendar constraint rather than an activity in this plan.</w:t>
             </w:r>
           </w:p>
         </w:tc>
@@ -4260,7 +4266,7 @@
           </w:tcPr>
           <w:p>
             <w:pPr>
-              <w:spacing w:before="30" w:after="30"/>
+              <w:spacing w:before="20" w:after="20" w:lineRule="exact" w:line="209"/>
               <w:jc w:val="left"/>
             </w:pPr>
             <w:r/>
@@ -4270,7 +4276,7 @@
                 <w:i w:val="0"/>
                 <w:sz w:val="18"/>
               </w:rPr>
-              <w:t>Nothing. Do not let January travel planning consume December.</w:t>
+              <w:t>No objective. January travel planning should not consume December.</w:t>
             </w:r>
           </w:p>
         </w:tc>
@@ -4295,7 +4301,7 @@
           <w:i w:val="0"/>
           <w:sz w:val="18"/>
         </w:rPr>
-        <w:t xml:space="preserve"> Conferences are worked, not attended. Each row states the one thing that makes the trip worth its cost. </w:t>
+        <w:t xml:space="preserve"> Conference objectives. Each row states what would make the trip worthwhile. </w:t>
       </w:r>
       <w:r>
         <w:rPr>
@@ -4316,7 +4322,8 @@
     </w:p>
     <w:p>
       <w:pPr>
-        <w:spacing w:before="160" w:after="60"/>
+        <w:widowControl w:val="0"/>
+        <w:spacing w:before="100" w:after="60" w:lineRule="exact" w:line="264"/>
         <w:jc w:val="both"/>
       </w:pPr>
       <w:r>
@@ -4324,20 +4331,20 @@
           <w:b/>
           <w:i w:val="0"/>
         </w:rPr>
-        <w:t>The standing rhythm, all eighteen weeks.</w:t>
+        <w:t>Standing weekly routine.</w:t>
       </w:r>
       <w:r>
         <w:rPr>
           <w:b w:val="0"/>
           <w:i w:val="0"/>
         </w:rPr>
-        <w:t xml:space="preserve"> Monday, thirty minutes on the numbers: outreach, meetings, offers, conversions, active customers, delivered outcomes, repeat purchasing, revenue, churn. Friday, numbers updated and one line on what moved. End of each month, an honest read against Table 2 saying which level we are tracking to. This is what makes the weeks below executable rather than aspirational.</w:t>
+        <w:t xml:space="preserve"> Monday, thirty minutes on the numbers: outreach, meetings, offers, conversions, active customers, delivered outcomes, repeat purchasing, revenue, and churn. Friday, numbers updated and a short note on what changed. End of each month, a review against Table 2 stating which level the company is tracking to.</w:t>
       </w:r>
     </w:p>
     <w:p>
       <w:pPr>
         <w:keepNext/>
-        <w:spacing w:before="170" w:after="0"/>
+        <w:spacing w:before="170" w:after="0" w:lineRule="exact" w:line="240"/>
         <w:jc w:val="left"/>
       </w:pPr>
       <w:r>
@@ -4387,7 +4394,7 @@
     <w:p>
       <w:pPr>
         <w:keepNext/>
-        <w:spacing w:before="0" w:after="20"/>
+        <w:spacing w:before="0" w:after="20" w:lineRule="exact" w:line="240"/>
         <w:jc w:val="left"/>
       </w:pPr>
       <w:r>
@@ -4397,13 +4404,13 @@
           <w:color w:val="14453F"/>
           <w:sz w:val="20"/>
         </w:rPr>
-        <w:t>Decide the shape of the sprint</w:t>
+        <w:t>Set the plan and the baseline</w:t>
       </w:r>
     </w:p>
     <w:p>
       <w:pPr>
         <w:keepNext/>
-        <w:spacing w:after="20" w:before="0"/>
+        <w:spacing w:after="20" w:before="0" w:lineRule="exact" w:line="240"/>
         <w:ind w:left="662" w:hanging="288"/>
         <w:jc w:val="left"/>
       </w:pPr>
@@ -4420,7 +4427,7 @@
           <w:i w:val="0"/>
           <w:sz w:val="20"/>
         </w:rPr>
-        <w:t xml:space="preserve">Working session with David and TJ: agree the minimums in Table 2 and whether both provider products run or one leads </w:t>
+        <w:t xml:space="preserve">Working session with David and TJ: agree the Table 2 minimums, and whether both provider products run or one leads </w:t>
       </w:r>
       <w:r>
         <w:rPr>
@@ -4435,7 +4442,7 @@
     <w:p>
       <w:pPr>
         <w:keepNext/>
-        <w:spacing w:after="20" w:before="0"/>
+        <w:spacing w:after="20" w:before="0" w:lineRule="exact" w:line="240"/>
         <w:ind w:left="662" w:hanging="288"/>
         <w:jc w:val="left"/>
       </w:pPr>
@@ -4452,7 +4459,7 @@
           <w:i w:val="0"/>
           <w:sz w:val="20"/>
         </w:rPr>
-        <w:t xml:space="preserve">Confirm the five conference dates in Table 4 and move any week they break </w:t>
+        <w:t xml:space="preserve">Confirm the five conference dates in Table 4 and move any affected week </w:t>
       </w:r>
       <w:r>
         <w:rPr>
@@ -4467,7 +4474,7 @@
     <w:p>
       <w:pPr>
         <w:keepNext/>
-        <w:spacing w:after="20" w:before="0"/>
+        <w:spacing w:after="20" w:before="0" w:lineRule="exact" w:line="240"/>
         <w:ind w:left="662" w:hanging="288"/>
         <w:jc w:val="left"/>
       </w:pPr>
@@ -4484,7 +4491,7 @@
           <w:i w:val="0"/>
           <w:sz w:val="20"/>
         </w:rPr>
-        <w:t xml:space="preserve">Stand up the weekly numbers and write down today's baseline </w:t>
+        <w:t xml:space="preserve">Set up the weekly numbers and record the current baseline </w:t>
       </w:r>
       <w:r>
         <w:rPr>
@@ -4498,7 +4505,7 @@
     </w:p>
     <w:p>
       <w:pPr>
-        <w:spacing w:before="0" w:after="80"/>
+        <w:spacing w:before="0" w:after="80" w:lineRule="exact" w:line="216"/>
         <w:jc w:val="left"/>
       </w:pPr>
       <w:r>
@@ -4517,13 +4524,13 @@
           <w:color w:val="5F6B64"/>
           <w:sz w:val="18"/>
         </w:rPr>
-        <w:t xml:space="preserve"> The plan is approved and the baseline exists.</w:t>
+        <w:t xml:space="preserve"> Plan approved, owners named, baseline recorded.</w:t>
       </w:r>
     </w:p>
     <w:p>
       <w:pPr>
         <w:keepNext/>
-        <w:spacing w:before="170" w:after="0"/>
+        <w:spacing w:before="170" w:after="0" w:lineRule="exact" w:line="240"/>
         <w:jc w:val="left"/>
       </w:pPr>
       <w:r>
@@ -4556,7 +4563,7 @@
     <w:p>
       <w:pPr>
         <w:keepNext/>
-        <w:spacing w:before="0" w:after="20"/>
+        <w:spacing w:before="0" w:after="20" w:lineRule="exact" w:line="240"/>
         <w:jc w:val="left"/>
       </w:pPr>
       <w:r>
@@ -4566,13 +4573,13 @@
           <w:color w:val="14453F"/>
           <w:sz w:val="20"/>
         </w:rPr>
-        <w:t>Package the two offers</w:t>
+        <w:t>Package the offers</w:t>
       </w:r>
     </w:p>
     <w:p>
       <w:pPr>
         <w:keepNext/>
-        <w:spacing w:after="20" w:before="0"/>
+        <w:spacing w:after="20" w:before="0" w:lineRule="exact" w:line="240"/>
         <w:ind w:left="662" w:hanging="288"/>
         <w:jc w:val="left"/>
       </w:pPr>
@@ -4589,7 +4596,7 @@
           <w:i w:val="0"/>
           <w:sz w:val="20"/>
         </w:rPr>
-        <w:t xml:space="preserve">Finalize Client Growth and Staffing pricing, terms, and what delivery includes </w:t>
+        <w:t xml:space="preserve">Finalize Client Growth and Staffing pricing, terms, and delivery scope </w:t>
       </w:r>
       <w:r>
         <w:rPr>
@@ -4604,7 +4611,7 @@
     <w:p>
       <w:pPr>
         <w:keepNext/>
-        <w:spacing w:after="20" w:before="0"/>
+        <w:spacing w:after="20" w:before="0" w:lineRule="exact" w:line="240"/>
         <w:ind w:left="662" w:hanging="288"/>
         <w:jc w:val="left"/>
       </w:pPr>
@@ -4621,7 +4628,7 @@
           <w:i w:val="0"/>
           <w:sz w:val="20"/>
         </w:rPr>
-        <w:t xml:space="preserve">Build the target list of non-medical home care agencies in the beachhead </w:t>
+        <w:t xml:space="preserve">Build the target list of non-medical home care agencies </w:t>
       </w:r>
       <w:r>
         <w:rPr>
@@ -4636,7 +4643,7 @@
     <w:p>
       <w:pPr>
         <w:keepNext/>
-        <w:spacing w:after="20" w:before="0"/>
+        <w:spacing w:after="20" w:before="0" w:lineRule="exact" w:line="240"/>
         <w:ind w:left="662" w:hanging="288"/>
         <w:jc w:val="left"/>
       </w:pPr>
@@ -4653,7 +4660,7 @@
           <w:i w:val="0"/>
           <w:sz w:val="20"/>
         </w:rPr>
-        <w:t xml:space="preserve">Write the sales workflow from first contact to signed </w:t>
+        <w:t xml:space="preserve">Write the sales workflow from first contact to signed agreement </w:t>
       </w:r>
       <w:r>
         <w:rPr>
@@ -4667,7 +4674,7 @@
     </w:p>
     <w:p>
       <w:pPr>
-        <w:spacing w:before="0" w:after="80"/>
+        <w:spacing w:before="0" w:after="80" w:lineRule="exact" w:line="216"/>
         <w:jc w:val="left"/>
       </w:pPr>
       <w:r>
@@ -4686,13 +4693,13 @@
           <w:color w:val="5F6B64"/>
           <w:sz w:val="18"/>
         </w:rPr>
-        <w:t xml:space="preserve"> Anyone on the team could run a first sales call unaided.</w:t>
+        <w:t xml:space="preserve"> Offers, pricing, and sales workflow documented.</w:t>
       </w:r>
     </w:p>
     <w:p>
       <w:pPr>
         <w:keepNext/>
-        <w:spacing w:before="170" w:after="0"/>
+        <w:spacing w:before="170" w:after="0" w:lineRule="exact" w:line="240"/>
         <w:jc w:val="left"/>
       </w:pPr>
       <w:r>
@@ -4725,7 +4732,7 @@
     <w:p>
       <w:pPr>
         <w:keepNext/>
-        <w:spacing w:before="0" w:after="20"/>
+        <w:spacing w:before="0" w:after="20" w:lineRule="exact" w:line="240"/>
         <w:jc w:val="left"/>
       </w:pPr>
       <w:r>
@@ -4735,13 +4742,13 @@
           <w:color w:val="14453F"/>
           <w:sz w:val="20"/>
         </w:rPr>
-        <w:t>Start selling and start listening</w:t>
+        <w:t>Begin outreach and buyer discovery</w:t>
       </w:r>
     </w:p>
     <w:p>
       <w:pPr>
         <w:keepNext/>
-        <w:spacing w:after="20" w:before="0"/>
+        <w:spacing w:after="20" w:before="0" w:lineRule="exact" w:line="240"/>
         <w:ind w:left="662" w:hanging="288"/>
         <w:jc w:val="left"/>
       </w:pPr>
@@ -4758,7 +4765,7 @@
           <w:i w:val="0"/>
           <w:sz w:val="20"/>
         </w:rPr>
-        <w:t xml:space="preserve">Begin concentrated outreach against the target list </w:t>
+        <w:t xml:space="preserve">Begin concentrated outreach to the target list </w:t>
       </w:r>
       <w:r>
         <w:rPr>
@@ -4773,7 +4780,7 @@
     <w:p>
       <w:pPr>
         <w:keepNext/>
-        <w:spacing w:after="20" w:before="0"/>
+        <w:spacing w:after="20" w:before="0" w:lineRule="exact" w:line="240"/>
         <w:ind w:left="662" w:hanging="288"/>
         <w:jc w:val="left"/>
       </w:pPr>
@@ -4790,7 +4797,7 @@
           <w:i w:val="0"/>
           <w:sz w:val="20"/>
         </w:rPr>
-        <w:t xml:space="preserve">Finish the buyer interview guide from the fifteen questions in Section 6 </w:t>
+        <w:t xml:space="preserve">Complete the buyer interview guide from the fifteen questions in Section 6 </w:t>
       </w:r>
       <w:r>
         <w:rPr>
@@ -4805,7 +4812,7 @@
     <w:p>
       <w:pPr>
         <w:keepNext/>
-        <w:spacing w:after="20" w:before="0"/>
+        <w:spacing w:after="20" w:before="0" w:lineRule="exact" w:line="240"/>
         <w:ind w:left="662" w:hanging="288"/>
         <w:jc w:val="left"/>
       </w:pPr>
@@ -4822,7 +4829,7 @@
           <w:i w:val="0"/>
           <w:sz w:val="20"/>
         </w:rPr>
-        <w:t xml:space="preserve">Book the first risk-bearing-organization conversations </w:t>
+        <w:t xml:space="preserve">Book the first conversations with risk-bearing organizations </w:t>
       </w:r>
       <w:r>
         <w:rPr>
@@ -4836,7 +4843,7 @@
     </w:p>
     <w:p>
       <w:pPr>
-        <w:spacing w:before="0" w:after="80"/>
+        <w:spacing w:before="0" w:after="80" w:lineRule="exact" w:line="216"/>
         <w:jc w:val="left"/>
       </w:pPr>
       <w:r>
@@ -4855,13 +4862,13 @@
           <w:color w:val="5F6B64"/>
           <w:sz w:val="18"/>
         </w:rPr>
-        <w:t xml:space="preserve"> Outreach is live and the first buyer calls are on the calendar.</w:t>
+        <w:t xml:space="preserve"> Outreach underway and the first buyer calls scheduled.</w:t>
       </w:r>
     </w:p>
     <w:p>
       <w:pPr>
         <w:keepNext/>
-        <w:spacing w:before="170" w:after="0"/>
+        <w:spacing w:before="170" w:after="0" w:lineRule="exact" w:line="240"/>
         <w:jc w:val="left"/>
       </w:pPr>
       <w:r>
@@ -4894,7 +4901,7 @@
     <w:p>
       <w:pPr>
         <w:keepNext/>
-        <w:spacing w:before="0" w:after="20"/>
+        <w:spacing w:before="0" w:after="20" w:lineRule="exact" w:line="240"/>
         <w:jc w:val="left"/>
       </w:pPr>
       <w:r>
@@ -4904,13 +4911,13 @@
           <w:color w:val="14453F"/>
           <w:sz w:val="20"/>
         </w:rPr>
-        <w:t>Draw the CRP-entry line</w:t>
+        <w:t>Define the CRP-entry state</w:t>
       </w:r>
     </w:p>
     <w:p>
       <w:pPr>
         <w:keepNext/>
-        <w:spacing w:after="20" w:before="0"/>
+        <w:spacing w:after="20" w:before="0" w:lineRule="exact" w:line="240"/>
         <w:ind w:left="662" w:hanging="288"/>
         <w:jc w:val="left"/>
       </w:pPr>
@@ -4927,7 +4934,7 @@
           <w:i w:val="0"/>
           <w:sz w:val="20"/>
         </w:rPr>
-        <w:t xml:space="preserve">Write down exactly what CareNavigator must complete before CRP Day 1, and what it will not do </w:t>
+        <w:t xml:space="preserve">Write the definition of what CareNavigator must complete before CRP Day 1 and what is out of scope </w:t>
       </w:r>
       <w:r>
         <w:rPr>
@@ -4942,7 +4949,7 @@
     <w:p>
       <w:pPr>
         <w:keepNext/>
-        <w:spacing w:after="20" w:before="0"/>
+        <w:spacing w:after="20" w:before="0" w:lineRule="exact" w:line="240"/>
         <w:ind w:left="662" w:hanging="288"/>
         <w:jc w:val="left"/>
       </w:pPr>
@@ -4974,7 +4981,7 @@
     <w:p>
       <w:pPr>
         <w:keepNext/>
-        <w:spacing w:after="20" w:before="0"/>
+        <w:spacing w:after="20" w:before="0" w:lineRule="exact" w:line="240"/>
         <w:ind w:left="662" w:hanging="288"/>
         <w:jc w:val="left"/>
       </w:pPr>
@@ -4991,7 +4998,7 @@
           <w:i w:val="0"/>
           <w:sz w:val="20"/>
         </w:rPr>
-        <w:t xml:space="preserve">Keep selling </w:t>
+        <w:t xml:space="preserve">Continue outreach </w:t>
       </w:r>
       <w:r>
         <w:rPr>
@@ -5005,7 +5012,7 @@
     </w:p>
     <w:p>
       <w:pPr>
-        <w:spacing w:before="0" w:after="80"/>
+        <w:spacing w:before="0" w:after="80" w:lineRule="exact" w:line="216"/>
         <w:jc w:val="left"/>
       </w:pPr>
       <w:r>
@@ -5024,13 +5031,13 @@
           <w:color w:val="5F6B64"/>
           <w:sz w:val="18"/>
         </w:rPr>
-        <w:t xml:space="preserve"> The development-versus-validation boundary is written, not assumed.</w:t>
+        <w:t xml:space="preserve"> The development and validation boundary is documented.</w:t>
       </w:r>
     </w:p>
     <w:p>
       <w:pPr>
         <w:keepNext/>
-        <w:spacing w:before="170" w:after="0"/>
+        <w:spacing w:before="170" w:after="0" w:lineRule="exact" w:line="240"/>
         <w:jc w:val="left"/>
       </w:pPr>
       <w:r>
@@ -5080,7 +5087,7 @@
     <w:p>
       <w:pPr>
         <w:keepNext/>
-        <w:spacing w:before="0" w:after="20"/>
+        <w:spacing w:before="0" w:after="20" w:lineRule="exact" w:line="240"/>
         <w:jc w:val="left"/>
       </w:pPr>
       <w:r>
@@ -5090,13 +5097,13 @@
           <w:color w:val="14453F"/>
           <w:sz w:val="20"/>
         </w:rPr>
-        <w:t>First close and Month 1 checkpoint</w:t>
+        <w:t>First close and Month 1 review</w:t>
       </w:r>
     </w:p>
     <w:p>
       <w:pPr>
         <w:keepNext/>
-        <w:spacing w:after="20" w:before="0"/>
+        <w:spacing w:after="20" w:before="0" w:lineRule="exact" w:line="240"/>
         <w:ind w:left="662" w:hanging="288"/>
         <w:jc w:val="left"/>
       </w:pPr>
@@ -5128,7 +5135,7 @@
     <w:p>
       <w:pPr>
         <w:keepNext/>
-        <w:spacing w:after="20" w:before="0"/>
+        <w:spacing w:after="20" w:before="0" w:lineRule="exact" w:line="240"/>
         <w:ind w:left="662" w:hanging="288"/>
         <w:jc w:val="left"/>
       </w:pPr>
@@ -5145,7 +5152,7 @@
           <w:i w:val="0"/>
           <w:sz w:val="20"/>
         </w:rPr>
-        <w:t xml:space="preserve">Two more buyer interviews </w:t>
+        <w:t xml:space="preserve">Two further buyer interviews </w:t>
       </w:r>
       <w:r>
         <w:rPr>
@@ -5160,7 +5167,7 @@
     <w:p>
       <w:pPr>
         <w:keepNext/>
-        <w:spacing w:after="20" w:before="0"/>
+        <w:spacing w:after="20" w:before="0" w:lineRule="exact" w:line="240"/>
         <w:ind w:left="662" w:hanging="288"/>
         <w:jc w:val="left"/>
       </w:pPr>
@@ -5177,7 +5184,7 @@
           <w:i w:val="0"/>
           <w:sz w:val="20"/>
         </w:rPr>
-        <w:t xml:space="preserve">Review against Table 2 and say which level we are tracking to </w:t>
+        <w:t xml:space="preserve">Review against Table 2 and state which level the company is tracking to </w:t>
       </w:r>
       <w:r>
         <w:rPr>
@@ -5191,7 +5198,7 @@
     </w:p>
     <w:p>
       <w:pPr>
-        <w:spacing w:before="0" w:after="80"/>
+        <w:spacing w:before="0" w:after="80" w:lineRule="exact" w:line="216"/>
         <w:jc w:val="left"/>
       </w:pPr>
       <w:r>
@@ -5210,13 +5217,13 @@
           <w:color w:val="5F6B64"/>
           <w:sz w:val="18"/>
         </w:rPr>
-        <w:t xml:space="preserve"> Revenue exists, or we know by 2 October that it will not.</w:t>
+        <w:t xml:space="preserve"> First revenue recorded, or a documented account of why not.</w:t>
       </w:r>
     </w:p>
     <w:p>
       <w:pPr>
         <w:keepNext/>
-        <w:spacing w:before="170" w:after="0"/>
+        <w:spacing w:before="170" w:after="0" w:lineRule="exact" w:line="240"/>
         <w:jc w:val="left"/>
       </w:pPr>
       <w:r>
@@ -5249,7 +5256,7 @@
     <w:p>
       <w:pPr>
         <w:keepNext/>
-        <w:spacing w:before="0" w:after="20"/>
+        <w:spacing w:before="0" w:after="20" w:lineRule="exact" w:line="240"/>
         <w:jc w:val="left"/>
       </w:pPr>
       <w:r>
@@ -5265,7 +5272,7 @@
     <w:p>
       <w:pPr>
         <w:keepNext/>
-        <w:spacing w:after="20" w:before="0"/>
+        <w:spacing w:after="20" w:before="0" w:lineRule="exact" w:line="240"/>
         <w:ind w:left="662" w:hanging="288"/>
         <w:jc w:val="left"/>
       </w:pPr>
@@ -5282,7 +5289,7 @@
           <w:i w:val="0"/>
           <w:sz w:val="20"/>
         </w:rPr>
-        <w:t xml:space="preserve">Simplify delivery to what the first customers actually needed </w:t>
+        <w:t xml:space="preserve">Simplify delivery based on what the first customers required </w:t>
       </w:r>
       <w:r>
         <w:rPr>
@@ -5297,7 +5304,7 @@
     <w:p>
       <w:pPr>
         <w:keepNext/>
-        <w:spacing w:after="20" w:before="0"/>
+        <w:spacing w:after="20" w:before="0" w:lineRule="exact" w:line="240"/>
         <w:ind w:left="662" w:hanging="288"/>
         <w:jc w:val="left"/>
       </w:pPr>
@@ -5329,7 +5336,7 @@
     <w:p>
       <w:pPr>
         <w:keepNext/>
-        <w:spacing w:after="20" w:before="0"/>
+        <w:spacing w:after="20" w:before="0" w:lineRule="exact" w:line="240"/>
         <w:ind w:left="662" w:hanging="288"/>
         <w:jc w:val="left"/>
       </w:pPr>
@@ -5346,7 +5353,7 @@
           <w:i w:val="0"/>
           <w:sz w:val="20"/>
         </w:rPr>
-        <w:t xml:space="preserve">Begin verification planning for the workflows that touch a real application </w:t>
+        <w:t xml:space="preserve">Begin verification planning for the workflows that touch a live application </w:t>
       </w:r>
       <w:r>
         <w:rPr>
@@ -5360,7 +5367,7 @@
     </w:p>
     <w:p>
       <w:pPr>
-        <w:spacing w:before="0" w:after="80"/>
+        <w:spacing w:before="0" w:after="80" w:lineRule="exact" w:line="216"/>
         <w:jc w:val="left"/>
       </w:pPr>
       <w:r>
@@ -5379,13 +5386,13 @@
           <w:color w:val="5F6B64"/>
           <w:sz w:val="18"/>
         </w:rPr>
-        <w:t xml:space="preserve"> The second customer costs less to serve than the first.</w:t>
+        <w:t xml:space="preserve"> Delivery cost for the second customer is lower than for the first.</w:t>
       </w:r>
     </w:p>
     <w:p>
       <w:pPr>
         <w:keepNext/>
-        <w:spacing w:before="170" w:after="0"/>
+        <w:spacing w:before="170" w:after="0" w:lineRule="exact" w:line="240"/>
         <w:jc w:val="left"/>
       </w:pPr>
       <w:r>
@@ -5418,7 +5425,7 @@
     <w:p>
       <w:pPr>
         <w:keepNext/>
-        <w:spacing w:before="0" w:after="20"/>
+        <w:spacing w:before="0" w:after="20" w:lineRule="exact" w:line="240"/>
         <w:jc w:val="left"/>
       </w:pPr>
       <w:r>
@@ -5428,13 +5435,13 @@
           <w:color w:val="14453F"/>
           <w:sz w:val="20"/>
         </w:rPr>
-        <w:t>Second cohort and first repeat</w:t>
+        <w:t>Second cohort and first repeat purchase</w:t>
       </w:r>
     </w:p>
     <w:p>
       <w:pPr>
         <w:keepNext/>
-        <w:spacing w:after="20" w:before="0"/>
+        <w:spacing w:after="20" w:before="0" w:lineRule="exact" w:line="240"/>
         <w:ind w:left="662" w:hanging="288"/>
         <w:jc w:val="left"/>
       </w:pPr>
@@ -5451,7 +5458,7 @@
           <w:i w:val="0"/>
           <w:sz w:val="20"/>
         </w:rPr>
-        <w:t xml:space="preserve">Convert a second cohort and look for the first repeat purchase </w:t>
+        <w:t xml:space="preserve">Convert a second cohort and pursue the first repeat purchase </w:t>
       </w:r>
       <w:r>
         <w:rPr>
@@ -5466,7 +5473,7 @@
     <w:p>
       <w:pPr>
         <w:keepNext/>
-        <w:spacing w:after="20" w:before="0"/>
+        <w:spacing w:after="20" w:before="0" w:lineRule="exact" w:line="240"/>
         <w:ind w:left="662" w:hanging="288"/>
         <w:jc w:val="left"/>
       </w:pPr>
@@ -5498,7 +5505,7 @@
     <w:p>
       <w:pPr>
         <w:keepNext/>
-        <w:spacing w:after="20" w:before="0"/>
+        <w:spacing w:after="20" w:before="0" w:lineRule="exact" w:line="240"/>
         <w:ind w:left="662" w:hanging="288"/>
         <w:jc w:val="left"/>
       </w:pPr>
@@ -5515,7 +5522,7 @@
           <w:i w:val="0"/>
           <w:sz w:val="20"/>
         </w:rPr>
-        <w:t xml:space="preserve">Draft the revised aim architecture from what buyers are saying </w:t>
+        <w:t xml:space="preserve">Draft the aim architecture from the buyer input to date </w:t>
       </w:r>
       <w:r>
         <w:rPr>
@@ -5529,7 +5536,7 @@
     </w:p>
     <w:p>
       <w:pPr>
-        <w:spacing w:before="0" w:after="80"/>
+        <w:spacing w:before="0" w:after="80" w:lineRule="exact" w:line="216"/>
         <w:jc w:val="left"/>
       </w:pPr>
       <w:r>
@@ -5548,13 +5555,13 @@
           <w:color w:val="5F6B64"/>
           <w:sz w:val="18"/>
         </w:rPr>
-        <w:t xml:space="preserve"> One customer has bought twice.</w:t>
+        <w:t xml:space="preserve"> One customer has purchased twice.</w:t>
       </w:r>
     </w:p>
     <w:p>
       <w:pPr>
         <w:keepNext/>
-        <w:spacing w:before="170" w:after="0"/>
+        <w:spacing w:before="170" w:after="0" w:lineRule="exact" w:line="240"/>
         <w:jc w:val="left"/>
       </w:pPr>
       <w:r>
@@ -5587,7 +5594,7 @@
     <w:p>
       <w:pPr>
         <w:keepNext/>
-        <w:spacing w:before="0" w:after="20"/>
+        <w:spacing w:before="0" w:after="20" w:lineRule="exact" w:line="240"/>
         <w:jc w:val="left"/>
       </w:pPr>
       <w:r>
@@ -5597,13 +5604,13 @@
           <w:color w:val="14453F"/>
           <w:sz w:val="20"/>
         </w:rPr>
-        <w:t>Requirements converge</w:t>
+        <w:t>Consolidate the buyer requirements</w:t>
       </w:r>
     </w:p>
     <w:p>
       <w:pPr>
         <w:keepNext/>
-        <w:spacing w:after="20" w:before="0"/>
+        <w:spacing w:after="20" w:before="0" w:lineRule="exact" w:line="240"/>
         <w:ind w:left="662" w:hanging="288"/>
         <w:jc w:val="left"/>
       </w:pPr>
@@ -5620,7 +5627,7 @@
           <w:i w:val="0"/>
           <w:sz w:val="20"/>
         </w:rPr>
-        <w:t xml:space="preserve">Write up where buyers agree and where they do not </w:t>
+        <w:t xml:space="preserve">Write up where buyers agree and where they differ </w:t>
       </w:r>
       <w:r>
         <w:rPr>
@@ -5635,7 +5642,7 @@
     <w:p>
       <w:pPr>
         <w:keepNext/>
-        <w:spacing w:after="20" w:before="0"/>
+        <w:spacing w:after="20" w:before="0" w:lineRule="exact" w:line="240"/>
         <w:ind w:left="662" w:hanging="288"/>
         <w:jc w:val="left"/>
       </w:pPr>
@@ -5652,7 +5659,7 @@
           <w:i w:val="0"/>
           <w:sz w:val="20"/>
         </w:rPr>
-        <w:t xml:space="preserve">First investor update, using observed traction only </w:t>
+        <w:t xml:space="preserve">First investor update, using observed results </w:t>
       </w:r>
       <w:r>
         <w:rPr>
@@ -5667,7 +5674,7 @@
     <w:p>
       <w:pPr>
         <w:keepNext/>
-        <w:spacing w:after="20" w:before="0"/>
+        <w:spacing w:after="20" w:before="0" w:lineRule="exact" w:line="240"/>
         <w:ind w:left="662" w:hanging="288"/>
         <w:jc w:val="left"/>
       </w:pPr>
@@ -5698,7 +5705,7 @@
     </w:p>
     <w:p>
       <w:pPr>
-        <w:spacing w:before="0" w:after="80"/>
+        <w:spacing w:before="0" w:after="80" w:lineRule="exact" w:line="216"/>
         <w:jc w:val="left"/>
       </w:pPr>
       <w:r>
@@ -5717,13 +5724,13 @@
           <w:color w:val="5F6B64"/>
           <w:sz w:val="18"/>
         </w:rPr>
-        <w:t xml:space="preserve"> We can state what a buyer would require, in their words.</w:t>
+        <w:t xml:space="preserve"> A written statement of what a buyer would require.</w:t>
       </w:r>
     </w:p>
     <w:p>
       <w:pPr>
         <w:keepNext/>
-        <w:spacing w:before="170" w:after="0"/>
+        <w:spacing w:before="170" w:after="0" w:lineRule="exact" w:line="240"/>
         <w:jc w:val="left"/>
       </w:pPr>
       <w:r>
@@ -5773,7 +5780,7 @@
     <w:p>
       <w:pPr>
         <w:keepNext/>
-        <w:spacing w:before="0" w:after="20"/>
+        <w:spacing w:before="0" w:after="20" w:lineRule="exact" w:line="240"/>
         <w:jc w:val="left"/>
       </w:pPr>
       <w:r>
@@ -5783,13 +5790,13 @@
           <w:color w:val="14453F"/>
           <w:sz w:val="20"/>
         </w:rPr>
-        <w:t>Month 2 checkpoint and conference prep</w:t>
+        <w:t>Month 2 review and conference preparation</w:t>
       </w:r>
     </w:p>
     <w:p>
       <w:pPr>
         <w:keepNext/>
-        <w:spacing w:after="20" w:before="0"/>
+        <w:spacing w:after="20" w:before="0" w:lineRule="exact" w:line="240"/>
         <w:ind w:left="662" w:hanging="288"/>
         <w:jc w:val="left"/>
       </w:pPr>
@@ -5806,7 +5813,7 @@
           <w:i w:val="0"/>
           <w:sz w:val="20"/>
         </w:rPr>
-        <w:t xml:space="preserve">Review against Table 2; re-cut the plan if the minimums are out of reach </w:t>
+        <w:t xml:space="preserve">Review against Table 2 and revise the plan if the minimums are out of reach </w:t>
       </w:r>
       <w:r>
         <w:rPr>
@@ -5821,7 +5828,7 @@
     <w:p>
       <w:pPr>
         <w:keepNext/>
-        <w:spacing w:after="20" w:before="0"/>
+        <w:spacing w:after="20" w:before="0" w:lineRule="exact" w:line="240"/>
         <w:ind w:left="662" w:hanging="288"/>
         <w:jc w:val="left"/>
       </w:pPr>
@@ -5853,7 +5860,7 @@
     <w:p>
       <w:pPr>
         <w:keepNext/>
-        <w:spacing w:after="20" w:before="0"/>
+        <w:spacing w:after="20" w:before="0" w:lineRule="exact" w:line="240"/>
         <w:ind w:left="662" w:hanging="288"/>
         <w:jc w:val="left"/>
       </w:pPr>
@@ -5884,7 +5891,7 @@
     </w:p>
     <w:p>
       <w:pPr>
-        <w:spacing w:before="0" w:after="80"/>
+        <w:spacing w:before="0" w:after="80" w:lineRule="exact" w:line="216"/>
         <w:jc w:val="left"/>
       </w:pPr>
       <w:r>
@@ -5903,13 +5910,13 @@
           <w:color w:val="5F6B64"/>
           <w:sz w:val="18"/>
         </w:rPr>
-        <w:t xml:space="preserve"> Either the January minimums are still live, or the plan changes today.</w:t>
+        <w:t xml:space="preserve"> January minimums confirmed as reachable, or the plan revised.</w:t>
       </w:r>
     </w:p>
     <w:p>
       <w:pPr>
         <w:keepNext/>
-        <w:spacing w:before="170" w:after="0"/>
+        <w:spacing w:before="170" w:after="0" w:lineRule="exact" w:line="240"/>
         <w:jc w:val="left"/>
       </w:pPr>
       <w:r>
@@ -5942,7 +5949,7 @@
     <w:p>
       <w:pPr>
         <w:keepNext/>
-        <w:spacing w:before="0" w:after="20"/>
+        <w:spacing w:before="0" w:after="20" w:lineRule="exact" w:line="240"/>
         <w:jc w:val="left"/>
       </w:pPr>
       <w:r>
@@ -5958,7 +5965,7 @@
     <w:p>
       <w:pPr>
         <w:keepNext/>
-        <w:spacing w:after="20" w:before="0"/>
+        <w:spacing w:after="20" w:before="0" w:lineRule="exact" w:line="240"/>
         <w:ind w:left="662" w:hanging="288"/>
         <w:jc w:val="left"/>
       </w:pPr>
@@ -5990,7 +5997,7 @@
     <w:p>
       <w:pPr>
         <w:keepNext/>
-        <w:spacing w:after="20" w:before="0"/>
+        <w:spacing w:after="20" w:before="0" w:lineRule="exact" w:line="240"/>
         <w:ind w:left="662" w:hanging="288"/>
         <w:jc w:val="left"/>
       </w:pPr>
@@ -6007,7 +6014,7 @@
           <w:i w:val="0"/>
           <w:sz w:val="20"/>
         </w:rPr>
-        <w:t xml:space="preserve">Get concrete feedback on proof-of-concept design and decision thresholds </w:t>
+        <w:t xml:space="preserve">Obtain feedback on proof-of-concept design and decision thresholds </w:t>
       </w:r>
       <w:r>
         <w:rPr>
@@ -6022,7 +6029,7 @@
     <w:p>
       <w:pPr>
         <w:keepNext/>
-        <w:spacing w:after="20" w:before="0"/>
+        <w:spacing w:after="20" w:before="0" w:lineRule="exact" w:line="240"/>
         <w:ind w:left="662" w:hanging="288"/>
         <w:jc w:val="left"/>
       </w:pPr>
@@ -6039,7 +6046,7 @@
           <w:i w:val="0"/>
           <w:sz w:val="20"/>
         </w:rPr>
-        <w:t xml:space="preserve">Keep the sales cadence running behind the travel </w:t>
+        <w:t xml:space="preserve">Maintain the sales cadence during travel </w:t>
       </w:r>
       <w:r>
         <w:rPr>
@@ -6053,7 +6060,7 @@
     </w:p>
     <w:p>
       <w:pPr>
-        <w:spacing w:before="0" w:after="80"/>
+        <w:spacing w:before="0" w:after="80" w:lineRule="exact" w:line="216"/>
         <w:jc w:val="left"/>
       </w:pPr>
       <w:r>
@@ -6072,13 +6079,13 @@
           <w:color w:val="5F6B64"/>
           <w:sz w:val="18"/>
         </w:rPr>
-        <w:t xml:space="preserve"> Three organizations have reacted to a specific proof-of-concept design.</w:t>
+        <w:t xml:space="preserve"> Three organizations have responded to a specific proof-of-concept design.</w:t>
       </w:r>
     </w:p>
     <w:p>
       <w:pPr>
         <w:keepNext/>
-        <w:spacing w:before="170" w:after="0"/>
+        <w:spacing w:before="170" w:after="0" w:lineRule="exact" w:line="240"/>
         <w:jc w:val="left"/>
       </w:pPr>
       <w:r>
@@ -6111,7 +6118,7 @@
     <w:p>
       <w:pPr>
         <w:keepNext/>
-        <w:spacing w:before="0" w:after="20"/>
+        <w:spacing w:before="0" w:after="20" w:lineRule="exact" w:line="240"/>
         <w:jc w:val="left"/>
       </w:pPr>
       <w:r>
@@ -6121,13 +6128,13 @@
           <w:color w:val="14453F"/>
           <w:sz w:val="20"/>
         </w:rPr>
-        <w:t>Convert the conference</w:t>
+        <w:t>Follow up</w:t>
       </w:r>
     </w:p>
     <w:p>
       <w:pPr>
         <w:keepNext/>
-        <w:spacing w:after="20" w:before="0"/>
+        <w:spacing w:after="20" w:before="0" w:lineRule="exact" w:line="240"/>
         <w:ind w:left="662" w:hanging="288"/>
         <w:jc w:val="left"/>
       </w:pPr>
@@ -6144,7 +6151,7 @@
           <w:i w:val="0"/>
           <w:sz w:val="20"/>
         </w:rPr>
-        <w:t xml:space="preserve">Follow up every conversation within five days or it did not happen </w:t>
+        <w:t xml:space="preserve">Follow up every conference conversation within five days </w:t>
       </w:r>
       <w:r>
         <w:rPr>
@@ -6159,7 +6166,7 @@
     <w:p>
       <w:pPr>
         <w:keepNext/>
-        <w:spacing w:after="20" w:before="0"/>
+        <w:spacing w:after="20" w:before="0" w:lineRule="exact" w:line="240"/>
         <w:ind w:left="662" w:hanging="288"/>
         <w:jc w:val="left"/>
       </w:pPr>
@@ -6176,7 +6183,7 @@
           <w:i w:val="0"/>
           <w:sz w:val="20"/>
         </w:rPr>
-        <w:t xml:space="preserve">Increase the paying-provider count </w:t>
+        <w:t xml:space="preserve">Increase the number of paying providers </w:t>
       </w:r>
       <w:r>
         <w:rPr>
@@ -6191,7 +6198,7 @@
     <w:p>
       <w:pPr>
         <w:keepNext/>
-        <w:spacing w:after="20" w:before="0"/>
+        <w:spacing w:after="20" w:before="0" w:lineRule="exact" w:line="240"/>
         <w:ind w:left="662" w:hanging="288"/>
         <w:jc w:val="left"/>
       </w:pPr>
@@ -6222,7 +6229,7 @@
     </w:p>
     <w:p>
       <w:pPr>
-        <w:spacing w:before="0" w:after="80"/>
+        <w:spacing w:before="0" w:after="80" w:lineRule="exact" w:line="216"/>
         <w:jc w:val="left"/>
       </w:pPr>
       <w:r>
@@ -6241,13 +6248,13 @@
           <w:color w:val="5F6B64"/>
           <w:sz w:val="18"/>
         </w:rPr>
-        <w:t xml:space="preserve"> Every conference conversation has a next step with a date.</w:t>
+        <w:t xml:space="preserve"> Every conference conversation has a scheduled next step.</w:t>
       </w:r>
     </w:p>
     <w:p>
       <w:pPr>
         <w:keepNext/>
-        <w:spacing w:before="170" w:after="0"/>
+        <w:spacing w:before="170" w:after="0" w:lineRule="exact" w:line="240"/>
         <w:jc w:val="left"/>
       </w:pPr>
       <w:r>
@@ -6280,7 +6287,7 @@
     <w:p>
       <w:pPr>
         <w:keepNext/>
-        <w:spacing w:before="0" w:after="20"/>
+        <w:spacing w:before="0" w:after="20" w:lineRule="exact" w:line="240"/>
         <w:jc w:val="left"/>
       </w:pPr>
       <w:r>
@@ -6296,7 +6303,7 @@
     <w:p>
       <w:pPr>
         <w:keepNext/>
-        <w:spacing w:after="20" w:before="0"/>
+        <w:spacing w:after="20" w:before="0" w:lineRule="exact" w:line="240"/>
         <w:ind w:left="662" w:hanging="288"/>
         <w:jc w:val="left"/>
       </w:pPr>
@@ -6313,7 +6320,7 @@
           <w:i w:val="0"/>
           <w:sz w:val="20"/>
         </w:rPr>
-        <w:t xml:space="preserve">Research Strategy draft on the new aim architecture </w:t>
+        <w:t xml:space="preserve">Research Strategy draft on the aim architecture </w:t>
       </w:r>
       <w:r>
         <w:rPr>
@@ -6328,7 +6335,7 @@
     <w:p>
       <w:pPr>
         <w:keepNext/>
-        <w:spacing w:after="20" w:before="0"/>
+        <w:spacing w:after="20" w:before="0" w:lineRule="exact" w:line="240"/>
         <w:ind w:left="662" w:hanging="288"/>
         <w:jc w:val="left"/>
       </w:pPr>
@@ -6345,7 +6352,7 @@
           <w:i w:val="0"/>
           <w:sz w:val="20"/>
         </w:rPr>
-        <w:t xml:space="preserve">Commercialization Plan draft against observed traction </w:t>
+        <w:t xml:space="preserve">Commercialization Plan draft against observed results </w:t>
       </w:r>
       <w:r>
         <w:rPr>
@@ -6360,7 +6367,7 @@
     <w:p>
       <w:pPr>
         <w:keepNext/>
-        <w:spacing w:after="20" w:before="0"/>
+        <w:spacing w:after="20" w:before="0" w:lineRule="exact" w:line="240"/>
         <w:ind w:left="662" w:hanging="288"/>
         <w:jc w:val="left"/>
       </w:pPr>
@@ -6391,7 +6398,7 @@
     </w:p>
     <w:p>
       <w:pPr>
-        <w:spacing w:before="0" w:after="80"/>
+        <w:spacing w:before="0" w:after="80" w:lineRule="exact" w:line="216"/>
         <w:jc w:val="left"/>
       </w:pPr>
       <w:r>
@@ -6410,13 +6417,13 @@
           <w:color w:val="5F6B64"/>
           <w:sz w:val="18"/>
         </w:rPr>
-        <w:t xml:space="preserve"> Both documents exist end to end, however rough.</w:t>
+        <w:t xml:space="preserve"> Both documents drafted end to end.</w:t>
       </w:r>
     </w:p>
     <w:p>
       <w:pPr>
         <w:keepNext/>
-        <w:spacing w:before="170" w:after="0"/>
+        <w:spacing w:before="170" w:after="0" w:lineRule="exact" w:line="240"/>
         <w:jc w:val="left"/>
       </w:pPr>
       <w:r>
@@ -6468,7 +6475,7 @@
     <w:p>
       <w:pPr>
         <w:keepNext/>
-        <w:spacing w:before="0" w:after="20"/>
+        <w:spacing w:before="0" w:after="20" w:lineRule="exact" w:line="240"/>
         <w:jc w:val="left"/>
       </w:pPr>
       <w:r>
@@ -6478,13 +6485,13 @@
           <w:color w:val="5F6B64"/>
           <w:sz w:val="20"/>
         </w:rPr>
-        <w:t>Short week, hold the line</w:t>
+        <w:t>Thanksgiving week</w:t>
       </w:r>
     </w:p>
     <w:p>
       <w:pPr>
         <w:keepNext/>
-        <w:spacing w:after="20" w:before="0"/>
+        <w:spacing w:after="20" w:before="0" w:lineRule="exact" w:line="240"/>
         <w:ind w:left="662" w:hanging="288"/>
         <w:jc w:val="left"/>
       </w:pPr>
@@ -6502,7 +6509,7 @@
           <w:color w:val="5F6B64"/>
           <w:sz w:val="20"/>
         </w:rPr>
-        <w:t xml:space="preserve">Thanksgiving. Keep the sales cadence and chase letters </w:t>
+        <w:t xml:space="preserve">Maintain the sales cadence and follow up on letters </w:t>
       </w:r>
       <w:r>
         <w:rPr>
@@ -6517,7 +6524,7 @@
     <w:p>
       <w:pPr>
         <w:keepNext/>
-        <w:spacing w:after="20" w:before="0"/>
+        <w:spacing w:after="20" w:before="0" w:lineRule="exact" w:line="240"/>
         <w:ind w:left="662" w:hanging="288"/>
         <w:jc w:val="left"/>
       </w:pPr>
@@ -6535,12 +6542,12 @@
           <w:color w:val="5F6B64"/>
           <w:sz w:val="20"/>
         </w:rPr>
-        <w:t>Start nothing new</w:t>
+        <w:t>No new work started</w:t>
       </w:r>
     </w:p>
     <w:p>
       <w:pPr>
-        <w:spacing w:before="0" w:after="80"/>
+        <w:spacing w:before="0" w:after="80" w:lineRule="exact" w:line="216"/>
         <w:jc w:val="left"/>
       </w:pPr>
       <w:r>
@@ -6559,13 +6566,13 @@
           <w:color w:val="5F6B64"/>
           <w:sz w:val="18"/>
         </w:rPr>
-        <w:t xml:space="preserve"> Nothing slips.</w:t>
+        <w:t xml:space="preserve"> No slippage.</w:t>
       </w:r>
     </w:p>
     <w:p>
       <w:pPr>
         <w:keepNext/>
-        <w:spacing w:before="170" w:after="0"/>
+        <w:spacing w:before="170" w:after="0" w:lineRule="exact" w:line="240"/>
         <w:jc w:val="left"/>
       </w:pPr>
       <w:r>
@@ -6598,7 +6605,7 @@
     <w:p>
       <w:pPr>
         <w:keepNext/>
-        <w:spacing w:before="0" w:after="20"/>
+        <w:spacing w:before="0" w:after="20" w:lineRule="exact" w:line="240"/>
         <w:jc w:val="left"/>
       </w:pPr>
       <w:r>
@@ -6608,13 +6615,13 @@
           <w:color w:val="14453F"/>
           <w:sz w:val="20"/>
         </w:rPr>
-        <w:t>Prove the economics</w:t>
+        <w:t>Establish the unit economics</w:t>
       </w:r>
     </w:p>
     <w:p>
       <w:pPr>
         <w:keepNext/>
-        <w:spacing w:after="20" w:before="0"/>
+        <w:spacing w:after="20" w:before="0" w:lineRule="exact" w:line="240"/>
         <w:ind w:left="662" w:hanging="288"/>
         <w:jc w:val="left"/>
       </w:pPr>
@@ -6631,7 +6638,7 @@
           <w:i w:val="0"/>
           <w:sz w:val="20"/>
         </w:rPr>
-        <w:t xml:space="preserve">Show repeat purchasing and churn; compute acquisition cost, delivery cost, and margin </w:t>
+        <w:t xml:space="preserve">Document repeat purchasing and churn, and calculate acquisition cost, delivery cost, and margin </w:t>
       </w:r>
       <w:r>
         <w:rPr>
@@ -6646,7 +6653,7 @@
     <w:p>
       <w:pPr>
         <w:keepNext/>
-        <w:spacing w:after="20" w:before="0"/>
+        <w:spacing w:after="20" w:before="0" w:lineRule="exact" w:line="240"/>
         <w:ind w:left="662" w:hanging="288"/>
         <w:jc w:val="left"/>
       </w:pPr>
@@ -6663,7 +6670,7 @@
           <w:i w:val="0"/>
           <w:sz w:val="20"/>
         </w:rPr>
-        <w:t xml:space="preserve">Consolidate whatever preliminary CareNavigator evidence exists </w:t>
+        <w:t xml:space="preserve">Consolidate the available preliminary CareNavigator evidence </w:t>
       </w:r>
       <w:r>
         <w:rPr>
@@ -6678,7 +6685,7 @@
     <w:p>
       <w:pPr>
         <w:keepNext/>
-        <w:spacing w:after="20" w:before="0"/>
+        <w:spacing w:after="20" w:before="0" w:lineRule="exact" w:line="240"/>
         <w:ind w:left="662" w:hanging="288"/>
         <w:jc w:val="left"/>
       </w:pPr>
@@ -6709,7 +6716,7 @@
     </w:p>
     <w:p>
       <w:pPr>
-        <w:spacing w:before="0" w:after="80"/>
+        <w:spacing w:before="0" w:after="80" w:lineRule="exact" w:line="216"/>
         <w:jc w:val="left"/>
       </w:pPr>
       <w:r>
@@ -6728,13 +6735,13 @@
           <w:color w:val="5F6B64"/>
           <w:sz w:val="18"/>
         </w:rPr>
-        <w:t xml:space="preserve"> The unit economics are numbers, not estimates.</w:t>
+        <w:t xml:space="preserve"> Unit economics documented from actual results.</w:t>
       </w:r>
     </w:p>
     <w:p>
       <w:pPr>
         <w:keepNext/>
-        <w:spacing w:before="170" w:after="0"/>
+        <w:spacing w:before="170" w:after="0" w:lineRule="exact" w:line="240"/>
         <w:jc w:val="left"/>
       </w:pPr>
       <w:r>
@@ -6767,7 +6774,7 @@
     <w:p>
       <w:pPr>
         <w:keepNext/>
-        <w:spacing w:before="0" w:after="20"/>
+        <w:spacing w:before="0" w:after="20" w:lineRule="exact" w:line="240"/>
         <w:jc w:val="left"/>
       </w:pPr>
       <w:r>
@@ -6777,13 +6784,13 @@
           <w:color w:val="14453F"/>
           <w:sz w:val="20"/>
         </w:rPr>
-        <w:t>Lock the evidence</w:t>
+        <w:t>Fix the evidence</w:t>
       </w:r>
     </w:p>
     <w:p>
       <w:pPr>
         <w:keepNext/>
-        <w:spacing w:after="20" w:before="0"/>
+        <w:spacing w:after="20" w:before="0" w:lineRule="exact" w:line="240"/>
         <w:ind w:left="662" w:hanging="288"/>
         <w:jc w:val="left"/>
       </w:pPr>
@@ -6800,7 +6807,7 @@
           <w:i w:val="0"/>
           <w:sz w:val="20"/>
         </w:rPr>
-        <w:t xml:space="preserve">Freeze the traction figures that go into the application </w:t>
+        <w:t xml:space="preserve">Freeze the figures that go into the application </w:t>
       </w:r>
       <w:r>
         <w:rPr>
@@ -6815,7 +6822,7 @@
     <w:p>
       <w:pPr>
         <w:keepNext/>
-        <w:spacing w:after="20" w:before="0"/>
+        <w:spacing w:after="20" w:before="0" w:lineRule="exact" w:line="240"/>
         <w:ind w:left="662" w:hanging="288"/>
         <w:jc w:val="left"/>
       </w:pPr>
@@ -6832,7 +6839,7 @@
           <w:i w:val="0"/>
           <w:sz w:val="20"/>
         </w:rPr>
-        <w:t xml:space="preserve">Identify post-CRP proof-of-concept candidate organizations </w:t>
+        <w:t xml:space="preserve">Identify candidate organizations for the post-CRP proof of concept </w:t>
       </w:r>
       <w:r>
         <w:rPr>
@@ -6847,7 +6854,7 @@
     <w:p>
       <w:pPr>
         <w:keepNext/>
-        <w:spacing w:after="20" w:before="0"/>
+        <w:spacing w:after="20" w:before="0" w:lineRule="exact" w:line="240"/>
         <w:ind w:left="662" w:hanging="288"/>
         <w:jc w:val="left"/>
       </w:pPr>
@@ -6878,7 +6885,7 @@
     </w:p>
     <w:p>
       <w:pPr>
-        <w:spacing w:before="0" w:after="80"/>
+        <w:spacing w:before="0" w:after="80" w:lineRule="exact" w:line="216"/>
         <w:jc w:val="left"/>
       </w:pPr>
       <w:r>
@@ -6897,13 +6904,13 @@
           <w:color w:val="5F6B64"/>
           <w:sz w:val="18"/>
         </w:rPr>
-        <w:t xml:space="preserve"> No number in the application will move again.</w:t>
+        <w:t xml:space="preserve"> Application figures final.</w:t>
       </w:r>
     </w:p>
     <w:p>
       <w:pPr>
         <w:keepNext/>
-        <w:spacing w:before="170" w:after="0"/>
+        <w:spacing w:before="170" w:after="0" w:lineRule="exact" w:line="240"/>
         <w:jc w:val="left"/>
       </w:pPr>
       <w:r>
@@ -6953,7 +6960,7 @@
     <w:p>
       <w:pPr>
         <w:keepNext/>
-        <w:spacing w:before="0" w:after="20"/>
+        <w:spacing w:before="0" w:after="20" w:lineRule="exact" w:line="240"/>
         <w:jc w:val="left"/>
       </w:pPr>
       <w:r>
@@ -6963,13 +6970,13 @@
           <w:color w:val="14453F"/>
           <w:sz w:val="20"/>
         </w:rPr>
-        <w:t>Everything complete</w:t>
+        <w:t>Complete</w:t>
       </w:r>
     </w:p>
     <w:p>
       <w:pPr>
         <w:keepNext/>
-        <w:spacing w:after="20" w:before="0"/>
+        <w:spacing w:after="20" w:before="0" w:lineRule="exact" w:line="240"/>
         <w:ind w:left="662" w:hanging="288"/>
         <w:jc w:val="left"/>
       </w:pPr>
@@ -6986,7 +6993,7 @@
           <w:i w:val="0"/>
           <w:sz w:val="20"/>
         </w:rPr>
-        <w:t xml:space="preserve">All support letters in hand </w:t>
+        <w:t xml:space="preserve">All support letters received </w:t>
       </w:r>
       <w:r>
         <w:rPr>
@@ -7001,7 +7008,7 @@
     <w:p>
       <w:pPr>
         <w:keepNext/>
-        <w:spacing w:after="20" w:before="0"/>
+        <w:spacing w:after="20" w:before="0" w:lineRule="exact" w:line="240"/>
         <w:ind w:left="662" w:hanging="288"/>
         <w:jc w:val="left"/>
       </w:pPr>
@@ -7033,7 +7040,7 @@
     <w:p>
       <w:pPr>
         <w:keepNext/>
-        <w:spacing w:after="20" w:before="0"/>
+        <w:spacing w:after="20" w:before="0" w:lineRule="exact" w:line="240"/>
         <w:ind w:left="662" w:hanging="288"/>
         <w:jc w:val="left"/>
       </w:pPr>
@@ -7050,7 +7057,7 @@
           <w:i w:val="0"/>
           <w:sz w:val="20"/>
         </w:rPr>
-        <w:t xml:space="preserve">Final scorecard: report actual traction against Table 2, transparently </w:t>
+        <w:t xml:space="preserve">Final scorecard: report results against Table 2 </w:t>
       </w:r>
       <w:r>
         <w:rPr>
@@ -7064,7 +7071,7 @@
     </w:p>
     <w:p>
       <w:pPr>
-        <w:spacing w:before="0" w:after="80"/>
+        <w:spacing w:before="0" w:after="80" w:lineRule="exact" w:line="216"/>
         <w:jc w:val="left"/>
       </w:pPr>
       <w:r>
@@ -7083,13 +7090,13 @@
           <w:color w:val="5F6B64"/>
           <w:sz w:val="18"/>
         </w:rPr>
-        <w:t xml:space="preserve"> The application is submittable. This is the real deadline.</w:t>
+        <w:t xml:space="preserve"> Application ready to submit. This is the internal deadline.</w:t>
       </w:r>
     </w:p>
     <w:p>
       <w:pPr>
         <w:keepNext/>
-        <w:spacing w:before="170" w:after="0"/>
+        <w:spacing w:before="170" w:after="0" w:lineRule="exact" w:line="240"/>
         <w:jc w:val="left"/>
       </w:pPr>
       <w:r>
@@ -7141,7 +7148,7 @@
     <w:p>
       <w:pPr>
         <w:keepNext/>
-        <w:spacing w:before="0" w:after="20"/>
+        <w:spacing w:before="0" w:after="20" w:lineRule="exact" w:line="240"/>
         <w:jc w:val="left"/>
       </w:pPr>
       <w:r>
@@ -7151,13 +7158,13 @@
           <w:color w:val="5F6B64"/>
           <w:sz w:val="20"/>
         </w:rPr>
-        <w:t>Buffer only</w:t>
+        <w:t>Holiday week</w:t>
       </w:r>
     </w:p>
     <w:p>
       <w:pPr>
         <w:keepNext/>
-        <w:spacing w:after="20" w:before="0"/>
+        <w:spacing w:after="20" w:before="0" w:lineRule="exact" w:line="240"/>
         <w:ind w:left="662" w:hanging="288"/>
         <w:jc w:val="left"/>
       </w:pPr>
@@ -7175,13 +7182,13 @@
           <w:color w:val="5F6B64"/>
           <w:sz w:val="20"/>
         </w:rPr>
-        <w:t>Holiday week. Buffer for anything that slipped</w:t>
+        <w:t>Buffer for anything outstanding</w:t>
       </w:r>
     </w:p>
     <w:p>
       <w:pPr>
         <w:keepNext/>
-        <w:spacing w:after="20" w:before="0"/>
+        <w:spacing w:after="20" w:before="0" w:lineRule="exact" w:line="240"/>
         <w:ind w:left="662" w:hanging="288"/>
         <w:jc w:val="left"/>
       </w:pPr>
@@ -7199,12 +7206,12 @@
           <w:color w:val="5F6B64"/>
           <w:sz w:val="20"/>
         </w:rPr>
-        <w:t>Start nothing new</w:t>
+        <w:t>No new work started</w:t>
       </w:r>
     </w:p>
     <w:p>
       <w:pPr>
-        <w:spacing w:before="0" w:after="80"/>
+        <w:spacing w:before="0" w:after="80" w:lineRule="exact" w:line="216"/>
         <w:jc w:val="left"/>
       </w:pPr>
       <w:r>
@@ -7223,13 +7230,13 @@
           <w:color w:val="5F6B64"/>
           <w:sz w:val="18"/>
         </w:rPr>
-        <w:t xml:space="preserve"> Nothing is required of this week.</w:t>
+        <w:t xml:space="preserve"> No work scheduled.</w:t>
       </w:r>
     </w:p>
     <w:p>
       <w:pPr>
         <w:keepNext/>
-        <w:spacing w:before="170" w:after="0"/>
+        <w:spacing w:before="170" w:after="0" w:lineRule="exact" w:line="240"/>
         <w:jc w:val="left"/>
       </w:pPr>
       <w:r>
@@ -7279,7 +7286,7 @@
     <w:p>
       <w:pPr>
         <w:keepNext/>
-        <w:spacing w:before="0" w:after="20"/>
+        <w:spacing w:before="0" w:after="20" w:lineRule="exact" w:line="240"/>
         <w:jc w:val="left"/>
       </w:pPr>
       <w:r>
@@ -7295,7 +7302,7 @@
     <w:p>
       <w:pPr>
         <w:keepNext/>
-        <w:spacing w:after="20" w:before="0"/>
+        <w:spacing w:after="20" w:before="0" w:lineRule="exact" w:line="240"/>
         <w:ind w:left="662" w:hanging="288"/>
         <w:jc w:val="left"/>
       </w:pPr>
@@ -7327,7 +7334,7 @@
     <w:p>
       <w:pPr>
         <w:keepNext/>
-        <w:spacing w:after="20" w:before="0"/>
+        <w:spacing w:after="20" w:before="0" w:lineRule="exact" w:line="240"/>
         <w:ind w:left="662" w:hanging="288"/>
         <w:jc w:val="left"/>
       </w:pPr>
@@ -7358,7 +7365,7 @@
     </w:p>
     <w:p>
       <w:pPr>
-        <w:spacing w:before="0" w:after="80"/>
+        <w:spacing w:before="0" w:after="80" w:lineRule="exact" w:line="216"/>
         <w:jc w:val="left"/>
       </w:pPr>
       <w:r>
@@ -7393,12 +7400,13 @@
         <w:rPr>
           <w:b/>
         </w:rPr>
-        <w:t>10. THE JANUARY END STATE</w:t>
+        <w:t>10. INTENDED END STATE</w:t>
       </w:r>
     </w:p>
     <w:p>
       <w:pPr>
-        <w:spacing w:before="0" w:after="60"/>
+        <w:widowControl w:val="0"/>
+        <w:spacing w:before="0" w:after="60" w:lineRule="exact" w:line="264"/>
         <w:jc w:val="both"/>
       </w:pPr>
       <w:r>
@@ -7406,19 +7414,20 @@
           <w:b/>
           <w:i w:val="0"/>
         </w:rPr>
-        <w:t>What we are underwriting.</w:t>
+        <w:t>The target for 1 January.</w:t>
       </w:r>
       <w:r>
         <w:rPr>
           <w:b w:val="0"/>
           <w:i w:val="0"/>
         </w:rPr>
-        <w:t xml:space="preserve"> On 1 January, Olera submits an application in which the commercial claims are observations rather than projections, the aims contain only late-stage validation because the development happened before Day 1, the evidence requirements were written by the institutions that would eventually buy, and the investors who would finance the post-CRP proof of concept have watched the milestones land rather than reading about them. That is the whole objective. Every week in Section 9 exists to move one of the eight risks in Table 2 closer to retired.</w:t>
+        <w:t xml:space="preserve"> Olera submits an application in which the commercial claims are observations rather than projections; the aims cover late-stage validation only, with development completed before Day 1; the evidence requirements reflect what prospective institutional buyers said they would need; and the investors who would finance the post-CRP proof of concept have followed the milestones as they were met. Each week in Section 9 is directed at one of the eight risks in Table 2.</w:t>
       </w:r>
     </w:p>
     <w:p>
       <w:pPr>
-        <w:spacing w:before="160" w:after="60"/>
+        <w:widowControl w:val="0"/>
+        <w:spacing w:before="100" w:after="60" w:lineRule="exact" w:line="264"/>
         <w:jc w:val="both"/>
       </w:pPr>
       <w:r>
@@ -7426,19 +7435,20 @@
           <w:b/>
           <w:i w:val="0"/>
         </w:rPr>
-        <w:t>The Valley of Death, stated plainly.</w:t>
+        <w:t>The remaining gap.</w:t>
       </w:r>
       <w:r>
         <w:rPr>
           <w:b w:val="0"/>
           <w:i w:val="0"/>
         </w:rPr>
-        <w:t xml:space="preserve"> Olera's remaining gap is not whether families need navigation, and not whether the company can build a provider audience. Both are settled. It is whether a mature CareNavigator can reliably increase verified care establishment, with evidence strong enough that a risk-bearing organization will fund a paid proof of concept and then buy. Before submission we demonstrate commercial execution on our own resources and let real buyers define the evidence CareNavigator must produce. The CRP is then directed narrowly at the late-stage validation that produces it.</w:t>
+        <w:t xml:space="preserve"> Whether families need navigation, and whether Olera can build a provider audience, are settled questions. The open question is whether a mature CareNavigator can reliably increase verified care establishment, with evidence sufficient for a risk-bearing organization to fund a paid proof of concept and then purchase. Before submission, Olera demonstrates commercial execution using its own resources and lets prospective buyers define the evidence CareNavigator must produce. The CRP is then directed at the validation that produces it.</w:t>
       </w:r>
     </w:p>
     <w:p>
       <w:pPr>
-        <w:spacing w:before="160" w:after="60"/>
+        <w:widowControl w:val="0"/>
+        <w:spacing w:before="100" w:after="60" w:lineRule="exact" w:line="264"/>
         <w:jc w:val="both"/>
       </w:pPr>
       <w:r>
@@ -7446,14 +7456,14 @@
           <w:b/>
           <w:i w:val="0"/>
         </w:rPr>
-        <w:t>What we owe each other by Friday of Week 1.</w:t>
+        <w:t>Required by Friday of Week 1.</w:t>
       </w:r>
       <w:r>
         <w:rPr>
           <w:b w:val="0"/>
           <w:i w:val="0"/>
         </w:rPr>
-        <w:t xml:space="preserve"> Agreement on the Table 2 minimums against real capacity. A decision on whether both provider products run or one leads. Confirmed conference dates. Named owners for each of the eighteen weeks. And the first row of the weekly numbers, so that every later claim in this plan has a baseline to be measured against.</w:t>
+        <w:t xml:space="preserve"> Agreement on the Table 2 minimums against actual capacity. A decision on whether both provider products run or one leads. Confirmed conference dates. Named owners for each of the eighteen weeks. And the first set of weekly numbers, so that later results have a baseline to be measured against.</w:t>
       </w:r>
     </w:p>
     <w:sectPr>

--- a/docs/crp/Olera_Pre_CRP_RD_Commercialization_and_Execution_Plan.docx
+++ b/docs/crp/Olera_Pre_CRP_RD_Commercialization_and_Execution_Plan.docx
@@ -2696,6 +2696,127 @@
                 <w:color w:val="14453F"/>
                 <w:sz w:val="18"/>
               </w:rPr>
+              <w:t>Platform coupling</w:t>
+            </w:r>
+          </w:p>
+        </w:tc>
+        <w:tc>
+          <w:tcPr>
+            <w:tcW w:type="dxa" w:w="2052"/>
+            <w:tcBorders>
+              <w:bottom w:val="single" w:sz="2" w:space="0" w:color="B9C4BD"/>
+            </w:tcBorders>
+          </w:tcPr>
+          <w:p>
+            <w:pPr>
+              <w:spacing w:before="56" w:after="56" w:lineRule="exact" w:line="209"/>
+              <w:jc w:val="left"/>
+            </w:pPr>
+            <w:r/>
+            <w:r>
+              <w:rPr>
+                <w:b w:val="0"/>
+                <w:i w:val="0"/>
+                <w:sz w:val="18"/>
+              </w:rPr>
+              <w:t>The strongest objection is that the provider products could be sold without the navigation platform, making the free marketplace look like a mission expense rather than the engine of provider value.</w:t>
+            </w:r>
+          </w:p>
+        </w:tc>
+        <w:tc>
+          <w:tcPr>
+            <w:tcW w:type="dxa" w:w="2484"/>
+            <w:tcBorders>
+              <w:bottom w:val="single" w:sz="2" w:space="0" w:color="B9C4BD"/>
+            </w:tcBorders>
+          </w:tcPr>
+          <w:p>
+            <w:pPr>
+              <w:spacing w:before="56" w:after="56" w:lineRule="exact" w:line="209"/>
+              <w:jc w:val="left"/>
+            </w:pPr>
+            <w:r/>
+            <w:r>
+              <w:rPr>
+                <w:b w:val="0"/>
+                <w:i w:val="0"/>
+                <w:sz w:val="18"/>
+              </w:rPr>
+              <w:t>Provider acquisition instrumented from Week 2: the share of paying providers reached through claimed listings or family demand, and their stated reasons for buying.</w:t>
+            </w:r>
+          </w:p>
+        </w:tc>
+        <w:tc>
+          <w:tcPr>
+            <w:tcW w:type="dxa" w:w="1944"/>
+            <w:tcBorders>
+              <w:bottom w:val="single" w:sz="2" w:space="0" w:color="B9C4BD"/>
+            </w:tcBorders>
+          </w:tcPr>
+          <w:p>
+            <w:pPr>
+              <w:spacing w:before="56" w:after="56" w:lineRule="exact" w:line="209"/>
+              <w:jc w:val="left"/>
+            </w:pPr>
+            <w:r/>
+            <w:r>
+              <w:rPr>
+                <w:b w:val="0"/>
+                <w:i w:val="0"/>
+                <w:sz w:val="18"/>
+              </w:rPr>
+              <w:t>A measured difference in conversion or retention between providers exposed to family demand and those not.</w:t>
+            </w:r>
+          </w:p>
+        </w:tc>
+        <w:tc>
+          <w:tcPr>
+            <w:tcW w:type="dxa" w:w="2700"/>
+            <w:tcBorders>
+              <w:bottom w:val="single" w:sz="2" w:space="0" w:color="B9C4BD"/>
+            </w:tcBorders>
+          </w:tcPr>
+          <w:p>
+            <w:pPr>
+              <w:spacing w:before="56" w:after="56" w:lineRule="exact" w:line="209"/>
+              <w:jc w:val="left"/>
+            </w:pPr>
+            <w:r/>
+            <w:r>
+              <w:rPr>
+                <w:b w:val="0"/>
+                <w:i w:val="0"/>
+                <w:sz w:val="18"/>
+              </w:rPr>
+              <w:t>Provider revenue is generated by the free navigation layer rather than alongside it, and Olera has measured the link.</w:t>
+            </w:r>
+          </w:p>
+        </w:tc>
+      </w:tr>
+      <w:tr>
+        <w:trPr>
+          <w:cantSplit w:val="true"/>
+        </w:trPr>
+        <w:tc>
+          <w:tcPr>
+            <w:tcW w:type="dxa" w:w="1620"/>
+            <w:tcBorders>
+              <w:bottom w:val="single" w:sz="2" w:space="0" w:color="B9C4BD"/>
+            </w:tcBorders>
+          </w:tcPr>
+          <w:p>
+            <w:pPr>
+              <w:spacing w:before="56" w:after="56" w:lineRule="exact" w:line="209"/>
+              <w:jc w:val="left"/>
+            </w:pPr>
+            <w:r/>
+            <w:r>
+              <w:rPr>
+                <w:b/>
+                <w:i w:val="0"/>
+                <w:color w:val="14453F"/>
+                <w:sz w:val="18"/>
+              </w:rPr>
               <w:t>CareNavigator product</w:t>
             </w:r>
           </w:p>
@@ -2840,7 +2961,7 @@
                 <w:i w:val="0"/>
                 <w:sz w:val="18"/>
               </w:rPr>
-              <w:t>Reduces technical and feasibility uncertainty.</w:t>
+              <w:t>Reduces technical and feasibility uncertainty, and is the only pre-CRP chance to observe the endpoint the CRP is built on.</w:t>
             </w:r>
           </w:p>
         </w:tc>
@@ -2863,7 +2984,7 @@
                 <w:i w:val="0"/>
                 <w:sz w:val="18"/>
               </w:rPr>
-              <w:t>~n=200 study complete or substantially complete with interpretable usability/feasibility evidence.</w:t>
+              <w:t>~n=200 study complete or substantially complete with interpretable usability/feasibility evidence, and a count of episodes reaching verified established care.</w:t>
             </w:r>
           </w:p>
         </w:tc>
@@ -2886,7 +3007,7 @@
                 <w:i w:val="0"/>
                 <w:sz w:val="18"/>
               </w:rPr>
-              <w:t>Strong usability plus preliminary care-establishment signals.</w:t>
+              <w:t>Care-establishment rate and time to establishment across enough episodes to be worth reporting.</w:t>
             </w:r>
           </w:p>
         </w:tc>
@@ -2909,7 +3030,7 @@
                 <w:i w:val="0"/>
                 <w:sz w:val="18"/>
               </w:rPr>
-              <w:t>Phase IIB provides direct feasibility and usability evidence supporting CRP advancement.</w:t>
+              <w:t>Phase IIB provides direct feasibility and usability evidence and a first observed measure of care establishment, supporting CRP advancement.</w:t>
             </w:r>
           </w:p>
         </w:tc>
@@ -2961,7 +3082,7 @@
                 <w:i w:val="0"/>
                 <w:sz w:val="18"/>
               </w:rPr>
-              <w:t>Determines whether the commercialization thesis and CRP evidence plan are real.</w:t>
+              <w:t>Interviews are market research. Only a written, conditional commitment is market pull, and it is what the third Statement of Need question turns on.</w:t>
             </w:r>
           </w:p>
         </w:tc>
@@ -2984,7 +3105,7 @@
                 <w:i w:val="0"/>
                 <w:sz w:val="18"/>
               </w:rPr>
-              <w:t>Convergent interviews defining value, endpoints, POC design, and willingness to engage.</w:t>
+              <w:t>At least one written, milestone-conditional letter from a risk-bearing organization naming the population, the endpoint, the POC size, and the budget it would come from, with convergent interviews behind it.</w:t>
             </w:r>
           </w:p>
         </w:tc>
@@ -3007,7 +3128,7 @@
                 <w:i w:val="0"/>
                 <w:sz w:val="18"/>
               </w:rPr>
-              <w:t>Letters/LOIs supporting a post-CRP POC if milestones are met.</w:t>
+              <w:t>More than one such letter, or one that names a price.</w:t>
             </w:r>
           </w:p>
         </w:tc>
@@ -3030,7 +3151,7 @@
                 <w:i w:val="0"/>
                 <w:sz w:val="18"/>
               </w:rPr>
-              <w:t>Institutional-buyer discovery directly informed the CRP evidence plan and post-CRP handoff.</w:t>
+              <w:t>A risk-bearing buyer has stated in writing what it would take to purchase, and under what conditions it would fund a proof of concept.</w:t>
             </w:r>
           </w:p>
         </w:tc>
@@ -3059,7 +3180,7 @@
                 <w:color w:val="14453F"/>
                 <w:sz w:val="18"/>
               </w:rPr>
-              <w:t>Private investors</w:t>
+              <w:t>Independent financing</w:t>
             </w:r>
           </w:p>
         </w:tc>
@@ -3082,7 +3203,7 @@
                 <w:i w:val="0"/>
                 <w:sz w:val="18"/>
               </w:rPr>
-              <w:t>CRP requires a credible path to independent financing.</w:t>
+              <w:t>The Fundraising criterion asks whether Olera can secure independent third-party funds equal to or exceeding the NIH request, currently about $4 million. Investor engagement alone does not meet that test.</w:t>
             </w:r>
           </w:p>
         </w:tc>
@@ -3105,7 +3226,7 @@
                 <w:i w:val="0"/>
                 <w:sz w:val="18"/>
               </w:rPr>
-              <w:t>Investors diligence the thesis; supportive relationships and financing plan.</w:t>
+              <w:t>Documented third-party interest at or above $4 million, in the forms the NOFO accepts: letters of commitment, letters of intent, or evidence of negotiations.</w:t>
             </w:r>
           </w:p>
         </w:tc>
@@ -3128,7 +3249,7 @@
                 <w:i w:val="0"/>
                 <w:sz w:val="18"/>
               </w:rPr>
-              <w:t>Formal support and credible post-CRP financing interest.</w:t>
+              <w:t>A term sheet or signed conditional commitment contingent on CRP milestones.</w:t>
             </w:r>
           </w:p>
         </w:tc>
@@ -3151,7 +3272,7 @@
                 <w:i w:val="0"/>
                 <w:sz w:val="18"/>
               </w:rPr>
-              <w:t>Independent investors have evaluated the opportunity and support the commercialization path.</w:t>
+              <w:t>Independent investors have engaged in writing against the full post-CRP requirement, conditional on CRP milestones.</w:t>
             </w:r>
           </w:p>
         </w:tc>
@@ -3509,7 +3630,7 @@
                 <w:i w:val="0"/>
                 <w:sz w:val="18"/>
               </w:rPr>
-              <w:t>Package the offers</w:t>
+              <w:t>Package the offers; instrument the coupling</w:t>
             </w:r>
           </w:p>
         </w:tc>
@@ -3532,7 +3653,7 @@
                 <w:i w:val="0"/>
                 <w:sz w:val="18"/>
               </w:rPr>
-              <w:t>Finalize Client Growth and Staffing offers, pricing, terms, delivery workflow, and target agency list; define what will be measured.</w:t>
+              <w:t>Finalize Client Growth and Staffing offers, pricing, terms, delivery workflow, and target agency list; define what will be measured; instrument provider acquisition so every paying provider records how it reached Olera.</w:t>
             </w:r>
           </w:p>
         </w:tc>
@@ -3630,7 +3751,7 @@
                 <w:i w:val="0"/>
                 <w:sz w:val="18"/>
               </w:rPr>
-              <w:t>Launch concentrated provider outreach; finish institutional-buyer hypothesis/interview guide; book first MA/ACO conversations.</w:t>
+              <w:t>Launch concentrated provider outreach; finish institutional-buyer hypothesis/interview guide; book first MA/ACO conversations; draft the letter of intent buyers will eventually be asked to sign.</w:t>
             </w:r>
           </w:p>
         </w:tc>
@@ -3728,7 +3849,7 @@
                 <w:i w:val="0"/>
                 <w:sz w:val="18"/>
               </w:rPr>
-              <w:t>Freeze first-generation CareNavigator requirements and V&amp;V plan; continue sales; conduct first buyer interviews.</w:t>
+              <w:t>Freeze first-generation CareNavigator requirements and V&amp;V plan; add care-establishment verification to the study instrumentation so episodes reaching established care can be counted; continue sales; conduct first buyer interviews.</w:t>
             </w:r>
           </w:p>
         </w:tc>
@@ -3826,7 +3947,7 @@
                 <w:i w:val="0"/>
                 <w:sz w:val="18"/>
               </w:rPr>
-              <w:t>Close first paying provider(s); continue buyer interviews; review Month 1 against scorecard.</w:t>
+              <w:t>Close first paying provider(s) and record the acquisition source of each; continue buyer interviews; review Month 1 against scorecard.</w:t>
             </w:r>
           </w:p>
         </w:tc>
@@ -3901,7 +4022,7 @@
                 <w:i w:val="0"/>
                 <w:sz w:val="18"/>
               </w:rPr>
-              <w:t>Make delivery repeatable</w:t>
+              <w:t>Make delivery repeatable; open the financing conversation</w:t>
             </w:r>
           </w:p>
         </w:tc>
@@ -3924,7 +4045,7 @@
                 <w:i w:val="0"/>
                 <w:sz w:val="18"/>
               </w:rPr>
-              <w:t>Standardize delivery from first customers; continue buyer discovery; complete study-ready CareNavigator workflows.</w:t>
+              <w:t>Standardize delivery from first customers; continue buyer discovery; complete study-ready CareNavigator workflows; open investor conversations against the $4 million post-CRP requirement.</w:t>
             </w:r>
           </w:p>
         </w:tc>
@@ -4022,7 +4143,7 @@
                 <w:i w:val="0"/>
                 <w:sz w:val="18"/>
               </w:rPr>
-              <w:t>Convert next provider cohort; pursue first repeat purchase/retention evidence; begin/continue family V&amp;V study.</w:t>
+              <w:t>Convert next provider cohort; pursue first repeat purchase/retention evidence; begin/continue family V&amp;V study; ask each buyer what would have to be true for them to put something in writing.</w:t>
             </w:r>
           </w:p>
         </w:tc>
@@ -4120,7 +4241,7 @@
                 <w:i w:val="0"/>
                 <w:sz w:val="18"/>
               </w:rPr>
-              <w:t>Synthesize buyer interviews; identify convergent endpoints, data requirements, and POC expectations; revise CRP architecture accordingly.</w:t>
+              <w:t>Synthesize buyer interviews; identify convergent endpoints, data requirements, and POC expectations; revise CRP architecture accordingly; put the first letter of intent in front of the most engaged buyer.</w:t>
             </w:r>
           </w:p>
         </w:tc>
@@ -4218,7 +4339,7 @@
                 <w:i w:val="0"/>
                 <w:sz w:val="18"/>
               </w:rPr>
-              <w:t>Review traction, CareNavigator development, study progress, and buyer discovery against target/stretch scorecard; correct gaps.</w:t>
+              <w:t>Review traction, CareNavigator development, study progress, buyer discovery, and financing against target/stretch scorecard; decide whether the letter and financing rows are on track or need a different approach.</w:t>
             </w:r>
           </w:p>
         </w:tc>
@@ -4316,7 +4437,7 @@
                 <w:i w:val="0"/>
                 <w:sz w:val="18"/>
               </w:rPr>
-              <w:t>Meet targeted investors/buyers; test thesis; capture objections and required evidence; continue sales and V&amp;V.</w:t>
+              <w:t>Meet targeted investors/buyers; test thesis; capture objections and required evidence; ask for written milestone-conditional interest rather than endorsement; continue sales and V&amp;V.</w:t>
             </w:r>
           </w:p>
         </w:tc>
@@ -4414,7 +4535,7 @@
                 <w:i w:val="0"/>
                 <w:sz w:val="18"/>
               </w:rPr>
-              <w:t>Follow up rapidly; seek concrete next steps, diligence, and conditional post-CRP POC interest where warranted.</w:t>
+              <w:t>Follow up within five days; move buyers toward a signed letter of intent; move investors toward documented interest at or above $4 million; record what each declined and why.</w:t>
             </w:r>
           </w:p>
         </w:tc>
@@ -4512,7 +4633,7 @@
                 <w:i w:val="0"/>
                 <w:sz w:val="18"/>
               </w:rPr>
-              <w:t>Draft Research Strategy and Commercialization Plan from the now-better-supported thesis; identify remaining evidence gaps.</w:t>
+              <w:t>Draft Research Strategy and Commercialization Plan from the now-better-supported thesis; state the proportionality answer explicitly, why $4 million against the modeled run rate; identify remaining evidence gaps.</w:t>
             </w:r>
           </w:p>
         </w:tc>
@@ -4708,7 +4829,7 @@
                 <w:i w:val="0"/>
                 <w:sz w:val="18"/>
               </w:rPr>
-              <w:t>Show retention/repeat purchase; consolidate CareNavigator V&amp;V data; update economics and buyer evidence.</w:t>
+              <w:t>Show retention/repeat purchase; consolidate CareNavigator V&amp;V data and the care-establishment count; report the coupling measurement; update economics and buyer evidence.</w:t>
             </w:r>
           </w:p>
         </w:tc>
@@ -4806,7 +4927,7 @@
                 <w:i w:val="0"/>
                 <w:sz w:val="18"/>
               </w:rPr>
-              <w:t>Freeze core traction and study numbers; finalize buyer-informed CRP design; identify final letters/support.</w:t>
+              <w:t>Freeze core traction and study numbers; finalize buyer-informed CRP design; close the outstanding letters of intent and financing letters.</w:t>
             </w:r>
           </w:p>
         </w:tc>
@@ -4904,7 +5025,7 @@
                 <w:i w:val="0"/>
                 <w:sz w:val="18"/>
               </w:rPr>
-              <w:t>Complete substantive sections and internal review; assemble letters and supporting materials; finalize scorecard.</w:t>
+              <w:t>Complete substantive sections and internal review; assemble letters and supporting materials; finalize scorecard and report honestly which rows were retired and which were not.</w:t>
             </w:r>
           </w:p>
         </w:tc>
@@ -5126,6 +5247,69 @@
           <w:sz w:val="18"/>
         </w:rPr>
         <w:t xml:space="preserve"> The eighteen weeks to submission. One job per week, with the tasks under it.</w:t>
+      </w:r>
+    </w:p>
+    <w:p>
+      <w:pPr>
+        <w:keepNext/>
+        <w:spacing w:before="0" w:after="120"/>
+        <w:jc w:val="center"/>
+      </w:pPr>
+      <w:r>
+        <w:drawing>
+          <wp:inline xmlns:a="http://schemas.openxmlformats.org/drawingml/2006/main" xmlns:pic="http://schemas.openxmlformats.org/drawingml/2006/picture">
+            <wp:extent cx="6675120" cy="3121349"/>
+            <wp:docPr id="2" name="Picture 2"/>
+            <wp:cNvGraphicFramePr>
+              <a:graphicFrameLocks noChangeAspect="1"/>
+            </wp:cNvGraphicFramePr>
+            <a:graphic>
+              <a:graphicData uri="http://schemas.openxmlformats.org/drawingml/2006/picture">
+                <pic:pic>
+                  <pic:nvPicPr>
+                    <pic:cNvPr id="0" name="fig2.png"/>
+                    <pic:cNvPicPr/>
+                  </pic:nvPicPr>
+                  <pic:blipFill>
+                    <a:blip r:embed="rId10"/>
+                    <a:stretch>
+                      <a:fillRect/>
+                    </a:stretch>
+                  </pic:blipFill>
+                  <pic:spPr>
+                    <a:xfrm>
+                      <a:off x="0" y="0"/>
+                      <a:ext cx="6675120" cy="3121349"/>
+                    </a:xfrm>
+                    <a:prstGeom prst="rect"/>
+                  </pic:spPr>
+                </pic:pic>
+              </a:graphicData>
+            </a:graphic>
+          </wp:inline>
+        </w:drawing>
+      </w:r>
+    </w:p>
+    <w:p>
+      <w:pPr>
+        <w:spacing w:after="20" w:lineRule="exact" w:line="209"/>
+        <w:jc w:val="left"/>
+      </w:pPr>
+      <w:r>
+        <w:rPr>
+          <w:b/>
+          <w:i w:val="0"/>
+          <w:sz w:val="18"/>
+        </w:rPr>
+        <w:t>Figure 2.</w:t>
+      </w:r>
+      <w:r>
+        <w:rPr>
+          <w:b w:val="0"/>
+          <w:i w:val="0"/>
+          <w:sz w:val="18"/>
+        </w:rPr>
+        <w:t xml:space="preserve"> The same eighteen weeks as a schedule, so the overlaps are visible. Selling, the CareNavigator build, and buyer discovery all run through the autumn; the letter of intent and the financing test start once there is something to show and have to close before the evidence freezes in Week 15.</w:t>
       </w:r>
     </w:p>
     <w:p>

--- a/docs/crp/Olera_Pre_CRP_RD_Commercialization_and_Execution_Plan.docx
+++ b/docs/crp/Olera_Pre_CRP_RD_Commercialization_and_Execution_Plan.docx
@@ -2696,127 +2696,6 @@
                 <w:color w:val="14453F"/>
                 <w:sz w:val="18"/>
               </w:rPr>
-              <w:t>Platform coupling</w:t>
-            </w:r>
-          </w:p>
-        </w:tc>
-        <w:tc>
-          <w:tcPr>
-            <w:tcW w:type="dxa" w:w="2052"/>
-            <w:tcBorders>
-              <w:bottom w:val="single" w:sz="2" w:space="0" w:color="B9C4BD"/>
-            </w:tcBorders>
-          </w:tcPr>
-          <w:p>
-            <w:pPr>
-              <w:spacing w:before="56" w:after="56" w:lineRule="exact" w:line="209"/>
-              <w:jc w:val="left"/>
-            </w:pPr>
-            <w:r/>
-            <w:r>
-              <w:rPr>
-                <w:b w:val="0"/>
-                <w:i w:val="0"/>
-                <w:sz w:val="18"/>
-              </w:rPr>
-              <w:t>The strongest objection is that the provider products could be sold without the navigation platform, making the free marketplace look like a mission expense rather than the engine of provider value.</w:t>
-            </w:r>
-          </w:p>
-        </w:tc>
-        <w:tc>
-          <w:tcPr>
-            <w:tcW w:type="dxa" w:w="2484"/>
-            <w:tcBorders>
-              <w:bottom w:val="single" w:sz="2" w:space="0" w:color="B9C4BD"/>
-            </w:tcBorders>
-          </w:tcPr>
-          <w:p>
-            <w:pPr>
-              <w:spacing w:before="56" w:after="56" w:lineRule="exact" w:line="209"/>
-              <w:jc w:val="left"/>
-            </w:pPr>
-            <w:r/>
-            <w:r>
-              <w:rPr>
-                <w:b w:val="0"/>
-                <w:i w:val="0"/>
-                <w:sz w:val="18"/>
-              </w:rPr>
-              <w:t>Provider acquisition instrumented from Week 2: the share of paying providers reached through claimed listings or family demand, and their stated reasons for buying.</w:t>
-            </w:r>
-          </w:p>
-        </w:tc>
-        <w:tc>
-          <w:tcPr>
-            <w:tcW w:type="dxa" w:w="1944"/>
-            <w:tcBorders>
-              <w:bottom w:val="single" w:sz="2" w:space="0" w:color="B9C4BD"/>
-            </w:tcBorders>
-          </w:tcPr>
-          <w:p>
-            <w:pPr>
-              <w:spacing w:before="56" w:after="56" w:lineRule="exact" w:line="209"/>
-              <w:jc w:val="left"/>
-            </w:pPr>
-            <w:r/>
-            <w:r>
-              <w:rPr>
-                <w:b w:val="0"/>
-                <w:i w:val="0"/>
-                <w:sz w:val="18"/>
-              </w:rPr>
-              <w:t>A measured difference in conversion or retention between providers exposed to family demand and those not.</w:t>
-            </w:r>
-          </w:p>
-        </w:tc>
-        <w:tc>
-          <w:tcPr>
-            <w:tcW w:type="dxa" w:w="2700"/>
-            <w:tcBorders>
-              <w:bottom w:val="single" w:sz="2" w:space="0" w:color="B9C4BD"/>
-            </w:tcBorders>
-          </w:tcPr>
-          <w:p>
-            <w:pPr>
-              <w:spacing w:before="56" w:after="56" w:lineRule="exact" w:line="209"/>
-              <w:jc w:val="left"/>
-            </w:pPr>
-            <w:r/>
-            <w:r>
-              <w:rPr>
-                <w:b w:val="0"/>
-                <w:i w:val="0"/>
-                <w:sz w:val="18"/>
-              </w:rPr>
-              <w:t>Provider revenue is generated by the free navigation layer rather than alongside it, and Olera has measured the link.</w:t>
-            </w:r>
-          </w:p>
-        </w:tc>
-      </w:tr>
-      <w:tr>
-        <w:trPr>
-          <w:cantSplit w:val="true"/>
-        </w:trPr>
-        <w:tc>
-          <w:tcPr>
-            <w:tcW w:type="dxa" w:w="1620"/>
-            <w:tcBorders>
-              <w:bottom w:val="single" w:sz="2" w:space="0" w:color="B9C4BD"/>
-            </w:tcBorders>
-          </w:tcPr>
-          <w:p>
-            <w:pPr>
-              <w:spacing w:before="56" w:after="56" w:lineRule="exact" w:line="209"/>
-              <w:jc w:val="left"/>
-            </w:pPr>
-            <w:r/>
-            <w:r>
-              <w:rPr>
-                <w:b/>
-                <w:i w:val="0"/>
-                <w:color w:val="14453F"/>
-                <w:sz w:val="18"/>
-              </w:rPr>
               <w:t>CareNavigator product</w:t>
             </w:r>
           </w:p>
@@ -3630,7 +3509,7 @@
                 <w:i w:val="0"/>
                 <w:sz w:val="18"/>
               </w:rPr>
-              <w:t>Package the offers; instrument the coupling</w:t>
+              <w:t>Package the offers</w:t>
             </w:r>
           </w:p>
         </w:tc>
@@ -4829,7 +4708,7 @@
                 <w:i w:val="0"/>
                 <w:sz w:val="18"/>
               </w:rPr>
-              <w:t>Show retention/repeat purchase; consolidate CareNavigator V&amp;V data and the care-establishment count; report the coupling measurement; update economics and buyer evidence.</w:t>
+              <w:t>Show retention/repeat purchase; consolidate CareNavigator V&amp;V data and the care-establishment count; update economics and buyer evidence.</w:t>
             </w:r>
           </w:p>
         </w:tc>
@@ -5258,7 +5137,7 @@
       <w:r>
         <w:drawing>
           <wp:inline xmlns:a="http://schemas.openxmlformats.org/drawingml/2006/main" xmlns:pic="http://schemas.openxmlformats.org/drawingml/2006/picture">
-            <wp:extent cx="6675120" cy="3121349"/>
+            <wp:extent cx="6675120" cy="2308276"/>
             <wp:docPr id="2" name="Picture 2"/>
             <wp:cNvGraphicFramePr>
               <a:graphicFrameLocks noChangeAspect="1"/>
@@ -5279,7 +5158,7 @@
                   <pic:spPr>
                     <a:xfrm>
                       <a:off x="0" y="0"/>
-                      <a:ext cx="6675120" cy="3121349"/>
+                      <a:ext cx="6675120" cy="2308276"/>
                     </a:xfrm>
                     <a:prstGeom prst="rect"/>
                   </pic:spPr>
@@ -5309,7 +5188,7 @@
           <w:i w:val="0"/>
           <w:sz w:val="18"/>
         </w:rPr>
-        <w:t xml:space="preserve"> The same eighteen weeks as a schedule, so the overlaps are visible. Selling, the CareNavigator build, and buyer discovery all run through the autumn; the letter of intent and the financing test start once there is something to show and have to close before the evidence freezes in Week 15.</w:t>
+        <w:t xml:space="preserve"> The same eighteen weeks as a schedule, so the overlaps are visible. The letter of intent and the financing test start once there is something to show, and both have to close before the evidence freezes in Week 15.</w:t>
       </w:r>
     </w:p>
     <w:p>

--- a/docs/crp/Olera_Pre_CRP_RD_Commercialization_and_Execution_Plan.docx
+++ b/docs/crp/Olera_Pre_CRP_RD_Commercialization_and_Execution_Plan.docx
@@ -3424,17 +3424,91 @@
           </w:tcPr>
           <w:p>
             <w:pPr>
-              <w:spacing w:before="56" w:after="56" w:lineRule="exact" w:line="209"/>
+              <w:spacing w:before="56" w:after="30" w:lineRule="exact" w:line="209"/>
+              <w:ind w:left="140" w:hanging="140"/>
               <w:jc w:val="left"/>
             </w:pPr>
             <w:r/>
+            <w:r>
+              <w:rPr>
+                <w:color w:val="14453F"/>
+                <w:sz w:val="18"/>
+              </w:rPr>
+              <w:t xml:space="preserve">• </w:t>
+            </w:r>
             <w:r>
               <w:rPr>
                 <w:b w:val="0"/>
                 <w:i w:val="0"/>
                 <w:sz w:val="18"/>
               </w:rPr>
-              <w:t>Lock target/stretch goals; choose beachhead emphasis; record baseline provider, product, buyer, and CareNavigator metrics; stand up weekly dashboard.</w:t>
+              <w:t>Lock target/stretch goals</w:t>
+            </w:r>
+          </w:p>
+          <w:p>
+            <w:pPr>
+              <w:spacing w:before="0" w:after="30" w:lineRule="exact" w:line="209"/>
+              <w:ind w:left="140" w:hanging="140"/>
+              <w:jc w:val="left"/>
+            </w:pPr>
+            <w:r>
+              <w:rPr>
+                <w:color w:val="14453F"/>
+                <w:sz w:val="18"/>
+              </w:rPr>
+              <w:t xml:space="preserve">• </w:t>
+            </w:r>
+            <w:r>
+              <w:rPr>
+                <w:b w:val="0"/>
+                <w:i w:val="0"/>
+                <w:sz w:val="18"/>
+              </w:rPr>
+              <w:t>Choose beachhead emphasis</w:t>
+            </w:r>
+          </w:p>
+          <w:p>
+            <w:pPr>
+              <w:spacing w:before="0" w:after="30" w:lineRule="exact" w:line="209"/>
+              <w:ind w:left="140" w:hanging="140"/>
+              <w:jc w:val="left"/>
+            </w:pPr>
+            <w:r>
+              <w:rPr>
+                <w:color w:val="14453F"/>
+                <w:sz w:val="18"/>
+              </w:rPr>
+              <w:t xml:space="preserve">• </w:t>
+            </w:r>
+            <w:r>
+              <w:rPr>
+                <w:b w:val="0"/>
+                <w:i w:val="0"/>
+                <w:sz w:val="18"/>
+              </w:rPr>
+              <w:t>Record baseline provider, product, buyer, and CareNavigator metrics</w:t>
+            </w:r>
+          </w:p>
+          <w:p>
+            <w:pPr>
+              <w:spacing w:before="0" w:after="30" w:lineRule="exact" w:line="209"/>
+              <w:ind w:left="140" w:hanging="140"/>
+              <w:jc w:val="left"/>
+            </w:pPr>
+            <w:r>
+              <w:rPr>
+                <w:color w:val="14453F"/>
+                <w:sz w:val="18"/>
+              </w:rPr>
+              <w:t xml:space="preserve">• </w:t>
+            </w:r>
+            <w:r>
+              <w:rPr>
+                <w:b w:val="0"/>
+                <w:i w:val="0"/>
+                <w:sz w:val="18"/>
+              </w:rPr>
+              <w:t>Stand up weekly dashboard</w:t>
             </w:r>
           </w:p>
         </w:tc>
@@ -3522,17 +3596,69 @@
           </w:tcPr>
           <w:p>
             <w:pPr>
-              <w:spacing w:before="56" w:after="56" w:lineRule="exact" w:line="209"/>
+              <w:spacing w:before="56" w:after="30" w:lineRule="exact" w:line="209"/>
+              <w:ind w:left="140" w:hanging="140"/>
               <w:jc w:val="left"/>
             </w:pPr>
             <w:r/>
+            <w:r>
+              <w:rPr>
+                <w:color w:val="14453F"/>
+                <w:sz w:val="18"/>
+              </w:rPr>
+              <w:t xml:space="preserve">• </w:t>
+            </w:r>
             <w:r>
               <w:rPr>
                 <w:b w:val="0"/>
                 <w:i w:val="0"/>
                 <w:sz w:val="18"/>
               </w:rPr>
-              <w:t>Finalize Client Growth and Staffing offers, pricing, terms, delivery workflow, and target agency list; define what will be measured; instrument provider acquisition so every paying provider records how it reached Olera.</w:t>
+              <w:t>Finalize Client Growth and Staffing offers, pricing, terms, delivery workflow, and target agency list</w:t>
+            </w:r>
+          </w:p>
+          <w:p>
+            <w:pPr>
+              <w:spacing w:before="0" w:after="30" w:lineRule="exact" w:line="209"/>
+              <w:ind w:left="140" w:hanging="140"/>
+              <w:jc w:val="left"/>
+            </w:pPr>
+            <w:r>
+              <w:rPr>
+                <w:color w:val="14453F"/>
+                <w:sz w:val="18"/>
+              </w:rPr>
+              <w:t xml:space="preserve">• </w:t>
+            </w:r>
+            <w:r>
+              <w:rPr>
+                <w:b w:val="0"/>
+                <w:i w:val="0"/>
+                <w:sz w:val="18"/>
+              </w:rPr>
+              <w:t>Define what will be measured</w:t>
+            </w:r>
+          </w:p>
+          <w:p>
+            <w:pPr>
+              <w:spacing w:before="0" w:after="30" w:lineRule="exact" w:line="209"/>
+              <w:ind w:left="140" w:hanging="140"/>
+              <w:jc w:val="left"/>
+            </w:pPr>
+            <w:r>
+              <w:rPr>
+                <w:color w:val="14453F"/>
+                <w:sz w:val="18"/>
+              </w:rPr>
+              <w:t xml:space="preserve">• </w:t>
+            </w:r>
+            <w:r>
+              <w:rPr>
+                <w:b w:val="0"/>
+                <w:i w:val="0"/>
+                <w:sz w:val="18"/>
+              </w:rPr>
+              <w:t>Instrument provider acquisition so every paying provider records how it reached Olera</w:t>
             </w:r>
           </w:p>
         </w:tc>
@@ -3620,17 +3746,91 @@
           </w:tcPr>
           <w:p>
             <w:pPr>
-              <w:spacing w:before="56" w:after="56" w:lineRule="exact" w:line="209"/>
+              <w:spacing w:before="56" w:after="30" w:lineRule="exact" w:line="209"/>
+              <w:ind w:left="140" w:hanging="140"/>
               <w:jc w:val="left"/>
             </w:pPr>
             <w:r/>
+            <w:r>
+              <w:rPr>
+                <w:color w:val="14453F"/>
+                <w:sz w:val="18"/>
+              </w:rPr>
+              <w:t xml:space="preserve">• </w:t>
+            </w:r>
             <w:r>
               <w:rPr>
                 <w:b w:val="0"/>
                 <w:i w:val="0"/>
                 <w:sz w:val="18"/>
               </w:rPr>
-              <w:t>Launch concentrated provider outreach; finish institutional-buyer hypothesis/interview guide; book first MA/ACO conversations; draft the letter of intent buyers will eventually be asked to sign.</w:t>
+              <w:t>Launch concentrated provider outreach</w:t>
+            </w:r>
+          </w:p>
+          <w:p>
+            <w:pPr>
+              <w:spacing w:before="0" w:after="30" w:lineRule="exact" w:line="209"/>
+              <w:ind w:left="140" w:hanging="140"/>
+              <w:jc w:val="left"/>
+            </w:pPr>
+            <w:r>
+              <w:rPr>
+                <w:color w:val="14453F"/>
+                <w:sz w:val="18"/>
+              </w:rPr>
+              <w:t xml:space="preserve">• </w:t>
+            </w:r>
+            <w:r>
+              <w:rPr>
+                <w:b w:val="0"/>
+                <w:i w:val="0"/>
+                <w:sz w:val="18"/>
+              </w:rPr>
+              <w:t>Finish institutional-buyer hypothesis/interview guide</w:t>
+            </w:r>
+          </w:p>
+          <w:p>
+            <w:pPr>
+              <w:spacing w:before="0" w:after="30" w:lineRule="exact" w:line="209"/>
+              <w:ind w:left="140" w:hanging="140"/>
+              <w:jc w:val="left"/>
+            </w:pPr>
+            <w:r>
+              <w:rPr>
+                <w:color w:val="14453F"/>
+                <w:sz w:val="18"/>
+              </w:rPr>
+              <w:t xml:space="preserve">• </w:t>
+            </w:r>
+            <w:r>
+              <w:rPr>
+                <w:b w:val="0"/>
+                <w:i w:val="0"/>
+                <w:sz w:val="18"/>
+              </w:rPr>
+              <w:t>Book first MA/ACO conversations</w:t>
+            </w:r>
+          </w:p>
+          <w:p>
+            <w:pPr>
+              <w:spacing w:before="0" w:after="30" w:lineRule="exact" w:line="209"/>
+              <w:ind w:left="140" w:hanging="140"/>
+              <w:jc w:val="left"/>
+            </w:pPr>
+            <w:r>
+              <w:rPr>
+                <w:color w:val="14453F"/>
+                <w:sz w:val="18"/>
+              </w:rPr>
+              <w:t xml:space="preserve">• </w:t>
+            </w:r>
+            <w:r>
+              <w:rPr>
+                <w:b w:val="0"/>
+                <w:i w:val="0"/>
+                <w:sz w:val="18"/>
+              </w:rPr>
+              <w:t>Draft the letter of intent buyers will eventually be asked to sign</w:t>
             </w:r>
           </w:p>
         </w:tc>
@@ -3718,17 +3918,91 @@
           </w:tcPr>
           <w:p>
             <w:pPr>
-              <w:spacing w:before="56" w:after="56" w:lineRule="exact" w:line="209"/>
+              <w:spacing w:before="56" w:after="30" w:lineRule="exact" w:line="209"/>
+              <w:ind w:left="140" w:hanging="140"/>
               <w:jc w:val="left"/>
             </w:pPr>
             <w:r/>
+            <w:r>
+              <w:rPr>
+                <w:color w:val="14453F"/>
+                <w:sz w:val="18"/>
+              </w:rPr>
+              <w:t xml:space="preserve">• </w:t>
+            </w:r>
             <w:r>
               <w:rPr>
                 <w:b w:val="0"/>
                 <w:i w:val="0"/>
                 <w:sz w:val="18"/>
               </w:rPr>
-              <w:t>Freeze first-generation CareNavigator requirements and V&amp;V plan; add care-establishment verification to the study instrumentation so episodes reaching established care can be counted; continue sales; conduct first buyer interviews.</w:t>
+              <w:t>Freeze first-generation CareNavigator requirements and V&amp;V plan</w:t>
+            </w:r>
+          </w:p>
+          <w:p>
+            <w:pPr>
+              <w:spacing w:before="0" w:after="30" w:lineRule="exact" w:line="209"/>
+              <w:ind w:left="140" w:hanging="140"/>
+              <w:jc w:val="left"/>
+            </w:pPr>
+            <w:r>
+              <w:rPr>
+                <w:color w:val="14453F"/>
+                <w:sz w:val="18"/>
+              </w:rPr>
+              <w:t xml:space="preserve">• </w:t>
+            </w:r>
+            <w:r>
+              <w:rPr>
+                <w:b w:val="0"/>
+                <w:i w:val="0"/>
+                <w:sz w:val="18"/>
+              </w:rPr>
+              <w:t>Add care-establishment verification to the study instrumentation so episodes reaching established care can be counted</w:t>
+            </w:r>
+          </w:p>
+          <w:p>
+            <w:pPr>
+              <w:spacing w:before="0" w:after="30" w:lineRule="exact" w:line="209"/>
+              <w:ind w:left="140" w:hanging="140"/>
+              <w:jc w:val="left"/>
+            </w:pPr>
+            <w:r>
+              <w:rPr>
+                <w:color w:val="14453F"/>
+                <w:sz w:val="18"/>
+              </w:rPr>
+              <w:t xml:space="preserve">• </w:t>
+            </w:r>
+            <w:r>
+              <w:rPr>
+                <w:b w:val="0"/>
+                <w:i w:val="0"/>
+                <w:sz w:val="18"/>
+              </w:rPr>
+              <w:t>Continue sales</w:t>
+            </w:r>
+          </w:p>
+          <w:p>
+            <w:pPr>
+              <w:spacing w:before="0" w:after="30" w:lineRule="exact" w:line="209"/>
+              <w:ind w:left="140" w:hanging="140"/>
+              <w:jc w:val="left"/>
+            </w:pPr>
+            <w:r>
+              <w:rPr>
+                <w:color w:val="14453F"/>
+                <w:sz w:val="18"/>
+              </w:rPr>
+              <w:t xml:space="preserve">• </w:t>
+            </w:r>
+            <w:r>
+              <w:rPr>
+                <w:b w:val="0"/>
+                <w:i w:val="0"/>
+                <w:sz w:val="18"/>
+              </w:rPr>
+              <w:t>Conduct first buyer interviews</w:t>
             </w:r>
           </w:p>
         </w:tc>
@@ -3816,17 +4090,69 @@
           </w:tcPr>
           <w:p>
             <w:pPr>
-              <w:spacing w:before="56" w:after="56" w:lineRule="exact" w:line="209"/>
+              <w:spacing w:before="56" w:after="30" w:lineRule="exact" w:line="209"/>
+              <w:ind w:left="140" w:hanging="140"/>
               <w:jc w:val="left"/>
             </w:pPr>
             <w:r/>
+            <w:r>
+              <w:rPr>
+                <w:color w:val="14453F"/>
+                <w:sz w:val="18"/>
+              </w:rPr>
+              <w:t xml:space="preserve">• </w:t>
+            </w:r>
             <w:r>
               <w:rPr>
                 <w:b w:val="0"/>
                 <w:i w:val="0"/>
                 <w:sz w:val="18"/>
               </w:rPr>
-              <w:t>Close first paying provider(s) and record the acquisition source of each; continue buyer interviews; review Month 1 against scorecard.</w:t>
+              <w:t>Close first paying provider(s) and record the acquisition source of each</w:t>
+            </w:r>
+          </w:p>
+          <w:p>
+            <w:pPr>
+              <w:spacing w:before="0" w:after="30" w:lineRule="exact" w:line="209"/>
+              <w:ind w:left="140" w:hanging="140"/>
+              <w:jc w:val="left"/>
+            </w:pPr>
+            <w:r>
+              <w:rPr>
+                <w:color w:val="14453F"/>
+                <w:sz w:val="18"/>
+              </w:rPr>
+              <w:t xml:space="preserve">• </w:t>
+            </w:r>
+            <w:r>
+              <w:rPr>
+                <w:b w:val="0"/>
+                <w:i w:val="0"/>
+                <w:sz w:val="18"/>
+              </w:rPr>
+              <w:t>Continue buyer interviews</w:t>
+            </w:r>
+          </w:p>
+          <w:p>
+            <w:pPr>
+              <w:spacing w:before="0" w:after="30" w:lineRule="exact" w:line="209"/>
+              <w:ind w:left="140" w:hanging="140"/>
+              <w:jc w:val="left"/>
+            </w:pPr>
+            <w:r>
+              <w:rPr>
+                <w:color w:val="14453F"/>
+                <w:sz w:val="18"/>
+              </w:rPr>
+              <w:t xml:space="preserve">• </w:t>
+            </w:r>
+            <w:r>
+              <w:rPr>
+                <w:b w:val="0"/>
+                <w:i w:val="0"/>
+                <w:sz w:val="18"/>
+              </w:rPr>
+              <w:t>Review Month 1 against scorecard</w:t>
             </w:r>
           </w:p>
         </w:tc>
@@ -3914,17 +4240,91 @@
           </w:tcPr>
           <w:p>
             <w:pPr>
-              <w:spacing w:before="56" w:after="56" w:lineRule="exact" w:line="209"/>
+              <w:spacing w:before="56" w:after="30" w:lineRule="exact" w:line="209"/>
+              <w:ind w:left="140" w:hanging="140"/>
               <w:jc w:val="left"/>
             </w:pPr>
             <w:r/>
+            <w:r>
+              <w:rPr>
+                <w:color w:val="14453F"/>
+                <w:sz w:val="18"/>
+              </w:rPr>
+              <w:t xml:space="preserve">• </w:t>
+            </w:r>
             <w:r>
               <w:rPr>
                 <w:b w:val="0"/>
                 <w:i w:val="0"/>
                 <w:sz w:val="18"/>
               </w:rPr>
-              <w:t>Standardize delivery from first customers; continue buyer discovery; complete study-ready CareNavigator workflows; open investor conversations against the $4 million post-CRP requirement.</w:t>
+              <w:t>Standardize delivery from first customers</w:t>
+            </w:r>
+          </w:p>
+          <w:p>
+            <w:pPr>
+              <w:spacing w:before="0" w:after="30" w:lineRule="exact" w:line="209"/>
+              <w:ind w:left="140" w:hanging="140"/>
+              <w:jc w:val="left"/>
+            </w:pPr>
+            <w:r>
+              <w:rPr>
+                <w:color w:val="14453F"/>
+                <w:sz w:val="18"/>
+              </w:rPr>
+              <w:t xml:space="preserve">• </w:t>
+            </w:r>
+            <w:r>
+              <w:rPr>
+                <w:b w:val="0"/>
+                <w:i w:val="0"/>
+                <w:sz w:val="18"/>
+              </w:rPr>
+              <w:t>Continue buyer discovery</w:t>
+            </w:r>
+          </w:p>
+          <w:p>
+            <w:pPr>
+              <w:spacing w:before="0" w:after="30" w:lineRule="exact" w:line="209"/>
+              <w:ind w:left="140" w:hanging="140"/>
+              <w:jc w:val="left"/>
+            </w:pPr>
+            <w:r>
+              <w:rPr>
+                <w:color w:val="14453F"/>
+                <w:sz w:val="18"/>
+              </w:rPr>
+              <w:t xml:space="preserve">• </w:t>
+            </w:r>
+            <w:r>
+              <w:rPr>
+                <w:b w:val="0"/>
+                <w:i w:val="0"/>
+                <w:sz w:val="18"/>
+              </w:rPr>
+              <w:t>Complete study-ready CareNavigator workflows</w:t>
+            </w:r>
+          </w:p>
+          <w:p>
+            <w:pPr>
+              <w:spacing w:before="0" w:after="30" w:lineRule="exact" w:line="209"/>
+              <w:ind w:left="140" w:hanging="140"/>
+              <w:jc w:val="left"/>
+            </w:pPr>
+            <w:r>
+              <w:rPr>
+                <w:color w:val="14453F"/>
+                <w:sz w:val="18"/>
+              </w:rPr>
+              <w:t xml:space="preserve">• </w:t>
+            </w:r>
+            <w:r>
+              <w:rPr>
+                <w:b w:val="0"/>
+                <w:i w:val="0"/>
+                <w:sz w:val="18"/>
+              </w:rPr>
+              <w:t>Open investor conversations against the $4 million post-CRP requirement</w:t>
             </w:r>
           </w:p>
         </w:tc>
@@ -4012,17 +4412,91 @@
           </w:tcPr>
           <w:p>
             <w:pPr>
-              <w:spacing w:before="56" w:after="56" w:lineRule="exact" w:line="209"/>
+              <w:spacing w:before="56" w:after="30" w:lineRule="exact" w:line="209"/>
+              <w:ind w:left="140" w:hanging="140"/>
               <w:jc w:val="left"/>
             </w:pPr>
             <w:r/>
+            <w:r>
+              <w:rPr>
+                <w:color w:val="14453F"/>
+                <w:sz w:val="18"/>
+              </w:rPr>
+              <w:t xml:space="preserve">• </w:t>
+            </w:r>
             <w:r>
               <w:rPr>
                 <w:b w:val="0"/>
                 <w:i w:val="0"/>
                 <w:sz w:val="18"/>
               </w:rPr>
-              <w:t>Convert next provider cohort; pursue first repeat purchase/retention evidence; begin/continue family V&amp;V study; ask each buyer what would have to be true for them to put something in writing.</w:t>
+              <w:t>Convert next provider cohort</w:t>
+            </w:r>
+          </w:p>
+          <w:p>
+            <w:pPr>
+              <w:spacing w:before="0" w:after="30" w:lineRule="exact" w:line="209"/>
+              <w:ind w:left="140" w:hanging="140"/>
+              <w:jc w:val="left"/>
+            </w:pPr>
+            <w:r>
+              <w:rPr>
+                <w:color w:val="14453F"/>
+                <w:sz w:val="18"/>
+              </w:rPr>
+              <w:t xml:space="preserve">• </w:t>
+            </w:r>
+            <w:r>
+              <w:rPr>
+                <w:b w:val="0"/>
+                <w:i w:val="0"/>
+                <w:sz w:val="18"/>
+              </w:rPr>
+              <w:t>Pursue first repeat purchase/retention evidence</w:t>
+            </w:r>
+          </w:p>
+          <w:p>
+            <w:pPr>
+              <w:spacing w:before="0" w:after="30" w:lineRule="exact" w:line="209"/>
+              <w:ind w:left="140" w:hanging="140"/>
+              <w:jc w:val="left"/>
+            </w:pPr>
+            <w:r>
+              <w:rPr>
+                <w:color w:val="14453F"/>
+                <w:sz w:val="18"/>
+              </w:rPr>
+              <w:t xml:space="preserve">• </w:t>
+            </w:r>
+            <w:r>
+              <w:rPr>
+                <w:b w:val="0"/>
+                <w:i w:val="0"/>
+                <w:sz w:val="18"/>
+              </w:rPr>
+              <w:t>Begin/continue family V&amp;V study</w:t>
+            </w:r>
+          </w:p>
+          <w:p>
+            <w:pPr>
+              <w:spacing w:before="0" w:after="30" w:lineRule="exact" w:line="209"/>
+              <w:ind w:left="140" w:hanging="140"/>
+              <w:jc w:val="left"/>
+            </w:pPr>
+            <w:r>
+              <w:rPr>
+                <w:color w:val="14453F"/>
+                <w:sz w:val="18"/>
+              </w:rPr>
+              <w:t xml:space="preserve">• </w:t>
+            </w:r>
+            <w:r>
+              <w:rPr>
+                <w:b w:val="0"/>
+                <w:i w:val="0"/>
+                <w:sz w:val="18"/>
+              </w:rPr>
+              <w:t>Ask each buyer what would have to be true for them to put something in writing</w:t>
             </w:r>
           </w:p>
         </w:tc>
@@ -4110,17 +4584,91 @@
           </w:tcPr>
           <w:p>
             <w:pPr>
-              <w:spacing w:before="56" w:after="56" w:lineRule="exact" w:line="209"/>
+              <w:spacing w:before="56" w:after="30" w:lineRule="exact" w:line="209"/>
+              <w:ind w:left="140" w:hanging="140"/>
               <w:jc w:val="left"/>
             </w:pPr>
             <w:r/>
+            <w:r>
+              <w:rPr>
+                <w:color w:val="14453F"/>
+                <w:sz w:val="18"/>
+              </w:rPr>
+              <w:t xml:space="preserve">• </w:t>
+            </w:r>
             <w:r>
               <w:rPr>
                 <w:b w:val="0"/>
                 <w:i w:val="0"/>
                 <w:sz w:val="18"/>
               </w:rPr>
-              <w:t>Synthesize buyer interviews; identify convergent endpoints, data requirements, and POC expectations; revise CRP architecture accordingly; put the first letter of intent in front of the most engaged buyer.</w:t>
+              <w:t>Synthesize buyer interviews</w:t>
+            </w:r>
+          </w:p>
+          <w:p>
+            <w:pPr>
+              <w:spacing w:before="0" w:after="30" w:lineRule="exact" w:line="209"/>
+              <w:ind w:left="140" w:hanging="140"/>
+              <w:jc w:val="left"/>
+            </w:pPr>
+            <w:r>
+              <w:rPr>
+                <w:color w:val="14453F"/>
+                <w:sz w:val="18"/>
+              </w:rPr>
+              <w:t xml:space="preserve">• </w:t>
+            </w:r>
+            <w:r>
+              <w:rPr>
+                <w:b w:val="0"/>
+                <w:i w:val="0"/>
+                <w:sz w:val="18"/>
+              </w:rPr>
+              <w:t>Identify convergent endpoints, data requirements, and POC expectations</w:t>
+            </w:r>
+          </w:p>
+          <w:p>
+            <w:pPr>
+              <w:spacing w:before="0" w:after="30" w:lineRule="exact" w:line="209"/>
+              <w:ind w:left="140" w:hanging="140"/>
+              <w:jc w:val="left"/>
+            </w:pPr>
+            <w:r>
+              <w:rPr>
+                <w:color w:val="14453F"/>
+                <w:sz w:val="18"/>
+              </w:rPr>
+              <w:t xml:space="preserve">• </w:t>
+            </w:r>
+            <w:r>
+              <w:rPr>
+                <w:b w:val="0"/>
+                <w:i w:val="0"/>
+                <w:sz w:val="18"/>
+              </w:rPr>
+              <w:t>Revise CRP architecture accordingly</w:t>
+            </w:r>
+          </w:p>
+          <w:p>
+            <w:pPr>
+              <w:spacing w:before="0" w:after="30" w:lineRule="exact" w:line="209"/>
+              <w:ind w:left="140" w:hanging="140"/>
+              <w:jc w:val="left"/>
+            </w:pPr>
+            <w:r>
+              <w:rPr>
+                <w:color w:val="14453F"/>
+                <w:sz w:val="18"/>
+              </w:rPr>
+              <w:t xml:space="preserve">• </w:t>
+            </w:r>
+            <w:r>
+              <w:rPr>
+                <w:b w:val="0"/>
+                <w:i w:val="0"/>
+                <w:sz w:val="18"/>
+              </w:rPr>
+              <w:t>Put the first letter of intent in front of the most engaged buyer</w:t>
             </w:r>
           </w:p>
         </w:tc>
@@ -4208,17 +4756,47 @@
           </w:tcPr>
           <w:p>
             <w:pPr>
-              <w:spacing w:before="56" w:after="56" w:lineRule="exact" w:line="209"/>
+              <w:spacing w:before="56" w:after="30" w:lineRule="exact" w:line="209"/>
+              <w:ind w:left="140" w:hanging="140"/>
               <w:jc w:val="left"/>
             </w:pPr>
             <w:r/>
+            <w:r>
+              <w:rPr>
+                <w:color w:val="14453F"/>
+                <w:sz w:val="18"/>
+              </w:rPr>
+              <w:t xml:space="preserve">• </w:t>
+            </w:r>
             <w:r>
               <w:rPr>
                 <w:b w:val="0"/>
                 <w:i w:val="0"/>
                 <w:sz w:val="18"/>
               </w:rPr>
-              <w:t>Review traction, CareNavigator development, study progress, buyer discovery, and financing against target/stretch scorecard; decide whether the letter and financing rows are on track or need a different approach.</w:t>
+              <w:t>Review traction, CareNavigator development, study progress, buyer discovery, and financing against target/stretch scorecard</w:t>
+            </w:r>
+          </w:p>
+          <w:p>
+            <w:pPr>
+              <w:spacing w:before="0" w:after="30" w:lineRule="exact" w:line="209"/>
+              <w:ind w:left="140" w:hanging="140"/>
+              <w:jc w:val="left"/>
+            </w:pPr>
+            <w:r>
+              <w:rPr>
+                <w:color w:val="14453F"/>
+                <w:sz w:val="18"/>
+              </w:rPr>
+              <w:t xml:space="preserve">• </w:t>
+            </w:r>
+            <w:r>
+              <w:rPr>
+                <w:b w:val="0"/>
+                <w:i w:val="0"/>
+                <w:sz w:val="18"/>
+              </w:rPr>
+              <w:t>Decide whether the letter and financing rows are on track or need a different approach</w:t>
             </w:r>
           </w:p>
         </w:tc>
@@ -4306,17 +4884,113 @@
           </w:tcPr>
           <w:p>
             <w:pPr>
-              <w:spacing w:before="56" w:after="56" w:lineRule="exact" w:line="209"/>
+              <w:spacing w:before="56" w:after="30" w:lineRule="exact" w:line="209"/>
+              <w:ind w:left="140" w:hanging="140"/>
               <w:jc w:val="left"/>
             </w:pPr>
             <w:r/>
+            <w:r>
+              <w:rPr>
+                <w:color w:val="14453F"/>
+                <w:sz w:val="18"/>
+              </w:rPr>
+              <w:t xml:space="preserve">• </w:t>
+            </w:r>
             <w:r>
               <w:rPr>
                 <w:b w:val="0"/>
                 <w:i w:val="0"/>
                 <w:sz w:val="18"/>
               </w:rPr>
-              <w:t>Meet targeted investors/buyers; test thesis; capture objections and required evidence; ask for written milestone-conditional interest rather than endorsement; continue sales and V&amp;V.</w:t>
+              <w:t>Meet targeted investors/buyers</w:t>
+            </w:r>
+          </w:p>
+          <w:p>
+            <w:pPr>
+              <w:spacing w:before="0" w:after="30" w:lineRule="exact" w:line="209"/>
+              <w:ind w:left="140" w:hanging="140"/>
+              <w:jc w:val="left"/>
+            </w:pPr>
+            <w:r>
+              <w:rPr>
+                <w:color w:val="14453F"/>
+                <w:sz w:val="18"/>
+              </w:rPr>
+              <w:t xml:space="preserve">• </w:t>
+            </w:r>
+            <w:r>
+              <w:rPr>
+                <w:b w:val="0"/>
+                <w:i w:val="0"/>
+                <w:sz w:val="18"/>
+              </w:rPr>
+              <w:t>Test thesis</w:t>
+            </w:r>
+          </w:p>
+          <w:p>
+            <w:pPr>
+              <w:spacing w:before="0" w:after="30" w:lineRule="exact" w:line="209"/>
+              <w:ind w:left="140" w:hanging="140"/>
+              <w:jc w:val="left"/>
+            </w:pPr>
+            <w:r>
+              <w:rPr>
+                <w:color w:val="14453F"/>
+                <w:sz w:val="18"/>
+              </w:rPr>
+              <w:t xml:space="preserve">• </w:t>
+            </w:r>
+            <w:r>
+              <w:rPr>
+                <w:b w:val="0"/>
+                <w:i w:val="0"/>
+                <w:sz w:val="18"/>
+              </w:rPr>
+              <w:t>Capture objections and required evidence</w:t>
+            </w:r>
+          </w:p>
+          <w:p>
+            <w:pPr>
+              <w:spacing w:before="0" w:after="30" w:lineRule="exact" w:line="209"/>
+              <w:ind w:left="140" w:hanging="140"/>
+              <w:jc w:val="left"/>
+            </w:pPr>
+            <w:r>
+              <w:rPr>
+                <w:color w:val="14453F"/>
+                <w:sz w:val="18"/>
+              </w:rPr>
+              <w:t xml:space="preserve">• </w:t>
+            </w:r>
+            <w:r>
+              <w:rPr>
+                <w:b w:val="0"/>
+                <w:i w:val="0"/>
+                <w:sz w:val="18"/>
+              </w:rPr>
+              <w:t>Ask for written milestone-conditional interest rather than endorsement</w:t>
+            </w:r>
+          </w:p>
+          <w:p>
+            <w:pPr>
+              <w:spacing w:before="0" w:after="30" w:lineRule="exact" w:line="209"/>
+              <w:ind w:left="140" w:hanging="140"/>
+              <w:jc w:val="left"/>
+            </w:pPr>
+            <w:r>
+              <w:rPr>
+                <w:color w:val="14453F"/>
+                <w:sz w:val="18"/>
+              </w:rPr>
+              <w:t xml:space="preserve">• </w:t>
+            </w:r>
+            <w:r>
+              <w:rPr>
+                <w:b w:val="0"/>
+                <w:i w:val="0"/>
+                <w:sz w:val="18"/>
+              </w:rPr>
+              <w:t>Continue sales and V&amp;V</w:t>
             </w:r>
           </w:p>
         </w:tc>
@@ -4404,17 +5078,91 @@
           </w:tcPr>
           <w:p>
             <w:pPr>
-              <w:spacing w:before="56" w:after="56" w:lineRule="exact" w:line="209"/>
+              <w:spacing w:before="56" w:after="30" w:lineRule="exact" w:line="209"/>
+              <w:ind w:left="140" w:hanging="140"/>
               <w:jc w:val="left"/>
             </w:pPr>
             <w:r/>
+            <w:r>
+              <w:rPr>
+                <w:color w:val="14453F"/>
+                <w:sz w:val="18"/>
+              </w:rPr>
+              <w:t xml:space="preserve">• </w:t>
+            </w:r>
             <w:r>
               <w:rPr>
                 <w:b w:val="0"/>
                 <w:i w:val="0"/>
                 <w:sz w:val="18"/>
               </w:rPr>
-              <w:t>Follow up within five days; move buyers toward a signed letter of intent; move investors toward documented interest at or above $4 million; record what each declined and why.</w:t>
+              <w:t>Follow up within five days</w:t>
+            </w:r>
+          </w:p>
+          <w:p>
+            <w:pPr>
+              <w:spacing w:before="0" w:after="30" w:lineRule="exact" w:line="209"/>
+              <w:ind w:left="140" w:hanging="140"/>
+              <w:jc w:val="left"/>
+            </w:pPr>
+            <w:r>
+              <w:rPr>
+                <w:color w:val="14453F"/>
+                <w:sz w:val="18"/>
+              </w:rPr>
+              <w:t xml:space="preserve">• </w:t>
+            </w:r>
+            <w:r>
+              <w:rPr>
+                <w:b w:val="0"/>
+                <w:i w:val="0"/>
+                <w:sz w:val="18"/>
+              </w:rPr>
+              <w:t>Move buyers toward a signed letter of intent</w:t>
+            </w:r>
+          </w:p>
+          <w:p>
+            <w:pPr>
+              <w:spacing w:before="0" w:after="30" w:lineRule="exact" w:line="209"/>
+              <w:ind w:left="140" w:hanging="140"/>
+              <w:jc w:val="left"/>
+            </w:pPr>
+            <w:r>
+              <w:rPr>
+                <w:color w:val="14453F"/>
+                <w:sz w:val="18"/>
+              </w:rPr>
+              <w:t xml:space="preserve">• </w:t>
+            </w:r>
+            <w:r>
+              <w:rPr>
+                <w:b w:val="0"/>
+                <w:i w:val="0"/>
+                <w:sz w:val="18"/>
+              </w:rPr>
+              <w:t>Move investors toward documented interest at or above $4 million</w:t>
+            </w:r>
+          </w:p>
+          <w:p>
+            <w:pPr>
+              <w:spacing w:before="0" w:after="30" w:lineRule="exact" w:line="209"/>
+              <w:ind w:left="140" w:hanging="140"/>
+              <w:jc w:val="left"/>
+            </w:pPr>
+            <w:r>
+              <w:rPr>
+                <w:color w:val="14453F"/>
+                <w:sz w:val="18"/>
+              </w:rPr>
+              <w:t xml:space="preserve">• </w:t>
+            </w:r>
+            <w:r>
+              <w:rPr>
+                <w:b w:val="0"/>
+                <w:i w:val="0"/>
+                <w:sz w:val="18"/>
+              </w:rPr>
+              <w:t>Record what each declined and why</w:t>
             </w:r>
           </w:p>
         </w:tc>
@@ -4502,17 +5250,69 @@
           </w:tcPr>
           <w:p>
             <w:pPr>
-              <w:spacing w:before="56" w:after="56" w:lineRule="exact" w:line="209"/>
+              <w:spacing w:before="56" w:after="30" w:lineRule="exact" w:line="209"/>
+              <w:ind w:left="140" w:hanging="140"/>
               <w:jc w:val="left"/>
             </w:pPr>
             <w:r/>
+            <w:r>
+              <w:rPr>
+                <w:color w:val="14453F"/>
+                <w:sz w:val="18"/>
+              </w:rPr>
+              <w:t xml:space="preserve">• </w:t>
+            </w:r>
             <w:r>
               <w:rPr>
                 <w:b w:val="0"/>
                 <w:i w:val="0"/>
                 <w:sz w:val="18"/>
               </w:rPr>
-              <w:t>Draft Research Strategy and Commercialization Plan from the now-better-supported thesis; state the proportionality answer explicitly, why $4 million against the modeled run rate; identify remaining evidence gaps.</w:t>
+              <w:t>Draft Research Strategy and Commercialization Plan from the now-better-supported thesis</w:t>
+            </w:r>
+          </w:p>
+          <w:p>
+            <w:pPr>
+              <w:spacing w:before="0" w:after="30" w:lineRule="exact" w:line="209"/>
+              <w:ind w:left="140" w:hanging="140"/>
+              <w:jc w:val="left"/>
+            </w:pPr>
+            <w:r>
+              <w:rPr>
+                <w:color w:val="14453F"/>
+                <w:sz w:val="18"/>
+              </w:rPr>
+              <w:t xml:space="preserve">• </w:t>
+            </w:r>
+            <w:r>
+              <w:rPr>
+                <w:b w:val="0"/>
+                <w:i w:val="0"/>
+                <w:sz w:val="18"/>
+              </w:rPr>
+              <w:t>State the proportionality answer explicitly, why $4 million against the modeled run rate</w:t>
+            </w:r>
+          </w:p>
+          <w:p>
+            <w:pPr>
+              <w:spacing w:before="0" w:after="30" w:lineRule="exact" w:line="209"/>
+              <w:ind w:left="140" w:hanging="140"/>
+              <w:jc w:val="left"/>
+            </w:pPr>
+            <w:r>
+              <w:rPr>
+                <w:color w:val="14453F"/>
+                <w:sz w:val="18"/>
+              </w:rPr>
+              <w:t xml:space="preserve">• </w:t>
+            </w:r>
+            <w:r>
+              <w:rPr>
+                <w:b w:val="0"/>
+                <w:i w:val="0"/>
+                <w:sz w:val="18"/>
+              </w:rPr>
+              <w:t>Identify remaining evidence gaps</w:t>
             </w:r>
           </w:p>
         </w:tc>
@@ -4600,17 +5400,25 @@
           </w:tcPr>
           <w:p>
             <w:pPr>
-              <w:spacing w:before="56" w:after="56" w:lineRule="exact" w:line="209"/>
+              <w:spacing w:before="56" w:after="30" w:lineRule="exact" w:line="209"/>
+              <w:ind w:left="140" w:hanging="140"/>
               <w:jc w:val="left"/>
             </w:pPr>
             <w:r/>
+            <w:r>
+              <w:rPr>
+                <w:color w:val="14453F"/>
+                <w:sz w:val="18"/>
+              </w:rPr>
+              <w:t xml:space="preserve">• </w:t>
+            </w:r>
             <w:r>
               <w:rPr>
                 <w:b w:val="0"/>
                 <w:i w:val="0"/>
                 <w:sz w:val="18"/>
               </w:rPr>
-              <w:t>Maintain sales, study execution, buyer follow-up, and evidence capture through the holiday week.</w:t>
+              <w:t>Maintain sales, study execution, buyer follow-up, and evidence capture through the holiday week</w:t>
             </w:r>
           </w:p>
         </w:tc>
@@ -4698,17 +5506,69 @@
           </w:tcPr>
           <w:p>
             <w:pPr>
-              <w:spacing w:before="56" w:after="56" w:lineRule="exact" w:line="209"/>
+              <w:spacing w:before="56" w:after="30" w:lineRule="exact" w:line="209"/>
+              <w:ind w:left="140" w:hanging="140"/>
               <w:jc w:val="left"/>
             </w:pPr>
             <w:r/>
+            <w:r>
+              <w:rPr>
+                <w:color w:val="14453F"/>
+                <w:sz w:val="18"/>
+              </w:rPr>
+              <w:t xml:space="preserve">• </w:t>
+            </w:r>
             <w:r>
               <w:rPr>
                 <w:b w:val="0"/>
                 <w:i w:val="0"/>
                 <w:sz w:val="18"/>
               </w:rPr>
-              <w:t>Show retention/repeat purchase; consolidate CareNavigator V&amp;V data and the care-establishment count; update economics and buyer evidence.</w:t>
+              <w:t>Show retention/repeat purchase</w:t>
+            </w:r>
+          </w:p>
+          <w:p>
+            <w:pPr>
+              <w:spacing w:before="0" w:after="30" w:lineRule="exact" w:line="209"/>
+              <w:ind w:left="140" w:hanging="140"/>
+              <w:jc w:val="left"/>
+            </w:pPr>
+            <w:r>
+              <w:rPr>
+                <w:color w:val="14453F"/>
+                <w:sz w:val="18"/>
+              </w:rPr>
+              <w:t xml:space="preserve">• </w:t>
+            </w:r>
+            <w:r>
+              <w:rPr>
+                <w:b w:val="0"/>
+                <w:i w:val="0"/>
+                <w:sz w:val="18"/>
+              </w:rPr>
+              <w:t>Consolidate CareNavigator V&amp;V data and the care-establishment count</w:t>
+            </w:r>
+          </w:p>
+          <w:p>
+            <w:pPr>
+              <w:spacing w:before="0" w:after="30" w:lineRule="exact" w:line="209"/>
+              <w:ind w:left="140" w:hanging="140"/>
+              <w:jc w:val="left"/>
+            </w:pPr>
+            <w:r>
+              <w:rPr>
+                <w:color w:val="14453F"/>
+                <w:sz w:val="18"/>
+              </w:rPr>
+              <w:t xml:space="preserve">• </w:t>
+            </w:r>
+            <w:r>
+              <w:rPr>
+                <w:b w:val="0"/>
+                <w:i w:val="0"/>
+                <w:sz w:val="18"/>
+              </w:rPr>
+              <w:t>Update economics and buyer evidence</w:t>
             </w:r>
           </w:p>
         </w:tc>
@@ -4796,17 +5656,69 @@
           </w:tcPr>
           <w:p>
             <w:pPr>
-              <w:spacing w:before="56" w:after="56" w:lineRule="exact" w:line="209"/>
+              <w:spacing w:before="56" w:after="30" w:lineRule="exact" w:line="209"/>
+              <w:ind w:left="140" w:hanging="140"/>
               <w:jc w:val="left"/>
             </w:pPr>
             <w:r/>
+            <w:r>
+              <w:rPr>
+                <w:color w:val="14453F"/>
+                <w:sz w:val="18"/>
+              </w:rPr>
+              <w:t xml:space="preserve">• </w:t>
+            </w:r>
             <w:r>
               <w:rPr>
                 <w:b w:val="0"/>
                 <w:i w:val="0"/>
                 <w:sz w:val="18"/>
               </w:rPr>
-              <w:t>Freeze core traction and study numbers; finalize buyer-informed CRP design; close the outstanding letters of intent and financing letters.</w:t>
+              <w:t>Freeze core traction and study numbers</w:t>
+            </w:r>
+          </w:p>
+          <w:p>
+            <w:pPr>
+              <w:spacing w:before="0" w:after="30" w:lineRule="exact" w:line="209"/>
+              <w:ind w:left="140" w:hanging="140"/>
+              <w:jc w:val="left"/>
+            </w:pPr>
+            <w:r>
+              <w:rPr>
+                <w:color w:val="14453F"/>
+                <w:sz w:val="18"/>
+              </w:rPr>
+              <w:t xml:space="preserve">• </w:t>
+            </w:r>
+            <w:r>
+              <w:rPr>
+                <w:b w:val="0"/>
+                <w:i w:val="0"/>
+                <w:sz w:val="18"/>
+              </w:rPr>
+              <w:t>Finalize buyer-informed CRP design</w:t>
+            </w:r>
+          </w:p>
+          <w:p>
+            <w:pPr>
+              <w:spacing w:before="0" w:after="30" w:lineRule="exact" w:line="209"/>
+              <w:ind w:left="140" w:hanging="140"/>
+              <w:jc w:val="left"/>
+            </w:pPr>
+            <w:r>
+              <w:rPr>
+                <w:color w:val="14453F"/>
+                <w:sz w:val="18"/>
+              </w:rPr>
+              <w:t xml:space="preserve">• </w:t>
+            </w:r>
+            <w:r>
+              <w:rPr>
+                <w:b w:val="0"/>
+                <w:i w:val="0"/>
+                <w:sz w:val="18"/>
+              </w:rPr>
+              <w:t>Close the outstanding letters of intent and financing letters</w:t>
             </w:r>
           </w:p>
         </w:tc>
@@ -4894,17 +5806,69 @@
           </w:tcPr>
           <w:p>
             <w:pPr>
-              <w:spacing w:before="56" w:after="56" w:lineRule="exact" w:line="209"/>
+              <w:spacing w:before="56" w:after="30" w:lineRule="exact" w:line="209"/>
+              <w:ind w:left="140" w:hanging="140"/>
               <w:jc w:val="left"/>
             </w:pPr>
             <w:r/>
+            <w:r>
+              <w:rPr>
+                <w:color w:val="14453F"/>
+                <w:sz w:val="18"/>
+              </w:rPr>
+              <w:t xml:space="preserve">• </w:t>
+            </w:r>
             <w:r>
               <w:rPr>
                 <w:b w:val="0"/>
                 <w:i w:val="0"/>
                 <w:sz w:val="18"/>
               </w:rPr>
-              <w:t>Complete substantive sections and internal review; assemble letters and supporting materials; finalize scorecard and report honestly which rows were retired and which were not.</w:t>
+              <w:t>Complete substantive sections and internal review</w:t>
+            </w:r>
+          </w:p>
+          <w:p>
+            <w:pPr>
+              <w:spacing w:before="0" w:after="30" w:lineRule="exact" w:line="209"/>
+              <w:ind w:left="140" w:hanging="140"/>
+              <w:jc w:val="left"/>
+            </w:pPr>
+            <w:r>
+              <w:rPr>
+                <w:color w:val="14453F"/>
+                <w:sz w:val="18"/>
+              </w:rPr>
+              <w:t xml:space="preserve">• </w:t>
+            </w:r>
+            <w:r>
+              <w:rPr>
+                <w:b w:val="0"/>
+                <w:i w:val="0"/>
+                <w:sz w:val="18"/>
+              </w:rPr>
+              <w:t>Assemble letters and supporting materials</w:t>
+            </w:r>
+          </w:p>
+          <w:p>
+            <w:pPr>
+              <w:spacing w:before="0" w:after="30" w:lineRule="exact" w:line="209"/>
+              <w:ind w:left="140" w:hanging="140"/>
+              <w:jc w:val="left"/>
+            </w:pPr>
+            <w:r>
+              <w:rPr>
+                <w:color w:val="14453F"/>
+                <w:sz w:val="18"/>
+              </w:rPr>
+              <w:t xml:space="preserve">• </w:t>
+            </w:r>
+            <w:r>
+              <w:rPr>
+                <w:b w:val="0"/>
+                <w:i w:val="0"/>
+                <w:sz w:val="18"/>
+              </w:rPr>
+              <w:t>Finalize scorecard and report honestly which rows were retired and which were not</w:t>
             </w:r>
           </w:p>
         </w:tc>
@@ -4992,17 +5956,69 @@
           </w:tcPr>
           <w:p>
             <w:pPr>
-              <w:spacing w:before="56" w:after="56" w:lineRule="exact" w:line="209"/>
+              <w:spacing w:before="56" w:after="30" w:lineRule="exact" w:line="209"/>
+              <w:ind w:left="140" w:hanging="140"/>
               <w:jc w:val="left"/>
             </w:pPr>
             <w:r/>
+            <w:r>
+              <w:rPr>
+                <w:color w:val="14453F"/>
+                <w:sz w:val="18"/>
+              </w:rPr>
+              <w:t xml:space="preserve">• </w:t>
+            </w:r>
             <w:r>
               <w:rPr>
                 <w:b w:val="0"/>
                 <w:i w:val="0"/>
                 <w:sz w:val="18"/>
               </w:rPr>
-              <w:t>Resolve remaining material gaps; avoid starting new initiatives; proof and reconcile application.</w:t>
+              <w:t>Resolve remaining material gaps</w:t>
+            </w:r>
+          </w:p>
+          <w:p>
+            <w:pPr>
+              <w:spacing w:before="0" w:after="30" w:lineRule="exact" w:line="209"/>
+              <w:ind w:left="140" w:hanging="140"/>
+              <w:jc w:val="left"/>
+            </w:pPr>
+            <w:r>
+              <w:rPr>
+                <w:color w:val="14453F"/>
+                <w:sz w:val="18"/>
+              </w:rPr>
+              <w:t xml:space="preserve">• </w:t>
+            </w:r>
+            <w:r>
+              <w:rPr>
+                <w:b w:val="0"/>
+                <w:i w:val="0"/>
+                <w:sz w:val="18"/>
+              </w:rPr>
+              <w:t>Avoid starting new initiatives</w:t>
+            </w:r>
+          </w:p>
+          <w:p>
+            <w:pPr>
+              <w:spacing w:before="0" w:after="30" w:lineRule="exact" w:line="209"/>
+              <w:ind w:left="140" w:hanging="140"/>
+              <w:jc w:val="left"/>
+            </w:pPr>
+            <w:r>
+              <w:rPr>
+                <w:color w:val="14453F"/>
+                <w:sz w:val="18"/>
+              </w:rPr>
+              <w:t xml:space="preserve">• </w:t>
+            </w:r>
+            <w:r>
+              <w:rPr>
+                <w:b w:val="0"/>
+                <w:i w:val="0"/>
+                <w:sz w:val="18"/>
+              </w:rPr>
+              <w:t>Proof and reconcile application</w:t>
             </w:r>
           </w:p>
         </w:tc>
@@ -5090,17 +6106,69 @@
           </w:tcPr>
           <w:p>
             <w:pPr>
-              <w:spacing w:before="56" w:after="56" w:lineRule="exact" w:line="209"/>
+              <w:spacing w:before="56" w:after="30" w:lineRule="exact" w:line="209"/>
+              <w:ind w:left="140" w:hanging="140"/>
               <w:jc w:val="left"/>
             </w:pPr>
             <w:r/>
+            <w:r>
+              <w:rPr>
+                <w:color w:val="14453F"/>
+                <w:sz w:val="18"/>
+              </w:rPr>
+              <w:t xml:space="preserve">• </w:t>
+            </w:r>
             <w:r>
               <w:rPr>
                 <w:b w:val="0"/>
                 <w:i w:val="0"/>
                 <w:sz w:val="18"/>
               </w:rPr>
-              <w:t>Final compliance check; final edits and assembly; submit.</w:t>
+              <w:t>Final compliance check</w:t>
+            </w:r>
+          </w:p>
+          <w:p>
+            <w:pPr>
+              <w:spacing w:before="0" w:after="30" w:lineRule="exact" w:line="209"/>
+              <w:ind w:left="140" w:hanging="140"/>
+              <w:jc w:val="left"/>
+            </w:pPr>
+            <w:r>
+              <w:rPr>
+                <w:color w:val="14453F"/>
+                <w:sz w:val="18"/>
+              </w:rPr>
+              <w:t xml:space="preserve">• </w:t>
+            </w:r>
+            <w:r>
+              <w:rPr>
+                <w:b w:val="0"/>
+                <w:i w:val="0"/>
+                <w:sz w:val="18"/>
+              </w:rPr>
+              <w:t>Final edits and assembly</w:t>
+            </w:r>
+          </w:p>
+          <w:p>
+            <w:pPr>
+              <w:spacing w:before="0" w:after="30" w:lineRule="exact" w:line="209"/>
+              <w:ind w:left="140" w:hanging="140"/>
+              <w:jc w:val="left"/>
+            </w:pPr>
+            <w:r>
+              <w:rPr>
+                <w:color w:val="14453F"/>
+                <w:sz w:val="18"/>
+              </w:rPr>
+              <w:t xml:space="preserve">• </w:t>
+            </w:r>
+            <w:r>
+              <w:rPr>
+                <w:b w:val="0"/>
+                <w:i w:val="0"/>
+                <w:sz w:val="18"/>
+              </w:rPr>
+              <w:t>Submit</w:t>
             </w:r>
           </w:p>
         </w:tc>
@@ -5137,7 +6205,7 @@
       <w:r>
         <w:drawing>
           <wp:inline xmlns:a="http://schemas.openxmlformats.org/drawingml/2006/main" xmlns:pic="http://schemas.openxmlformats.org/drawingml/2006/picture">
-            <wp:extent cx="6675120" cy="2308276"/>
+            <wp:extent cx="6675120" cy="2752878"/>
             <wp:docPr id="2" name="Picture 2"/>
             <wp:cNvGraphicFramePr>
               <a:graphicFrameLocks noChangeAspect="1"/>
@@ -5158,7 +6226,7 @@
                   <pic:spPr>
                     <a:xfrm>
                       <a:off x="0" y="0"/>
-                      <a:ext cx="6675120" cy="2308276"/>
+                      <a:ext cx="6675120" cy="2752878"/>
                     </a:xfrm>
                     <a:prstGeom prst="rect"/>
                   </pic:spPr>

--- a/docs/crp/Olera_Pre_CRP_RD_Commercialization_and_Execution_Plan.docx
+++ b/docs/crp/Olera_Pre_CRP_RD_Commercialization_and_Execution_Plan.docx
@@ -2294,10 +2294,10 @@
       </w:tblPr>
       <w:tblGrid>
         <w:gridCol w:w="1620"/>
-        <w:gridCol w:w="2052"/>
-        <w:gridCol w:w="2484"/>
         <w:gridCol w:w="1944"/>
-        <w:gridCol w:w="2700"/>
+        <w:gridCol w:w="2808"/>
+        <w:gridCol w:w="1836"/>
+        <w:gridCol w:w="2592"/>
       </w:tblGrid>
       <w:tr>
         <w:trPr>
@@ -2331,7 +2331,7 @@
         </w:tc>
         <w:tc>
           <w:tcPr>
-            <w:tcW w:type="dxa" w:w="2052"/>
+            <w:tcW w:type="dxa" w:w="1944"/>
             <w:tcBorders>
               <w:bottom w:val="single" w:sz="8" w:space="0" w:color="14453F"/>
             </w:tcBorders>
@@ -2356,7 +2356,7 @@
         </w:tc>
         <w:tc>
           <w:tcPr>
-            <w:tcW w:type="dxa" w:w="2484"/>
+            <w:tcW w:type="dxa" w:w="2808"/>
             <w:tcBorders>
               <w:bottom w:val="single" w:sz="8" w:space="0" w:color="14453F"/>
             </w:tcBorders>
@@ -2381,7 +2381,7 @@
         </w:tc>
         <w:tc>
           <w:tcPr>
-            <w:tcW w:type="dxa" w:w="1944"/>
+            <w:tcW w:type="dxa" w:w="1836"/>
             <w:tcBorders>
               <w:bottom w:val="single" w:sz="8" w:space="0" w:color="14453F"/>
             </w:tcBorders>
@@ -2406,7 +2406,7 @@
         </w:tc>
         <w:tc>
           <w:tcPr>
-            <w:tcW w:type="dxa" w:w="2700"/>
+            <w:tcW w:type="dxa" w:w="2592"/>
             <w:tcBorders>
               <w:bottom w:val="single" w:sz="8" w:space="0" w:color="14453F"/>
             </w:tcBorders>
@@ -2460,7 +2460,7 @@
         </w:tc>
         <w:tc>
           <w:tcPr>
-            <w:tcW w:type="dxa" w:w="2052"/>
+            <w:tcW w:type="dxa" w:w="1944"/>
             <w:tcBorders>
               <w:bottom w:val="single" w:sz="2" w:space="0" w:color="B9C4BD"/>
             </w:tcBorders>
@@ -2483,7 +2483,7 @@
         </w:tc>
         <w:tc>
           <w:tcPr>
-            <w:tcW w:type="dxa" w:w="2484"/>
+            <w:tcW w:type="dxa" w:w="2808"/>
             <w:tcBorders>
               <w:bottom w:val="single" w:sz="2" w:space="0" w:color="B9C4BD"/>
             </w:tcBorders>
@@ -2500,13 +2500,13 @@
                 <w:i w:val="0"/>
                 <w:sz w:val="18"/>
               </w:rPr>
-              <w:t>Paying provider customers; repeat purchasing; documented revenue/unit economics.</w:t>
+              <w:t>Paying customers, repeat purchasing, documented revenue and unit economics.</w:t>
             </w:r>
           </w:p>
         </w:tc>
         <w:tc>
           <w:tcPr>
-            <w:tcW w:type="dxa" w:w="1944"/>
+            <w:tcW w:type="dxa" w:w="1836"/>
             <w:tcBorders>
               <w:bottom w:val="single" w:sz="2" w:space="0" w:color="B9C4BD"/>
             </w:tcBorders>
@@ -2529,7 +2529,7 @@
         </w:tc>
         <w:tc>
           <w:tcPr>
-            <w:tcW w:type="dxa" w:w="2700"/>
+            <w:tcW w:type="dxa" w:w="2592"/>
             <w:tcBorders>
               <w:bottom w:val="single" w:sz="2" w:space="0" w:color="B9C4BD"/>
             </w:tcBorders>
@@ -2546,7 +2546,7 @@
                 <w:i w:val="0"/>
                 <w:sz w:val="18"/>
               </w:rPr>
-              <w:t>Olera has demonstrated commercial execution with paying customers and repeat value.</w:t>
+              <w:t>Olera can sell, deliver, and retain paying customers.</w:t>
             </w:r>
           </w:p>
         </w:tc>
@@ -2581,7 +2581,7 @@
         </w:tc>
         <w:tc>
           <w:tcPr>
-            <w:tcW w:type="dxa" w:w="2052"/>
+            <w:tcW w:type="dxa" w:w="1944"/>
             <w:tcBorders>
               <w:bottom w:val="single" w:sz="2" w:space="0" w:color="B9C4BD"/>
             </w:tcBorders>
@@ -2604,7 +2604,7 @@
         </w:tc>
         <w:tc>
           <w:tcPr>
-            <w:tcW w:type="dxa" w:w="2484"/>
+            <w:tcW w:type="dxa" w:w="2808"/>
             <w:tcBorders>
               <w:bottom w:val="single" w:sz="2" w:space="0" w:color="B9C4BD"/>
             </w:tcBorders>
@@ -2621,13 +2621,13 @@
                 <w:i w:val="0"/>
                 <w:sz w:val="18"/>
               </w:rPr>
-              <w:t>Active providers with updated records and meaningful engagement.</w:t>
+              <w:t>Active providers with current records and measurable engagement.</w:t>
             </w:r>
           </w:p>
         </w:tc>
         <w:tc>
           <w:tcPr>
-            <w:tcW w:type="dxa" w:w="1944"/>
+            <w:tcW w:type="dxa" w:w="1836"/>
             <w:tcBorders>
               <w:bottom w:val="single" w:sz="2" w:space="0" w:color="B9C4BD"/>
             </w:tcBorders>
@@ -2650,7 +2650,7 @@
         </w:tc>
         <w:tc>
           <w:tcPr>
-            <w:tcW w:type="dxa" w:w="2700"/>
+            <w:tcW w:type="dxa" w:w="2592"/>
             <w:tcBorders>
               <w:bottom w:val="single" w:sz="2" w:space="0" w:color="B9C4BD"/>
             </w:tcBorders>
@@ -2667,7 +2667,7 @@
                 <w:i w:val="0"/>
                 <w:sz w:val="18"/>
               </w:rPr>
-              <w:t>Olera has built and activated a responsive provider substrate supporting navigation.</w:t>
+              <w:t>Olera has activated a responsive provider network that navigation can rely on.</w:t>
             </w:r>
           </w:p>
         </w:tc>
@@ -2702,7 +2702,7 @@
         </w:tc>
         <w:tc>
           <w:tcPr>
-            <w:tcW w:type="dxa" w:w="2052"/>
+            <w:tcW w:type="dxa" w:w="1944"/>
             <w:tcBorders>
               <w:bottom w:val="single" w:sz="2" w:space="0" w:color="B9C4BD"/>
             </w:tcBorders>
@@ -2719,13 +2719,13 @@
                 <w:i w:val="0"/>
                 <w:sz w:val="18"/>
               </w:rPr>
-              <w:t>The CRP should begin with a late-stage product, not an early prototype.</w:t>
+              <w:t>The CRP should begin with a late-stage product, not a prototype.</w:t>
             </w:r>
           </w:p>
         </w:tc>
         <w:tc>
           <w:tcPr>
-            <w:tcW w:type="dxa" w:w="2484"/>
+            <w:tcW w:type="dxa" w:w="2808"/>
             <w:tcBorders>
               <w:bottom w:val="single" w:sz="2" w:space="0" w:color="B9C4BD"/>
             </w:tcBorders>
@@ -2748,7 +2748,7 @@
         </w:tc>
         <w:tc>
           <w:tcPr>
-            <w:tcW w:type="dxa" w:w="1944"/>
+            <w:tcW w:type="dxa" w:w="1836"/>
             <w:tcBorders>
               <w:bottom w:val="single" w:sz="2" w:space="0" w:color="B9C4BD"/>
             </w:tcBorders>
@@ -2765,13 +2765,13 @@
                 <w:i w:val="0"/>
                 <w:sz w:val="18"/>
               </w:rPr>
-              <w:t>Full intended first-generation feature set with V&amp;V complete.</w:t>
+              <w:t>Full first-generation feature set with V&amp;V complete.</w:t>
             </w:r>
           </w:p>
         </w:tc>
         <w:tc>
           <w:tcPr>
-            <w:tcW w:type="dxa" w:w="2700"/>
+            <w:tcW w:type="dxa" w:w="2592"/>
             <w:tcBorders>
               <w:bottom w:val="single" w:sz="2" w:space="0" w:color="B9C4BD"/>
             </w:tcBorders>
@@ -2788,7 +2788,7 @@
                 <w:i w:val="0"/>
                 <w:sz w:val="18"/>
               </w:rPr>
-              <w:t>The first-generation CareNavigator exists and has been technically validated for late-stage development.</w:t>
+              <w:t>The first-generation CareNavigator exists and is validated for late-stage development.</w:t>
             </w:r>
           </w:p>
         </w:tc>
@@ -2823,52 +2823,6 @@
         </w:tc>
         <w:tc>
           <w:tcPr>
-            <w:tcW w:type="dxa" w:w="2052"/>
-            <w:tcBorders>
-              <w:bottom w:val="single" w:sz="2" w:space="0" w:color="B9C4BD"/>
-            </w:tcBorders>
-          </w:tcPr>
-          <w:p>
-            <w:pPr>
-              <w:spacing w:before="56" w:after="56" w:lineRule="exact" w:line="209"/>
-              <w:jc w:val="left"/>
-            </w:pPr>
-            <w:r/>
-            <w:r>
-              <w:rPr>
-                <w:b w:val="0"/>
-                <w:i w:val="0"/>
-                <w:sz w:val="18"/>
-              </w:rPr>
-              <w:t>Reduces technical and feasibility uncertainty, and is the only pre-CRP chance to observe the endpoint the CRP is built on.</w:t>
-            </w:r>
-          </w:p>
-        </w:tc>
-        <w:tc>
-          <w:tcPr>
-            <w:tcW w:type="dxa" w:w="2484"/>
-            <w:tcBorders>
-              <w:bottom w:val="single" w:sz="2" w:space="0" w:color="B9C4BD"/>
-            </w:tcBorders>
-          </w:tcPr>
-          <w:p>
-            <w:pPr>
-              <w:spacing w:before="56" w:after="56" w:lineRule="exact" w:line="209"/>
-              <w:jc w:val="left"/>
-            </w:pPr>
-            <w:r/>
-            <w:r>
-              <w:rPr>
-                <w:b w:val="0"/>
-                <w:i w:val="0"/>
-                <w:sz w:val="18"/>
-              </w:rPr>
-              <w:t>~n=200 study complete or substantially complete with interpretable usability/feasibility evidence, and a count of episodes reaching verified established care.</w:t>
-            </w:r>
-          </w:p>
-        </w:tc>
-        <w:tc>
-          <w:tcPr>
             <w:tcW w:type="dxa" w:w="1944"/>
             <w:tcBorders>
               <w:bottom w:val="single" w:sz="2" w:space="0" w:color="B9C4BD"/>
@@ -2886,13 +2840,13 @@
                 <w:i w:val="0"/>
                 <w:sz w:val="18"/>
               </w:rPr>
-              <w:t>Care-establishment rate and time to establishment across enough episodes to be worth reporting.</w:t>
+              <w:t>The only pre-CRP chance to observe the endpoint the CRP is built on.</w:t>
             </w:r>
           </w:p>
         </w:tc>
         <w:tc>
           <w:tcPr>
-            <w:tcW w:type="dxa" w:w="2700"/>
+            <w:tcW w:type="dxa" w:w="2808"/>
             <w:tcBorders>
               <w:bottom w:val="single" w:sz="2" w:space="0" w:color="B9C4BD"/>
             </w:tcBorders>
@@ -2909,7 +2863,53 @@
                 <w:i w:val="0"/>
                 <w:sz w:val="18"/>
               </w:rPr>
-              <w:t>Phase IIB provides direct feasibility and usability evidence and a first observed measure of care establishment, supporting CRP advancement.</w:t>
+              <w:t>~n=200 study complete or nearly so, with usability and feasibility evidence and a count of episodes reaching verified established care.</w:t>
+            </w:r>
+          </w:p>
+        </w:tc>
+        <w:tc>
+          <w:tcPr>
+            <w:tcW w:type="dxa" w:w="1836"/>
+            <w:tcBorders>
+              <w:bottom w:val="single" w:sz="2" w:space="0" w:color="B9C4BD"/>
+            </w:tcBorders>
+          </w:tcPr>
+          <w:p>
+            <w:pPr>
+              <w:spacing w:before="56" w:after="56" w:lineRule="exact" w:line="209"/>
+              <w:jc w:val="left"/>
+            </w:pPr>
+            <w:r/>
+            <w:r>
+              <w:rPr>
+                <w:b w:val="0"/>
+                <w:i w:val="0"/>
+                <w:sz w:val="18"/>
+              </w:rPr>
+              <w:t>Care-establishment rate and time to establishment, across enough episodes to report.</w:t>
+            </w:r>
+          </w:p>
+        </w:tc>
+        <w:tc>
+          <w:tcPr>
+            <w:tcW w:type="dxa" w:w="2592"/>
+            <w:tcBorders>
+              <w:bottom w:val="single" w:sz="2" w:space="0" w:color="B9C4BD"/>
+            </w:tcBorders>
+          </w:tcPr>
+          <w:p>
+            <w:pPr>
+              <w:spacing w:before="56" w:after="56" w:lineRule="exact" w:line="209"/>
+              <w:jc w:val="left"/>
+            </w:pPr>
+            <w:r/>
+            <w:r>
+              <w:rPr>
+                <w:b w:val="0"/>
+                <w:i w:val="0"/>
+                <w:sz w:val="18"/>
+              </w:rPr>
+              <w:t>Phase IIB gives direct feasibility evidence and a first observed measure of care establishment.</w:t>
             </w:r>
           </w:p>
         </w:tc>
@@ -2944,52 +2944,6 @@
         </w:tc>
         <w:tc>
           <w:tcPr>
-            <w:tcW w:type="dxa" w:w="2052"/>
-            <w:tcBorders>
-              <w:bottom w:val="single" w:sz="2" w:space="0" w:color="B9C4BD"/>
-            </w:tcBorders>
-          </w:tcPr>
-          <w:p>
-            <w:pPr>
-              <w:spacing w:before="56" w:after="56" w:lineRule="exact" w:line="209"/>
-              <w:jc w:val="left"/>
-            </w:pPr>
-            <w:r/>
-            <w:r>
-              <w:rPr>
-                <w:b w:val="0"/>
-                <w:i w:val="0"/>
-                <w:sz w:val="18"/>
-              </w:rPr>
-              <w:t>Interviews are market research. Only a written, conditional commitment is market pull, and it is what the third Statement of Need question turns on.</w:t>
-            </w:r>
-          </w:p>
-        </w:tc>
-        <w:tc>
-          <w:tcPr>
-            <w:tcW w:type="dxa" w:w="2484"/>
-            <w:tcBorders>
-              <w:bottom w:val="single" w:sz="2" w:space="0" w:color="B9C4BD"/>
-            </w:tcBorders>
-          </w:tcPr>
-          <w:p>
-            <w:pPr>
-              <w:spacing w:before="56" w:after="56" w:lineRule="exact" w:line="209"/>
-              <w:jc w:val="left"/>
-            </w:pPr>
-            <w:r/>
-            <w:r>
-              <w:rPr>
-                <w:b w:val="0"/>
-                <w:i w:val="0"/>
-                <w:sz w:val="18"/>
-              </w:rPr>
-              <w:t>At least one written, milestone-conditional letter from a risk-bearing organization naming the population, the endpoint, the POC size, and the budget it would come from, with convergent interviews behind it.</w:t>
-            </w:r>
-          </w:p>
-        </w:tc>
-        <w:tc>
-          <w:tcPr>
             <w:tcW w:type="dxa" w:w="1944"/>
             <w:tcBorders>
               <w:bottom w:val="single" w:sz="2" w:space="0" w:color="B9C4BD"/>
@@ -3007,13 +2961,13 @@
                 <w:i w:val="0"/>
                 <w:sz w:val="18"/>
               </w:rPr>
-              <w:t>More than one such letter, or one that names a price.</w:t>
+              <w:t>Interviews are market research. Only a written commitment is market pull, and the third Statement of Need question turns on it.</w:t>
             </w:r>
           </w:p>
         </w:tc>
         <w:tc>
           <w:tcPr>
-            <w:tcW w:type="dxa" w:w="2700"/>
+            <w:tcW w:type="dxa" w:w="2808"/>
             <w:tcBorders>
               <w:bottom w:val="single" w:sz="2" w:space="0" w:color="B9C4BD"/>
             </w:tcBorders>
@@ -3030,7 +2984,53 @@
                 <w:i w:val="0"/>
                 <w:sz w:val="18"/>
               </w:rPr>
-              <w:t>A risk-bearing buyer has stated in writing what it would take to purchase, and under what conditions it would fund a proof of concept.</w:t>
+              <w:t>One written, milestone-conditional letter from a risk-bearing organization naming population, endpoint, POC size, and budget, with convergent interviews behind it.</w:t>
+            </w:r>
+          </w:p>
+        </w:tc>
+        <w:tc>
+          <w:tcPr>
+            <w:tcW w:type="dxa" w:w="1836"/>
+            <w:tcBorders>
+              <w:bottom w:val="single" w:sz="2" w:space="0" w:color="B9C4BD"/>
+            </w:tcBorders>
+          </w:tcPr>
+          <w:p>
+            <w:pPr>
+              <w:spacing w:before="56" w:after="56" w:lineRule="exact" w:line="209"/>
+              <w:jc w:val="left"/>
+            </w:pPr>
+            <w:r/>
+            <w:r>
+              <w:rPr>
+                <w:b w:val="0"/>
+                <w:i w:val="0"/>
+                <w:sz w:val="18"/>
+              </w:rPr>
+              <w:t>A first paid CareNavigator engagement of any size. Failing that, a second letter, or one that names a price.</w:t>
+            </w:r>
+          </w:p>
+        </w:tc>
+        <w:tc>
+          <w:tcPr>
+            <w:tcW w:type="dxa" w:w="2592"/>
+            <w:tcBorders>
+              <w:bottom w:val="single" w:sz="2" w:space="0" w:color="B9C4BD"/>
+            </w:tcBorders>
+          </w:tcPr>
+          <w:p>
+            <w:pPr>
+              <w:spacing w:before="56" w:after="56" w:lineRule="exact" w:line="209"/>
+              <w:jc w:val="left"/>
+            </w:pPr>
+            <w:r/>
+            <w:r>
+              <w:rPr>
+                <w:b w:val="0"/>
+                <w:i w:val="0"/>
+                <w:sz w:val="18"/>
+              </w:rPr>
+              <w:t>A risk-bearing buyer has stated in writing what it would take to purchase.</w:t>
             </w:r>
           </w:p>
         </w:tc>
@@ -3065,52 +3065,6 @@
         </w:tc>
         <w:tc>
           <w:tcPr>
-            <w:tcW w:type="dxa" w:w="2052"/>
-            <w:tcBorders>
-              <w:bottom w:val="single" w:sz="8" w:space="0" w:color="14453F"/>
-            </w:tcBorders>
-          </w:tcPr>
-          <w:p>
-            <w:pPr>
-              <w:spacing w:before="56" w:after="56" w:lineRule="exact" w:line="209"/>
-              <w:jc w:val="left"/>
-            </w:pPr>
-            <w:r/>
-            <w:r>
-              <w:rPr>
-                <w:b w:val="0"/>
-                <w:i w:val="0"/>
-                <w:sz w:val="18"/>
-              </w:rPr>
-              <w:t>The Fundraising criterion asks whether Olera can secure independent third-party funds equal to or exceeding the NIH request, currently about $4 million. Investor engagement alone does not meet that test.</w:t>
-            </w:r>
-          </w:p>
-        </w:tc>
-        <w:tc>
-          <w:tcPr>
-            <w:tcW w:type="dxa" w:w="2484"/>
-            <w:tcBorders>
-              <w:bottom w:val="single" w:sz="8" w:space="0" w:color="14453F"/>
-            </w:tcBorders>
-          </w:tcPr>
-          <w:p>
-            <w:pPr>
-              <w:spacing w:before="56" w:after="56" w:lineRule="exact" w:line="209"/>
-              <w:jc w:val="left"/>
-            </w:pPr>
-            <w:r/>
-            <w:r>
-              <w:rPr>
-                <w:b w:val="0"/>
-                <w:i w:val="0"/>
-                <w:sz w:val="18"/>
-              </w:rPr>
-              <w:t>Documented third-party interest at or above $4 million, in the forms the NOFO accepts: letters of commitment, letters of intent, or evidence of negotiations.</w:t>
-            </w:r>
-          </w:p>
-        </w:tc>
-        <w:tc>
-          <w:tcPr>
             <w:tcW w:type="dxa" w:w="1944"/>
             <w:tcBorders>
               <w:bottom w:val="single" w:sz="8" w:space="0" w:color="14453F"/>
@@ -3128,13 +3082,59 @@
                 <w:i w:val="0"/>
                 <w:sz w:val="18"/>
               </w:rPr>
-              <w:t>A term sheet or signed conditional commitment contingent on CRP milestones.</w:t>
+              <w:t>The Fundraising criterion asks for independent third-party funds at or above the NIH request, about $4 million. Engagement alone does not meet that test.</w:t>
             </w:r>
           </w:p>
         </w:tc>
         <w:tc>
           <w:tcPr>
-            <w:tcW w:type="dxa" w:w="2700"/>
+            <w:tcW w:type="dxa" w:w="2808"/>
+            <w:tcBorders>
+              <w:bottom w:val="single" w:sz="8" w:space="0" w:color="14453F"/>
+            </w:tcBorders>
+          </w:tcPr>
+          <w:p>
+            <w:pPr>
+              <w:spacing w:before="56" w:after="56" w:lineRule="exact" w:line="209"/>
+              <w:jc w:val="left"/>
+            </w:pPr>
+            <w:r/>
+            <w:r>
+              <w:rPr>
+                <w:b w:val="0"/>
+                <w:i w:val="0"/>
+                <w:sz w:val="18"/>
+              </w:rPr>
+              <w:t>Documented interest at or above $4 million in a form the NOFO accepts: a letter of commitment, a letter of intent, or evidence of negotiations.</w:t>
+            </w:r>
+          </w:p>
+        </w:tc>
+        <w:tc>
+          <w:tcPr>
+            <w:tcW w:type="dxa" w:w="1836"/>
+            <w:tcBorders>
+              <w:bottom w:val="single" w:sz="8" w:space="0" w:color="14453F"/>
+            </w:tcBorders>
+          </w:tcPr>
+          <w:p>
+            <w:pPr>
+              <w:spacing w:before="56" w:after="56" w:lineRule="exact" w:line="209"/>
+              <w:jc w:val="left"/>
+            </w:pPr>
+            <w:r/>
+            <w:r>
+              <w:rPr>
+                <w:b w:val="0"/>
+                <w:i w:val="0"/>
+                <w:sz w:val="18"/>
+              </w:rPr>
+              <w:t>A term sheet or signed commitment contingent on CRP milestones.</w:t>
+            </w:r>
+          </w:p>
+        </w:tc>
+        <w:tc>
+          <w:tcPr>
+            <w:tcW w:type="dxa" w:w="2592"/>
             <w:tcBorders>
               <w:bottom w:val="single" w:sz="8" w:space="0" w:color="14453F"/>
             </w:tcBorders>
@@ -3661,6 +3661,50 @@
               <w:t>Instrument provider acquisition so every paying provider records how it reached Olera</w:t>
             </w:r>
           </w:p>
+          <w:p>
+            <w:pPr>
+              <w:spacing w:before="0" w:after="30" w:lineRule="exact" w:line="209"/>
+              <w:ind w:left="140" w:hanging="140"/>
+              <w:jc w:val="left"/>
+            </w:pPr>
+            <w:r>
+              <w:rPr>
+                <w:color w:val="14453F"/>
+                <w:sz w:val="18"/>
+              </w:rPr>
+              <w:t xml:space="preserve">• </w:t>
+            </w:r>
+            <w:r>
+              <w:rPr>
+                <w:b w:val="0"/>
+                <w:i w:val="0"/>
+                <w:sz w:val="18"/>
+              </w:rPr>
+              <w:t>Finish the institutional-buyer hypothesis and interview guide, which Nashville needs next week</w:t>
+            </w:r>
+          </w:p>
+          <w:p>
+            <w:pPr>
+              <w:spacing w:before="0" w:after="30" w:lineRule="exact" w:line="209"/>
+              <w:ind w:left="140" w:hanging="140"/>
+              <w:jc w:val="left"/>
+            </w:pPr>
+            <w:r>
+              <w:rPr>
+                <w:color w:val="14453F"/>
+                <w:sz w:val="18"/>
+              </w:rPr>
+              <w:t xml:space="preserve">• </w:t>
+            </w:r>
+            <w:r>
+              <w:rPr>
+                <w:b w:val="0"/>
+                <w:i w:val="0"/>
+                <w:sz w:val="18"/>
+              </w:rPr>
+              <w:t>Book Nashville meetings</w:t>
+            </w:r>
+          </w:p>
         </w:tc>
       </w:tr>
       <w:tr>
@@ -3733,7 +3777,7 @@
                 <w:i w:val="0"/>
                 <w:sz w:val="18"/>
               </w:rPr>
-              <w:t>Start selling; start buyer discovery</w:t>
+              <w:t>Start selling; work Nashville</w:t>
             </w:r>
           </w:p>
         </w:tc>
@@ -3786,7 +3830,7 @@
                 <w:i w:val="0"/>
                 <w:sz w:val="18"/>
               </w:rPr>
-              <w:t>Finish institutional-buyer hypothesis/interview guide</w:t>
+              <w:t>Work Nashville Healthcare Sessions, September 13 to 15, for agency prospects and first buyer introductions</w:t>
             </w:r>
           </w:p>
           <w:p>
@@ -3923,6 +3967,28 @@
               <w:jc w:val="left"/>
             </w:pPr>
             <w:r/>
+            <w:r>
+              <w:rPr>
+                <w:color w:val="14453F"/>
+                <w:sz w:val="18"/>
+              </w:rPr>
+              <w:t xml:space="preserve">• </w:t>
+            </w:r>
+            <w:r>
+              <w:rPr>
+                <w:b w:val="0"/>
+                <w:i w:val="0"/>
+                <w:sz w:val="18"/>
+              </w:rPr>
+              <w:t>Follow up every Nashville conversation within five days</w:t>
+            </w:r>
+          </w:p>
+          <w:p>
+            <w:pPr>
+              <w:spacing w:before="0" w:after="30" w:lineRule="exact" w:line="209"/>
+              <w:ind w:left="140" w:hanging="140"/>
+              <w:jc w:val="left"/>
+            </w:pPr>
             <w:r>
               <w:rPr>
                 <w:color w:val="14453F"/>
@@ -4743,7 +4809,7 @@
                 <w:i w:val="0"/>
                 <w:sz w:val="18"/>
               </w:rPr>
-              <w:t>Month 2 review</w:t>
+              <w:t>Month 2 review; book HLTH</w:t>
             </w:r>
           </w:p>
         </w:tc>
@@ -4797,6 +4863,28 @@
                 <w:sz w:val="18"/>
               </w:rPr>
               <w:t>Decide whether the letter and financing rows are on track or need a different approach</w:t>
+            </w:r>
+          </w:p>
+          <w:p>
+            <w:pPr>
+              <w:spacing w:before="0" w:after="30" w:lineRule="exact" w:line="209"/>
+              <w:ind w:left="140" w:hanging="140"/>
+              <w:jc w:val="left"/>
+            </w:pPr>
+            <w:r>
+              <w:rPr>
+                <w:color w:val="14453F"/>
+                <w:sz w:val="18"/>
+              </w:rPr>
+              <w:t xml:space="preserve">• </w:t>
+            </w:r>
+            <w:r>
+              <w:rPr>
+                <w:b w:val="0"/>
+                <w:i w:val="0"/>
+                <w:sz w:val="18"/>
+              </w:rPr>
+              <w:t>Book HLTH meetings with buyers and investors</w:t>
             </w:r>
           </w:p>
         </w:tc>
@@ -4871,7 +4959,7 @@
                 <w:i w:val="0"/>
                 <w:sz w:val="18"/>
               </w:rPr>
-              <w:t>Use conferences strategically</w:t>
+              <w:t>Prepare the HLTH ask</w:t>
             </w:r>
           </w:p>
         </w:tc>
@@ -4902,7 +4990,7 @@
                 <w:i w:val="0"/>
                 <w:sz w:val="18"/>
               </w:rPr>
-              <w:t>Meet targeted investors/buyers</w:t>
+              <w:t>Assemble the evidence pack: traction, product state, study progress</w:t>
             </w:r>
           </w:p>
           <w:p>
@@ -4924,51 +5012,7 @@
                 <w:i w:val="0"/>
                 <w:sz w:val="18"/>
               </w:rPr>
-              <w:t>Test thesis</w:t>
-            </w:r>
-          </w:p>
-          <w:p>
-            <w:pPr>
-              <w:spacing w:before="0" w:after="30" w:lineRule="exact" w:line="209"/>
-              <w:ind w:left="140" w:hanging="140"/>
-              <w:jc w:val="left"/>
-            </w:pPr>
-            <w:r>
-              <w:rPr>
-                <w:color w:val="14453F"/>
-                <w:sz w:val="18"/>
-              </w:rPr>
-              <w:t xml:space="preserve">• </w:t>
-            </w:r>
-            <w:r>
-              <w:rPr>
-                <w:b w:val="0"/>
-                <w:i w:val="0"/>
-                <w:sz w:val="18"/>
-              </w:rPr>
-              <w:t>Capture objections and required evidence</w:t>
-            </w:r>
-          </w:p>
-          <w:p>
-            <w:pPr>
-              <w:spacing w:before="0" w:after="30" w:lineRule="exact" w:line="209"/>
-              <w:ind w:left="140" w:hanging="140"/>
-              <w:jc w:val="left"/>
-            </w:pPr>
-            <w:r>
-              <w:rPr>
-                <w:color w:val="14453F"/>
-                <w:sz w:val="18"/>
-              </w:rPr>
-              <w:t xml:space="preserve">• </w:t>
-            </w:r>
-            <w:r>
-              <w:rPr>
-                <w:b w:val="0"/>
-                <w:i w:val="0"/>
-                <w:sz w:val="18"/>
-              </w:rPr>
-              <w:t>Ask for written milestone-conditional interest rather than endorsement</w:t>
+              <w:t>Finalize the letter of intent and the $4 million financing ask so both are ready to hand over</w:t>
             </w:r>
           </w:p>
           <w:p>
@@ -5065,7 +5109,7 @@
                 <w:i w:val="0"/>
                 <w:sz w:val="18"/>
               </w:rPr>
-              <w:t>Convert conversations into commitments</w:t>
+              <w:t>Draft the application; lock the HLTH schedule</w:t>
             </w:r>
           </w:p>
         </w:tc>
@@ -5096,7 +5140,7 @@
                 <w:i w:val="0"/>
                 <w:sz w:val="18"/>
               </w:rPr>
-              <w:t>Follow up within five days</w:t>
+              <w:t>Draft Research Strategy and Commercialization Plan from the evidence to date, so HLTH is pitched from a written thesis rather than an improvised one</w:t>
             </w:r>
           </w:p>
           <w:p>
@@ -5118,7 +5162,7 @@
                 <w:i w:val="0"/>
                 <w:sz w:val="18"/>
               </w:rPr>
-              <w:t>Move buyers toward a signed letter of intent</w:t>
+              <w:t>State the proportionality answer explicitly, why $4 million against the modeled run rate</w:t>
             </w:r>
           </w:p>
           <w:p>
@@ -5140,29 +5184,7 @@
                 <w:i w:val="0"/>
                 <w:sz w:val="18"/>
               </w:rPr>
-              <w:t>Move investors toward documented interest at or above $4 million</w:t>
-            </w:r>
-          </w:p>
-          <w:p>
-            <w:pPr>
-              <w:spacing w:before="0" w:after="30" w:lineRule="exact" w:line="209"/>
-              <w:ind w:left="140" w:hanging="140"/>
-              <w:jc w:val="left"/>
-            </w:pPr>
-            <w:r>
-              <w:rPr>
-                <w:color w:val="14453F"/>
-                <w:sz w:val="18"/>
-              </w:rPr>
-              <w:t xml:space="preserve">• </w:t>
-            </w:r>
-            <w:r>
-              <w:rPr>
-                <w:b w:val="0"/>
-                <w:i w:val="0"/>
-                <w:sz w:val="18"/>
-              </w:rPr>
-              <w:t>Record what each declined and why</w:t>
+              <w:t>Confirm every HLTH meeting and what each one is being asked for</w:t>
             </w:r>
           </w:p>
         </w:tc>
@@ -5237,7 +5259,7 @@
                 <w:i w:val="0"/>
                 <w:sz w:val="18"/>
               </w:rPr>
-              <w:t>Draft the application</w:t>
+              <w:t>HLTH</w:t>
             </w:r>
           </w:p>
         </w:tc>
@@ -5268,7 +5290,7 @@
                 <w:i w:val="0"/>
                 <w:sz w:val="18"/>
               </w:rPr>
-              <w:t>Draft Research Strategy and Commercialization Plan from the now-better-supported thesis</w:t>
+              <w:t>Buyer and investor meetings against the prepared ask</w:t>
             </w:r>
           </w:p>
           <w:p>
@@ -5290,7 +5312,7 @@
                 <w:i w:val="0"/>
                 <w:sz w:val="18"/>
               </w:rPr>
-              <w:t>State the proportionality answer explicitly, why $4 million against the modeled run rate</w:t>
+              <w:t>Ask for written milestone-conditional interest rather than endorsement</w:t>
             </w:r>
           </w:p>
           <w:p>
@@ -5312,7 +5334,29 @@
                 <w:i w:val="0"/>
                 <w:sz w:val="18"/>
               </w:rPr>
-              <w:t>Identify remaining evidence gaps</w:t>
+              <w:t>Where a buyer raises a small paid pilot, pursue it ahead of the letter</w:t>
+            </w:r>
+          </w:p>
+          <w:p>
+            <w:pPr>
+              <w:spacing w:before="0" w:after="30" w:lineRule="exact" w:line="209"/>
+              <w:ind w:left="140" w:hanging="140"/>
+              <w:jc w:val="left"/>
+            </w:pPr>
+            <w:r>
+              <w:rPr>
+                <w:color w:val="14453F"/>
+                <w:sz w:val="18"/>
+              </w:rPr>
+              <w:t xml:space="preserve">• </w:t>
+            </w:r>
+            <w:r>
+              <w:rPr>
+                <w:b w:val="0"/>
+                <w:i w:val="0"/>
+                <w:sz w:val="18"/>
+              </w:rPr>
+              <w:t>Capture objections and the evidence each one would need</w:t>
             </w:r>
           </w:p>
         </w:tc>
@@ -5387,7 +5431,7 @@
                 <w:i w:val="0"/>
                 <w:sz w:val="18"/>
               </w:rPr>
-              <w:t>Hold the line</w:t>
+              <w:t>Hold the line; follow up HLTH</w:t>
             </w:r>
           </w:p>
         </w:tc>
@@ -5418,7 +5462,51 @@
                 <w:i w:val="0"/>
                 <w:sz w:val="18"/>
               </w:rPr>
-              <w:t>Maintain sales, study execution, buyer follow-up, and evidence capture through the holiday week</w:t>
+              <w:t>Follow up every HLTH conversation within five days, which falls inside this week and is the one thing that cannot wait</w:t>
+            </w:r>
+          </w:p>
+          <w:p>
+            <w:pPr>
+              <w:spacing w:before="0" w:after="30" w:lineRule="exact" w:line="209"/>
+              <w:ind w:left="140" w:hanging="140"/>
+              <w:jc w:val="left"/>
+            </w:pPr>
+            <w:r>
+              <w:rPr>
+                <w:color w:val="14453F"/>
+                <w:sz w:val="18"/>
+              </w:rPr>
+              <w:t xml:space="preserve">• </w:t>
+            </w:r>
+            <w:r>
+              <w:rPr>
+                <w:b w:val="0"/>
+                <w:i w:val="0"/>
+                <w:sz w:val="18"/>
+              </w:rPr>
+              <w:t>Maintain sales, study execution, and evidence capture through the holiday week</w:t>
+            </w:r>
+          </w:p>
+          <w:p>
+            <w:pPr>
+              <w:spacing w:before="0" w:after="30" w:lineRule="exact" w:line="209"/>
+              <w:ind w:left="140" w:hanging="140"/>
+              <w:jc w:val="left"/>
+            </w:pPr>
+            <w:r>
+              <w:rPr>
+                <w:color w:val="14453F"/>
+                <w:sz w:val="18"/>
+              </w:rPr>
+              <w:t xml:space="preserve">• </w:t>
+            </w:r>
+            <w:r>
+              <w:rPr>
+                <w:b w:val="0"/>
+                <w:i w:val="0"/>
+                <w:sz w:val="18"/>
+              </w:rPr>
+              <w:t>Start nothing else new</w:t>
             </w:r>
           </w:p>
         </w:tc>
@@ -5493,7 +5581,7 @@
                 <w:i w:val="0"/>
                 <w:sz w:val="18"/>
               </w:rPr>
-              <w:t>Prove traction</w:t>
+              <w:t>Convert HLTH; prove traction</w:t>
             </w:r>
           </w:p>
         </w:tc>
@@ -5524,7 +5612,73 @@
                 <w:i w:val="0"/>
                 <w:sz w:val="18"/>
               </w:rPr>
-              <w:t>Show retention/repeat purchase</w:t>
+              <w:t>Move buyers toward a signed letter of intent</w:t>
+            </w:r>
+          </w:p>
+          <w:p>
+            <w:pPr>
+              <w:spacing w:before="0" w:after="30" w:lineRule="exact" w:line="209"/>
+              <w:ind w:left="140" w:hanging="140"/>
+              <w:jc w:val="left"/>
+            </w:pPr>
+            <w:r>
+              <w:rPr>
+                <w:color w:val="14453F"/>
+                <w:sz w:val="18"/>
+              </w:rPr>
+              <w:t xml:space="preserve">• </w:t>
+            </w:r>
+            <w:r>
+              <w:rPr>
+                <w:b w:val="0"/>
+                <w:i w:val="0"/>
+                <w:sz w:val="18"/>
+              </w:rPr>
+              <w:t>Move investors toward documented interest at or above $4 million</w:t>
+            </w:r>
+          </w:p>
+          <w:p>
+            <w:pPr>
+              <w:spacing w:before="0" w:after="30" w:lineRule="exact" w:line="209"/>
+              <w:ind w:left="140" w:hanging="140"/>
+              <w:jc w:val="left"/>
+            </w:pPr>
+            <w:r>
+              <w:rPr>
+                <w:color w:val="14453F"/>
+                <w:sz w:val="18"/>
+              </w:rPr>
+              <w:t xml:space="preserve">• </w:t>
+            </w:r>
+            <w:r>
+              <w:rPr>
+                <w:b w:val="0"/>
+                <w:i w:val="0"/>
+                <w:sz w:val="18"/>
+              </w:rPr>
+              <w:t>Record what each declined and why</w:t>
+            </w:r>
+          </w:p>
+          <w:p>
+            <w:pPr>
+              <w:spacing w:before="0" w:after="30" w:lineRule="exact" w:line="209"/>
+              <w:ind w:left="140" w:hanging="140"/>
+              <w:jc w:val="left"/>
+            </w:pPr>
+            <w:r>
+              <w:rPr>
+                <w:color w:val="14453F"/>
+                <w:sz w:val="18"/>
+              </w:rPr>
+              <w:t xml:space="preserve">• </w:t>
+            </w:r>
+            <w:r>
+              <w:rPr>
+                <w:b w:val="0"/>
+                <w:i w:val="0"/>
+                <w:sz w:val="18"/>
+              </w:rPr>
+              <w:t>Show retention and repeat purchase</w:t>
             </w:r>
           </w:p>
           <w:p>
@@ -5547,28 +5701,6 @@
                 <w:sz w:val="18"/>
               </w:rPr>
               <w:t>Consolidate CareNavigator V&amp;V data and the care-establishment count</w:t>
-            </w:r>
-          </w:p>
-          <w:p>
-            <w:pPr>
-              <w:spacing w:before="0" w:after="30" w:lineRule="exact" w:line="209"/>
-              <w:ind w:left="140" w:hanging="140"/>
-              <w:jc w:val="left"/>
-            </w:pPr>
-            <w:r>
-              <w:rPr>
-                <w:color w:val="14453F"/>
-                <w:sz w:val="18"/>
-              </w:rPr>
-              <w:t xml:space="preserve">• </w:t>
-            </w:r>
-            <w:r>
-              <w:rPr>
-                <w:b w:val="0"/>
-                <w:i w:val="0"/>
-                <w:sz w:val="18"/>
-              </w:rPr>
-              <w:t>Update economics and buyer evidence</w:t>
             </w:r>
           </w:p>
         </w:tc>
@@ -5719,6 +5851,28 @@
                 <w:sz w:val="18"/>
               </w:rPr>
               <w:t>Close the outstanding letters of intent and financing letters</w:t>
+            </w:r>
+          </w:p>
+          <w:p>
+            <w:pPr>
+              <w:spacing w:before="0" w:after="30" w:lineRule="exact" w:line="209"/>
+              <w:ind w:left="140" w:hanging="140"/>
+              <w:jc w:val="left"/>
+            </w:pPr>
+            <w:r>
+              <w:rPr>
+                <w:color w:val="14453F"/>
+                <w:sz w:val="18"/>
+              </w:rPr>
+              <w:t xml:space="preserve">• </w:t>
+            </w:r>
+            <w:r>
+              <w:rPr>
+                <w:b w:val="0"/>
+                <w:i w:val="0"/>
+                <w:sz w:val="18"/>
+              </w:rPr>
+              <w:t>Execute any paid engagement now rather than in January</w:t>
             </w:r>
           </w:p>
         </w:tc>
@@ -6256,7 +6410,7 @@
           <w:i w:val="0"/>
           <w:sz w:val="18"/>
         </w:rPr>
-        <w:t xml:space="preserve"> The same eighteen weeks as a schedule, so the overlaps are visible. The letter of intent and the financing test start once there is something to show, and both have to close before the evidence freezes in Week 15.</w:t>
+        <w:t xml:space="preserve"> The same eighteen weeks as a schedule, so the overlaps are visible. The two conferences are marked: Nashville in Week 3, before there is much to show, and HLTH in Week 12, four weeks before the internal deadline and the last chance to ask a room for a letter. The J.P. Morgan Healthcare Conference falls in mid-January and is a constraint on the calendar rather than an activity in this plan.</w:t>
       </w:r>
     </w:p>
     <w:p>

--- a/docs/crp/Olera_Pre_CRP_RD_Commercialization_and_Execution_Plan.docx
+++ b/docs/crp/Olera_Pre_CRP_RD_Commercialization_and_Execution_Plan.docx
@@ -3411,7 +3411,7 @@
                 <w:i w:val="0"/>
                 <w:sz w:val="18"/>
               </w:rPr>
-              <w:t>Decide and set the baseline</w:t>
+              <w:t>Decide on direction</w:t>
             </w:r>
           </w:p>
         </w:tc>
@@ -3442,7 +3442,7 @@
                 <w:i w:val="0"/>
                 <w:sz w:val="18"/>
               </w:rPr>
-              <w:t>Lock target/stretch goals</w:t>
+              <w:t>Agree Sections 1 to 6</w:t>
             </w:r>
           </w:p>
           <w:p>
@@ -3464,7 +3464,7 @@
                 <w:i w:val="0"/>
                 <w:sz w:val="18"/>
               </w:rPr>
-              <w:t>Choose beachhead emphasis</w:t>
+              <w:t>Stand up the weekly dashboard</w:t>
             </w:r>
           </w:p>
           <w:p>
@@ -3486,29 +3486,7 @@
                 <w:i w:val="0"/>
                 <w:sz w:val="18"/>
               </w:rPr>
-              <w:t>Record baseline provider, product, buyer, and CareNavigator metrics</w:t>
-            </w:r>
-          </w:p>
-          <w:p>
-            <w:pPr>
-              <w:spacing w:before="0" w:after="30" w:lineRule="exact" w:line="209"/>
-              <w:ind w:left="140" w:hanging="140"/>
-              <w:jc w:val="left"/>
-            </w:pPr>
-            <w:r>
-              <w:rPr>
-                <w:color w:val="14453F"/>
-                <w:sz w:val="18"/>
-              </w:rPr>
-              <w:t xml:space="preserve">• </w:t>
-            </w:r>
-            <w:r>
-              <w:rPr>
-                <w:b w:val="0"/>
-                <w:i w:val="0"/>
-                <w:sz w:val="18"/>
-              </w:rPr>
-              <w:t>Stand up weekly dashboard</w:t>
+              <w:t>Plan the Nashville meetings</w:t>
             </w:r>
           </w:p>
         </w:tc>
@@ -3583,7 +3561,7 @@
                 <w:i w:val="0"/>
                 <w:sz w:val="18"/>
               </w:rPr>
-              <w:t>Package the offers</w:t>
+              <w:t>Prepare the offers, the interviews, and the build</w:t>
             </w:r>
           </w:p>
         </w:tc>
@@ -3614,7 +3592,7 @@
                 <w:i w:val="0"/>
                 <w:sz w:val="18"/>
               </w:rPr>
-              <w:t>Finalize Client Growth and Staffing offers, pricing, terms, delivery workflow, and target agency list</w:t>
+              <w:t>Finalize the Client Growth package</w:t>
             </w:r>
           </w:p>
           <w:p>
@@ -3636,7 +3614,7 @@
                 <w:i w:val="0"/>
                 <w:sz w:val="18"/>
               </w:rPr>
-              <w:t>Define what will be measured</w:t>
+              <w:t>Finalize the Client Growth customer acquisition strategy</w:t>
             </w:r>
           </w:p>
           <w:p>
@@ -3658,7 +3636,7 @@
                 <w:i w:val="0"/>
                 <w:sz w:val="18"/>
               </w:rPr>
-              <w:t>Instrument provider acquisition so every paying provider records how it reached Olera</w:t>
+              <w:t>Finalize the Caregiver Staffing package</w:t>
             </w:r>
           </w:p>
           <w:p>
@@ -3680,7 +3658,7 @@
                 <w:i w:val="0"/>
                 <w:sz w:val="18"/>
               </w:rPr>
-              <w:t>Finish the institutional-buyer hypothesis and interview guide, which Nashville needs next week</w:t>
+              <w:t>Build the target agency list for Client Growth and Staffing</w:t>
             </w:r>
           </w:p>
           <w:p>
@@ -3702,7 +3680,73 @@
                 <w:i w:val="0"/>
                 <w:sz w:val="18"/>
               </w:rPr>
-              <w:t>Book Nashville meetings</w:t>
+              <w:t>Set up university pipelines for Staffing</w:t>
+            </w:r>
+          </w:p>
+          <w:p>
+            <w:pPr>
+              <w:spacing w:before="0" w:after="30" w:lineRule="exact" w:line="209"/>
+              <w:ind w:left="140" w:hanging="140"/>
+              <w:jc w:val="left"/>
+            </w:pPr>
+            <w:r>
+              <w:rPr>
+                <w:color w:val="14453F"/>
+                <w:sz w:val="18"/>
+              </w:rPr>
+              <w:t xml:space="preserve">• </w:t>
+            </w:r>
+            <w:r>
+              <w:rPr>
+                <w:b w:val="0"/>
+                <w:i w:val="0"/>
+                <w:sz w:val="18"/>
+              </w:rPr>
+              <w:t>Finish the institutional-buyer interview guide</w:t>
+            </w:r>
+          </w:p>
+          <w:p>
+            <w:pPr>
+              <w:spacing w:before="0" w:after="30" w:lineRule="exact" w:line="209"/>
+              <w:ind w:left="140" w:hanging="140"/>
+              <w:jc w:val="left"/>
+            </w:pPr>
+            <w:r>
+              <w:rPr>
+                <w:color w:val="14453F"/>
+                <w:sz w:val="18"/>
+              </w:rPr>
+              <w:t xml:space="preserve">• </w:t>
+            </w:r>
+            <w:r>
+              <w:rPr>
+                <w:b w:val="0"/>
+                <w:i w:val="0"/>
+                <w:sz w:val="18"/>
+              </w:rPr>
+              <w:t>Prospect MA/ACO conversations</w:t>
+            </w:r>
+          </w:p>
+          <w:p>
+            <w:pPr>
+              <w:spacing w:before="0" w:after="30" w:lineRule="exact" w:line="209"/>
+              <w:ind w:left="140" w:hanging="140"/>
+              <w:jc w:val="left"/>
+            </w:pPr>
+            <w:r>
+              <w:rPr>
+                <w:color w:val="14453F"/>
+                <w:sz w:val="18"/>
+              </w:rPr>
+              <w:t xml:space="preserve">• </w:t>
+            </w:r>
+            <w:r>
+              <w:rPr>
+                <w:b w:val="0"/>
+                <w:i w:val="0"/>
+                <w:sz w:val="18"/>
+              </w:rPr>
+              <w:t>Design the CareNavigator first generation</w:t>
             </w:r>
           </w:p>
         </w:tc>
@@ -3777,7 +3821,7 @@
                 <w:i w:val="0"/>
                 <w:sz w:val="18"/>
               </w:rPr>
-              <w:t>Start selling; work Nashville</w:t>
+              <w:t>Start selling provider products</w:t>
             </w:r>
           </w:p>
         </w:tc>
@@ -3808,7 +3852,7 @@
                 <w:i w:val="0"/>
                 <w:sz w:val="18"/>
               </w:rPr>
-              <w:t>Launch concentrated provider outreach</w:t>
+              <w:t>Launch Client Growth and Staffing sales to the target list</w:t>
             </w:r>
           </w:p>
           <w:p>
@@ -3830,7 +3874,7 @@
                 <w:i w:val="0"/>
                 <w:sz w:val="18"/>
               </w:rPr>
-              <w:t>Work Nashville Healthcare Sessions, September 13 to 15, for agency prospects and first buyer introductions</w:t>
+              <w:t>Work Nashville Healthcare Sessions, September 13 to 15, for institutional buyer and investor introductions</w:t>
             </w:r>
           </w:p>
           <w:p>
@@ -3874,7 +3918,29 @@
                 <w:i w:val="0"/>
                 <w:sz w:val="18"/>
               </w:rPr>
-              <w:t>Draft the letter of intent buyers will eventually be asked to sign</w:t>
+              <w:t>Build CareNavigator Gen 1</w:t>
+            </w:r>
+          </w:p>
+          <w:p>
+            <w:pPr>
+              <w:spacing w:before="0" w:after="30" w:lineRule="exact" w:line="209"/>
+              <w:ind w:left="140" w:hanging="140"/>
+              <w:jc w:val="left"/>
+            </w:pPr>
+            <w:r>
+              <w:rPr>
+                <w:color w:val="14453F"/>
+                <w:sz w:val="18"/>
+              </w:rPr>
+              <w:t xml:space="preserve">• </w:t>
+            </w:r>
+            <w:r>
+              <w:rPr>
+                <w:b w:val="0"/>
+                <w:i w:val="0"/>
+                <w:sz w:val="18"/>
+              </w:rPr>
+              <w:t>Prepare the investor pitch deck</w:t>
             </w:r>
           </w:p>
         </w:tc>
@@ -3980,51 +4046,7 @@
                 <w:i w:val="0"/>
                 <w:sz w:val="18"/>
               </w:rPr>
-              <w:t>Follow up every Nashville conversation within five days</w:t>
-            </w:r>
-          </w:p>
-          <w:p>
-            <w:pPr>
-              <w:spacing w:before="0" w:after="30" w:lineRule="exact" w:line="209"/>
-              <w:ind w:left="140" w:hanging="140"/>
-              <w:jc w:val="left"/>
-            </w:pPr>
-            <w:r>
-              <w:rPr>
-                <w:color w:val="14453F"/>
-                <w:sz w:val="18"/>
-              </w:rPr>
-              <w:t xml:space="preserve">• </w:t>
-            </w:r>
-            <w:r>
-              <w:rPr>
-                <w:b w:val="0"/>
-                <w:i w:val="0"/>
-                <w:sz w:val="18"/>
-              </w:rPr>
-              <w:t>Freeze first-generation CareNavigator requirements and V&amp;V plan</w:t>
-            </w:r>
-          </w:p>
-          <w:p>
-            <w:pPr>
-              <w:spacing w:before="0" w:after="30" w:lineRule="exact" w:line="209"/>
-              <w:ind w:left="140" w:hanging="140"/>
-              <w:jc w:val="left"/>
-            </w:pPr>
-            <w:r>
-              <w:rPr>
-                <w:color w:val="14453F"/>
-                <w:sz w:val="18"/>
-              </w:rPr>
-              <w:t xml:space="preserve">• </w:t>
-            </w:r>
-            <w:r>
-              <w:rPr>
-                <w:b w:val="0"/>
-                <w:i w:val="0"/>
-                <w:sz w:val="18"/>
-              </w:rPr>
-              <w:t>Add care-establishment verification to the study instrumentation so episodes reaching established care can be counted</w:t>
+              <w:t>Lock CareNavigator Gen 1 requirements and the Phase IIB n=200 study plan</w:t>
             </w:r>
           </w:p>
           <w:p>
@@ -4174,7 +4196,29 @@
                 <w:i w:val="0"/>
                 <w:sz w:val="18"/>
               </w:rPr>
-              <w:t>Close first paying provider(s) and record the acquisition source of each</w:t>
+              <w:t>Close first paying provider(s)</w:t>
+            </w:r>
+          </w:p>
+          <w:p>
+            <w:pPr>
+              <w:spacing w:before="0" w:after="30" w:lineRule="exact" w:line="209"/>
+              <w:ind w:left="140" w:hanging="140"/>
+              <w:jc w:val="left"/>
+            </w:pPr>
+            <w:r>
+              <w:rPr>
+                <w:color w:val="14453F"/>
+                <w:sz w:val="18"/>
+              </w:rPr>
+              <w:t xml:space="preserve">• </w:t>
+            </w:r>
+            <w:r>
+              <w:rPr>
+                <w:b w:val="0"/>
+                <w:i w:val="0"/>
+                <w:sz w:val="18"/>
+              </w:rPr>
+              <w:t>Begin servicing providers</w:t>
             </w:r>
           </w:p>
           <w:p>
@@ -4218,7 +4262,7 @@
                 <w:i w:val="0"/>
                 <w:sz w:val="18"/>
               </w:rPr>
-              <w:t>Review Month 1 against scorecard</w:t>
+              <w:t>Finish CareNavigator Gen 1 v1</w:t>
             </w:r>
           </w:p>
         </w:tc>
@@ -4293,7 +4337,7 @@
                 <w:i w:val="0"/>
                 <w:sz w:val="18"/>
               </w:rPr>
-              <w:t>Make delivery repeatable; open the financing conversation</w:t>
+              <w:t>Open the financing conversation; start the study</w:t>
             </w:r>
           </w:p>
         </w:tc>
@@ -4311,50 +4355,6 @@
               <w:jc w:val="left"/>
             </w:pPr>
             <w:r/>
-            <w:r>
-              <w:rPr>
-                <w:color w:val="14453F"/>
-                <w:sz w:val="18"/>
-              </w:rPr>
-              <w:t xml:space="preserve">• </w:t>
-            </w:r>
-            <w:r>
-              <w:rPr>
-                <w:b w:val="0"/>
-                <w:i w:val="0"/>
-                <w:sz w:val="18"/>
-              </w:rPr>
-              <w:t>Standardize delivery from first customers</w:t>
-            </w:r>
-          </w:p>
-          <w:p>
-            <w:pPr>
-              <w:spacing w:before="0" w:after="30" w:lineRule="exact" w:line="209"/>
-              <w:ind w:left="140" w:hanging="140"/>
-              <w:jc w:val="left"/>
-            </w:pPr>
-            <w:r>
-              <w:rPr>
-                <w:color w:val="14453F"/>
-                <w:sz w:val="18"/>
-              </w:rPr>
-              <w:t xml:space="preserve">• </w:t>
-            </w:r>
-            <w:r>
-              <w:rPr>
-                <w:b w:val="0"/>
-                <w:i w:val="0"/>
-                <w:sz w:val="18"/>
-              </w:rPr>
-              <w:t>Continue buyer discovery</w:t>
-            </w:r>
-          </w:p>
-          <w:p>
-            <w:pPr>
-              <w:spacing w:before="0" w:after="30" w:lineRule="exact" w:line="209"/>
-              <w:ind w:left="140" w:hanging="140"/>
-              <w:jc w:val="left"/>
-            </w:pPr>
             <w:r>
               <w:rPr>
                 <w:color w:val="14453F"/>
@@ -4391,6 +4391,50 @@
                 <w:sz w:val="18"/>
               </w:rPr>
               <w:t>Open investor conversations against the $4 million post-CRP requirement</w:t>
+            </w:r>
+          </w:p>
+          <w:p>
+            <w:pPr>
+              <w:spacing w:before="0" w:after="30" w:lineRule="exact" w:line="209"/>
+              <w:ind w:left="140" w:hanging="140"/>
+              <w:jc w:val="left"/>
+            </w:pPr>
+            <w:r>
+              <w:rPr>
+                <w:color w:val="14453F"/>
+                <w:sz w:val="18"/>
+              </w:rPr>
+              <w:t xml:space="preserve">• </w:t>
+            </w:r>
+            <w:r>
+              <w:rPr>
+                <w:b w:val="0"/>
+                <w:i w:val="0"/>
+                <w:sz w:val="18"/>
+              </w:rPr>
+              <w:t>Continue buyer interviews</w:t>
+            </w:r>
+          </w:p>
+          <w:p>
+            <w:pPr>
+              <w:spacing w:before="0" w:after="30" w:lineRule="exact" w:line="209"/>
+              <w:ind w:left="140" w:hanging="140"/>
+              <w:jc w:val="left"/>
+            </w:pPr>
+            <w:r>
+              <w:rPr>
+                <w:color w:val="14453F"/>
+                <w:sz w:val="18"/>
+              </w:rPr>
+              <w:t xml:space="preserve">• </w:t>
+            </w:r>
+            <w:r>
+              <w:rPr>
+                <w:b w:val="0"/>
+                <w:i w:val="0"/>
+                <w:sz w:val="18"/>
+              </w:rPr>
+              <w:t>Begin the Phase IIB family study</w:t>
             </w:r>
           </w:p>
         </w:tc>
@@ -4496,7 +4540,7 @@
                 <w:i w:val="0"/>
                 <w:sz w:val="18"/>
               </w:rPr>
-              <w:t>Convert next provider cohort</w:t>
+              <w:t>Convert the next provider cohort</w:t>
             </w:r>
           </w:p>
           <w:p>
@@ -4518,29 +4562,7 @@
                 <w:i w:val="0"/>
                 <w:sz w:val="18"/>
               </w:rPr>
-              <w:t>Pursue first repeat purchase/retention evidence</w:t>
-            </w:r>
-          </w:p>
-          <w:p>
-            <w:pPr>
-              <w:spacing w:before="0" w:after="30" w:lineRule="exact" w:line="209"/>
-              <w:ind w:left="140" w:hanging="140"/>
-              <w:jc w:val="left"/>
-            </w:pPr>
-            <w:r>
-              <w:rPr>
-                <w:color w:val="14453F"/>
-                <w:sz w:val="18"/>
-              </w:rPr>
-              <w:t xml:space="preserve">• </w:t>
-            </w:r>
-            <w:r>
-              <w:rPr>
-                <w:b w:val="0"/>
-                <w:i w:val="0"/>
-                <w:sz w:val="18"/>
-              </w:rPr>
-              <w:t>Begin/continue family V&amp;V study</w:t>
+              <w:t>Pursue first repeat purchase and retention evidence</w:t>
             </w:r>
           </w:p>
           <w:p>
@@ -4637,7 +4659,7 @@
                 <w:i w:val="0"/>
                 <w:sz w:val="18"/>
               </w:rPr>
-              <w:t>Converge on evidence requirements</w:t>
+              <w:t>Revise the CRP architecture</w:t>
             </w:r>
           </w:p>
         </w:tc>
@@ -4668,7 +4690,7 @@
                 <w:i w:val="0"/>
                 <w:sz w:val="18"/>
               </w:rPr>
-              <w:t>Synthesize buyer interviews</w:t>
+              <w:t>Revise the Research Strategy and Commercialization Plan architecture on the findings from Weeks 1 to 7</w:t>
             </w:r>
           </w:p>
           <w:p>
@@ -4690,7 +4712,7 @@
                 <w:i w:val="0"/>
                 <w:sz w:val="18"/>
               </w:rPr>
-              <w:t>Identify convergent endpoints, data requirements, and POC expectations</w:t>
+              <w:t>Continue provider sales</w:t>
             </w:r>
           </w:p>
           <w:p>
@@ -4712,7 +4734,7 @@
                 <w:i w:val="0"/>
                 <w:sz w:val="18"/>
               </w:rPr>
-              <w:t>Revise CRP architecture accordingly</w:t>
+              <w:t>Continue the Phase IIB study</w:t>
             </w:r>
           </w:p>
           <w:p>
@@ -4734,7 +4756,7 @@
                 <w:i w:val="0"/>
                 <w:sz w:val="18"/>
               </w:rPr>
-              <w:t>Put the first letter of intent in front of the most engaged buyer</w:t>
+              <w:t>Continue investor conversations</w:t>
             </w:r>
           </w:p>
         </w:tc>
@@ -4809,7 +4831,7 @@
                 <w:i w:val="0"/>
                 <w:sz w:val="18"/>
               </w:rPr>
-              <w:t>Month 2 review; book HLTH</w:t>
+              <w:t>Month 2 review; plan HLTH</w:t>
             </w:r>
           </w:p>
         </w:tc>
@@ -4840,7 +4862,7 @@
                 <w:i w:val="0"/>
                 <w:sz w:val="18"/>
               </w:rPr>
-              <w:t>Review traction, CareNavigator development, study progress, buyer discovery, and financing against target/stretch scorecard</w:t>
+              <w:t>Continue provider sales</w:t>
             </w:r>
           </w:p>
           <w:p>
@@ -4862,7 +4884,7 @@
                 <w:i w:val="0"/>
                 <w:sz w:val="18"/>
               </w:rPr>
-              <w:t>Decide whether the letter and financing rows are on track or need a different approach</w:t>
+              <w:t>Continue the Phase IIB study</w:t>
             </w:r>
           </w:p>
           <w:p>
@@ -4884,7 +4906,51 @@
                 <w:i w:val="0"/>
                 <w:sz w:val="18"/>
               </w:rPr>
-              <w:t>Book HLTH meetings with buyers and investors</w:t>
+              <w:t>Continue investor conversations</w:t>
+            </w:r>
+          </w:p>
+          <w:p>
+            <w:pPr>
+              <w:spacing w:before="0" w:after="30" w:lineRule="exact" w:line="209"/>
+              <w:ind w:left="140" w:hanging="140"/>
+              <w:jc w:val="left"/>
+            </w:pPr>
+            <w:r>
+              <w:rPr>
+                <w:color w:val="14453F"/>
+                <w:sz w:val="18"/>
+              </w:rPr>
+              <w:t xml:space="preserve">• </w:t>
+            </w:r>
+            <w:r>
+              <w:rPr>
+                <w:b w:val="0"/>
+                <w:i w:val="0"/>
+                <w:sz w:val="18"/>
+              </w:rPr>
+              <w:t>Continue buyer conversations</w:t>
+            </w:r>
+          </w:p>
+          <w:p>
+            <w:pPr>
+              <w:spacing w:before="0" w:after="30" w:lineRule="exact" w:line="209"/>
+              <w:ind w:left="140" w:hanging="140"/>
+              <w:jc w:val="left"/>
+            </w:pPr>
+            <w:r>
+              <w:rPr>
+                <w:color w:val="14453F"/>
+                <w:sz w:val="18"/>
+              </w:rPr>
+              <w:t xml:space="preserve">• </w:t>
+            </w:r>
+            <w:r>
+              <w:rPr>
+                <w:b w:val="0"/>
+                <w:i w:val="0"/>
+                <w:sz w:val="18"/>
+              </w:rPr>
+              <w:t>Plan HLTH meetings with buyers and investors</w:t>
             </w:r>
           </w:p>
         </w:tc>
@@ -5109,7 +5175,7 @@
                 <w:i w:val="0"/>
                 <w:sz w:val="18"/>
               </w:rPr>
-              <w:t>Draft the application; lock the HLTH schedule</w:t>
+              <w:t>Draft the application</w:t>
             </w:r>
           </w:p>
         </w:tc>
@@ -5140,7 +5206,7 @@
                 <w:i w:val="0"/>
                 <w:sz w:val="18"/>
               </w:rPr>
-              <w:t>Draft Research Strategy and Commercialization Plan from the evidence to date, so HLTH is pitched from a written thesis rather than an improvised one</w:t>
+              <w:t>Draft the Research Strategy and Commercialization Plan</w:t>
             </w:r>
           </w:p>
           <w:p>
@@ -5162,7 +5228,7 @@
                 <w:i w:val="0"/>
                 <w:sz w:val="18"/>
               </w:rPr>
-              <w:t>State the proportionality answer explicitly, why $4 million against the modeled run rate</w:t>
+              <w:t>Continue provider sales</w:t>
             </w:r>
           </w:p>
           <w:p>
@@ -5184,7 +5250,51 @@
                 <w:i w:val="0"/>
                 <w:sz w:val="18"/>
               </w:rPr>
-              <w:t>Confirm every HLTH meeting and what each one is being asked for</w:t>
+              <w:t>Continue the Phase IIB study</w:t>
+            </w:r>
+          </w:p>
+          <w:p>
+            <w:pPr>
+              <w:spacing w:before="0" w:after="30" w:lineRule="exact" w:line="209"/>
+              <w:ind w:left="140" w:hanging="140"/>
+              <w:jc w:val="left"/>
+            </w:pPr>
+            <w:r>
+              <w:rPr>
+                <w:color w:val="14453F"/>
+                <w:sz w:val="18"/>
+              </w:rPr>
+              <w:t xml:space="preserve">• </w:t>
+            </w:r>
+            <w:r>
+              <w:rPr>
+                <w:b w:val="0"/>
+                <w:i w:val="0"/>
+                <w:sz w:val="18"/>
+              </w:rPr>
+              <w:t>Continue investor conversations</w:t>
+            </w:r>
+          </w:p>
+          <w:p>
+            <w:pPr>
+              <w:spacing w:before="0" w:after="30" w:lineRule="exact" w:line="209"/>
+              <w:ind w:left="140" w:hanging="140"/>
+              <w:jc w:val="left"/>
+            </w:pPr>
+            <w:r>
+              <w:rPr>
+                <w:color w:val="14453F"/>
+                <w:sz w:val="18"/>
+              </w:rPr>
+              <w:t xml:space="preserve">• </w:t>
+            </w:r>
+            <w:r>
+              <w:rPr>
+                <w:b w:val="0"/>
+                <w:i w:val="0"/>
+                <w:sz w:val="18"/>
+              </w:rPr>
+              <w:t>Continue buyer conversations</w:t>
             </w:r>
           </w:p>
         </w:tc>
@@ -5290,6 +5400,28 @@
                 <w:i w:val="0"/>
                 <w:sz w:val="18"/>
               </w:rPr>
+              <w:t>Continue drafting the Research Strategy and Commercialization Plan</w:t>
+            </w:r>
+          </w:p>
+          <w:p>
+            <w:pPr>
+              <w:spacing w:before="0" w:after="30" w:lineRule="exact" w:line="209"/>
+              <w:ind w:left="140" w:hanging="140"/>
+              <w:jc w:val="left"/>
+            </w:pPr>
+            <w:r>
+              <w:rPr>
+                <w:color w:val="14453F"/>
+                <w:sz w:val="18"/>
+              </w:rPr>
+              <w:t xml:space="preserve">• </w:t>
+            </w:r>
+            <w:r>
+              <w:rPr>
+                <w:b w:val="0"/>
+                <w:i w:val="0"/>
+                <w:sz w:val="18"/>
+              </w:rPr>
               <w:t>Buyer and investor meetings against the prepared ask</w:t>
             </w:r>
           </w:p>
@@ -5312,7 +5444,7 @@
                 <w:i w:val="0"/>
                 <w:sz w:val="18"/>
               </w:rPr>
-              <w:t>Ask for written milestone-conditional interest rather than endorsement</w:t>
+              <w:t>Continue provider sales</w:t>
             </w:r>
           </w:p>
           <w:p>
@@ -5334,29 +5466,7 @@
                 <w:i w:val="0"/>
                 <w:sz w:val="18"/>
               </w:rPr>
-              <w:t>Where a buyer raises a small paid pilot, pursue it ahead of the letter</w:t>
-            </w:r>
-          </w:p>
-          <w:p>
-            <w:pPr>
-              <w:spacing w:before="0" w:after="30" w:lineRule="exact" w:line="209"/>
-              <w:ind w:left="140" w:hanging="140"/>
-              <w:jc w:val="left"/>
-            </w:pPr>
-            <w:r>
-              <w:rPr>
-                <w:color w:val="14453F"/>
-                <w:sz w:val="18"/>
-              </w:rPr>
-              <w:t xml:space="preserve">• </w:t>
-            </w:r>
-            <w:r>
-              <w:rPr>
-                <w:b w:val="0"/>
-                <w:i w:val="0"/>
-                <w:sz w:val="18"/>
-              </w:rPr>
-              <w:t>Capture objections and the evidence each one would need</w:t>
+              <w:t>Continue the Phase IIB study</w:t>
             </w:r>
           </w:p>
         </w:tc>
@@ -5431,7 +5541,7 @@
                 <w:i w:val="0"/>
                 <w:sz w:val="18"/>
               </w:rPr>
-              <w:t>Hold the line; follow up HLTH</w:t>
+              <w:t>Hold the line</w:t>
             </w:r>
           </w:p>
         </w:tc>
@@ -5449,28 +5559,6 @@
               <w:jc w:val="left"/>
             </w:pPr>
             <w:r/>
-            <w:r>
-              <w:rPr>
-                <w:color w:val="14453F"/>
-                <w:sz w:val="18"/>
-              </w:rPr>
-              <w:t xml:space="preserve">• </w:t>
-            </w:r>
-            <w:r>
-              <w:rPr>
-                <w:b w:val="0"/>
-                <w:i w:val="0"/>
-                <w:sz w:val="18"/>
-              </w:rPr>
-              <w:t>Follow up every HLTH conversation within five days, which falls inside this week and is the one thing that cannot wait</w:t>
-            </w:r>
-          </w:p>
-          <w:p>
-            <w:pPr>
-              <w:spacing w:before="0" w:after="30" w:lineRule="exact" w:line="209"/>
-              <w:ind w:left="140" w:hanging="140"/>
-              <w:jc w:val="left"/>
-            </w:pPr>
             <w:r>
               <w:rPr>
                 <w:color w:val="14453F"/>
@@ -5612,6 +5700,28 @@
                 <w:i w:val="0"/>
                 <w:sz w:val="18"/>
               </w:rPr>
+              <w:t>Continue drafting the Research Strategy and Commercialization Plan</w:t>
+            </w:r>
+          </w:p>
+          <w:p>
+            <w:pPr>
+              <w:spacing w:before="0" w:after="30" w:lineRule="exact" w:line="209"/>
+              <w:ind w:left="140" w:hanging="140"/>
+              <w:jc w:val="left"/>
+            </w:pPr>
+            <w:r>
+              <w:rPr>
+                <w:color w:val="14453F"/>
+                <w:sz w:val="18"/>
+              </w:rPr>
+              <w:t xml:space="preserve">• </w:t>
+            </w:r>
+            <w:r>
+              <w:rPr>
+                <w:b w:val="0"/>
+                <w:i w:val="0"/>
+                <w:sz w:val="18"/>
+              </w:rPr>
               <w:t>Move buyers toward a signed letter of intent</w:t>
             </w:r>
           </w:p>
@@ -5656,7 +5766,7 @@
                 <w:i w:val="0"/>
                 <w:sz w:val="18"/>
               </w:rPr>
-              <w:t>Record what each declined and why</w:t>
+              <w:t>Record retention and repeat purchase</w:t>
             </w:r>
           </w:p>
           <w:p>
@@ -5678,7 +5788,7 @@
                 <w:i w:val="0"/>
                 <w:sz w:val="18"/>
               </w:rPr>
-              <w:t>Show retention and repeat purchase</w:t>
+              <w:t>Consolidate the Phase IIB study and V&amp;V data</w:t>
             </w:r>
           </w:p>
           <w:p>
@@ -5700,7 +5810,7 @@
                 <w:i w:val="0"/>
                 <w:sz w:val="18"/>
               </w:rPr>
-              <w:t>Consolidate CareNavigator V&amp;V data and the care-establishment count</w:t>
+              <w:t>Continue provider sales</w:t>
             </w:r>
           </w:p>
         </w:tc>
@@ -5806,7 +5916,7 @@
                 <w:i w:val="0"/>
                 <w:sz w:val="18"/>
               </w:rPr>
-              <w:t>Freeze core traction and study numbers</w:t>
+              <w:t>Finish the Phase IIB study and lock the numbers</w:t>
             </w:r>
           </w:p>
           <w:p>
@@ -5828,7 +5938,7 @@
                 <w:i w:val="0"/>
                 <w:sz w:val="18"/>
               </w:rPr>
-              <w:t>Finalize buyer-informed CRP design</w:t>
+              <w:t>Finalize the buyer-informed CRP design</w:t>
             </w:r>
           </w:p>
           <w:p>
@@ -5872,7 +5982,7 @@
                 <w:i w:val="0"/>
                 <w:sz w:val="18"/>
               </w:rPr>
-              <w:t>Execute any paid engagement now rather than in January</w:t>
+              <w:t>Continue provider sales</w:t>
             </w:r>
           </w:p>
         </w:tc>
@@ -6022,7 +6132,7 @@
                 <w:i w:val="0"/>
                 <w:sz w:val="18"/>
               </w:rPr>
-              <w:t>Finalize scorecard and report honestly which rows were retired and which were not</w:t>
+              <w:t>Continue provider sales</w:t>
             </w:r>
           </w:p>
         </w:tc>
@@ -6128,6 +6238,28 @@
                 <w:i w:val="0"/>
                 <w:sz w:val="18"/>
               </w:rPr>
+              <w:t>Christmas holiday week</w:t>
+            </w:r>
+          </w:p>
+          <w:p>
+            <w:pPr>
+              <w:spacing w:before="0" w:after="30" w:lineRule="exact" w:line="209"/>
+              <w:ind w:left="140" w:hanging="140"/>
+              <w:jc w:val="left"/>
+            </w:pPr>
+            <w:r>
+              <w:rPr>
+                <w:color w:val="14453F"/>
+                <w:sz w:val="18"/>
+              </w:rPr>
+              <w:t xml:space="preserve">• </w:t>
+            </w:r>
+            <w:r>
+              <w:rPr>
+                <w:b w:val="0"/>
+                <w:i w:val="0"/>
+                <w:sz w:val="18"/>
+              </w:rPr>
               <w:t>Resolve remaining material gaps</w:t>
             </w:r>
           </w:p>
@@ -6150,29 +6282,7 @@
                 <w:i w:val="0"/>
                 <w:sz w:val="18"/>
               </w:rPr>
-              <w:t>Avoid starting new initiatives</w:t>
-            </w:r>
-          </w:p>
-          <w:p>
-            <w:pPr>
-              <w:spacing w:before="0" w:after="30" w:lineRule="exact" w:line="209"/>
-              <w:ind w:left="140" w:hanging="140"/>
-              <w:jc w:val="left"/>
-            </w:pPr>
-            <w:r>
-              <w:rPr>
-                <w:color w:val="14453F"/>
-                <w:sz w:val="18"/>
-              </w:rPr>
-              <w:t xml:space="preserve">• </w:t>
-            </w:r>
-            <w:r>
-              <w:rPr>
-                <w:b w:val="0"/>
-                <w:i w:val="0"/>
-                <w:sz w:val="18"/>
-              </w:rPr>
-              <w:t>Proof and reconcile application</w:t>
+              <w:t>Proof and reconcile the application</w:t>
             </w:r>
           </w:p>
         </w:tc>
@@ -6278,6 +6388,28 @@
                 <w:i w:val="0"/>
                 <w:sz w:val="18"/>
               </w:rPr>
+              <w:t>New Year holiday week</w:t>
+            </w:r>
+          </w:p>
+          <w:p>
+            <w:pPr>
+              <w:spacing w:before="0" w:after="30" w:lineRule="exact" w:line="209"/>
+              <w:ind w:left="140" w:hanging="140"/>
+              <w:jc w:val="left"/>
+            </w:pPr>
+            <w:r>
+              <w:rPr>
+                <w:color w:val="14453F"/>
+                <w:sz w:val="18"/>
+              </w:rPr>
+              <w:t xml:space="preserve">• </w:t>
+            </w:r>
+            <w:r>
+              <w:rPr>
+                <w:b w:val="0"/>
+                <w:i w:val="0"/>
+                <w:sz w:val="18"/>
+              </w:rPr>
               <w:t>Final compliance check</w:t>
             </w:r>
           </w:p>
@@ -6322,7 +6454,7 @@
                 <w:i w:val="0"/>
                 <w:sz w:val="18"/>
               </w:rPr>
-              <w:t>Submit</w:t>
+              <w:t>Submit the CRP application</w:t>
             </w:r>
           </w:p>
         </w:tc>

--- a/docs/crp/Olera_Pre_CRP_RD_Commercialization_and_Execution_Plan.docx
+++ b/docs/crp/Olera_Pre_CRP_RD_Commercialization_and_Execution_Plan.docx
@@ -3232,8 +3232,8 @@
       <w:tblGrid>
         <w:gridCol w:w="756"/>
         <w:gridCol w:w="1296"/>
-        <w:gridCol w:w="2268"/>
-        <w:gridCol w:w="6480"/>
+        <w:gridCol w:w="1944"/>
+        <w:gridCol w:w="6804"/>
       </w:tblGrid>
       <w:tr>
         <w:trPr>
@@ -3292,7 +3292,7 @@
         </w:tc>
         <w:tc>
           <w:tcPr>
-            <w:tcW w:type="dxa" w:w="2268"/>
+            <w:tcW w:type="dxa" w:w="1944"/>
             <w:tcBorders>
               <w:bottom w:val="single" w:sz="8" w:space="0" w:color="14453F"/>
             </w:tcBorders>
@@ -3317,7 +3317,7 @@
         </w:tc>
         <w:tc>
           <w:tcPr>
-            <w:tcW w:type="dxa" w:w="6480"/>
+            <w:tcW w:type="dxa" w:w="6804"/>
             <w:tcBorders>
               <w:bottom w:val="single" w:sz="8" w:space="0" w:color="14453F"/>
             </w:tcBorders>
@@ -3394,7 +3394,7 @@
         </w:tc>
         <w:tc>
           <w:tcPr>
-            <w:tcW w:type="dxa" w:w="2268"/>
+            <w:tcW w:type="dxa" w:w="1944"/>
             <w:tcBorders>
               <w:bottom w:val="single" w:sz="2" w:space="0" w:color="B9C4BD"/>
             </w:tcBorders>
@@ -3411,13 +3411,13 @@
                 <w:i w:val="0"/>
                 <w:sz w:val="18"/>
               </w:rPr>
-              <w:t>Decide on direction</w:t>
+              <w:t>Set direction</w:t>
             </w:r>
           </w:p>
         </w:tc>
         <w:tc>
           <w:tcPr>
-            <w:tcW w:type="dxa" w:w="6480"/>
+            <w:tcW w:type="dxa" w:w="6804"/>
             <w:tcBorders>
               <w:bottom w:val="single" w:sz="2" w:space="0" w:color="B9C4BD"/>
             </w:tcBorders>
@@ -3544,7 +3544,7 @@
         </w:tc>
         <w:tc>
           <w:tcPr>
-            <w:tcW w:type="dxa" w:w="2268"/>
+            <w:tcW w:type="dxa" w:w="1944"/>
             <w:tcBorders>
               <w:bottom w:val="single" w:sz="2" w:space="0" w:color="B9C4BD"/>
             </w:tcBorders>
@@ -3561,13 +3561,13 @@
                 <w:i w:val="0"/>
                 <w:sz w:val="18"/>
               </w:rPr>
-              <w:t>Prepare the offers, the interviews, and the build</w:t>
+              <w:t>Prepare to launch</w:t>
             </w:r>
           </w:p>
         </w:tc>
         <w:tc>
           <w:tcPr>
-            <w:tcW w:type="dxa" w:w="6480"/>
+            <w:tcW w:type="dxa" w:w="6804"/>
             <w:tcBorders>
               <w:bottom w:val="single" w:sz="2" w:space="0" w:color="B9C4BD"/>
             </w:tcBorders>
@@ -3614,7 +3614,7 @@
                 <w:i w:val="0"/>
                 <w:sz w:val="18"/>
               </w:rPr>
-              <w:t>Finalize the Client Growth customer acquisition strategy</w:t>
+              <w:t>Finalize the Client Growth acquisition strategy</w:t>
             </w:r>
           </w:p>
           <w:p>
@@ -3658,7 +3658,7 @@
                 <w:i w:val="0"/>
                 <w:sz w:val="18"/>
               </w:rPr>
-              <w:t>Build the target agency list for Client Growth and Staffing</w:t>
+              <w:t>Build the target agency list for both products</w:t>
             </w:r>
           </w:p>
           <w:p>
@@ -3746,7 +3746,7 @@
                 <w:i w:val="0"/>
                 <w:sz w:val="18"/>
               </w:rPr>
-              <w:t>Design the CareNavigator first generation</w:t>
+              <w:t>Design CareNavigator Gen 1</w:t>
             </w:r>
           </w:p>
         </w:tc>
@@ -3804,7 +3804,7 @@
         </w:tc>
         <w:tc>
           <w:tcPr>
-            <w:tcW w:type="dxa" w:w="2268"/>
+            <w:tcW w:type="dxa" w:w="1944"/>
             <w:tcBorders>
               <w:bottom w:val="single" w:sz="2" w:space="0" w:color="B9C4BD"/>
             </w:tcBorders>
@@ -3821,13 +3821,13 @@
                 <w:i w:val="0"/>
                 <w:sz w:val="18"/>
               </w:rPr>
-              <w:t>Start selling provider products</w:t>
+              <w:t>Start selling</w:t>
             </w:r>
           </w:p>
         </w:tc>
         <w:tc>
           <w:tcPr>
-            <w:tcW w:type="dxa" w:w="6480"/>
+            <w:tcW w:type="dxa" w:w="6804"/>
             <w:tcBorders>
               <w:bottom w:val="single" w:sz="2" w:space="0" w:color="B9C4BD"/>
             </w:tcBorders>
@@ -3874,7 +3874,7 @@
                 <w:i w:val="0"/>
                 <w:sz w:val="18"/>
               </w:rPr>
-              <w:t>Work Nashville Healthcare Sessions, September 13 to 15, for institutional buyer and investor introductions</w:t>
+              <w:t>Work Nashville Healthcare Sessions, September 13 to 15, for buyer and investor introductions</w:t>
             </w:r>
           </w:p>
           <w:p>
@@ -3998,7 +3998,7 @@
         </w:tc>
         <w:tc>
           <w:tcPr>
-            <w:tcW w:type="dxa" w:w="2268"/>
+            <w:tcW w:type="dxa" w:w="1944"/>
             <w:tcBorders>
               <w:bottom w:val="single" w:sz="2" w:space="0" w:color="B9C4BD"/>
             </w:tcBorders>
@@ -4015,13 +4015,13 @@
                 <w:i w:val="0"/>
                 <w:sz w:val="18"/>
               </w:rPr>
-              <w:t>Lock the pre-CRP product plan</w:t>
+              <w:t>Lock the product plan</w:t>
             </w:r>
           </w:p>
         </w:tc>
         <w:tc>
           <w:tcPr>
-            <w:tcW w:type="dxa" w:w="6480"/>
+            <w:tcW w:type="dxa" w:w="6804"/>
             <w:tcBorders>
               <w:bottom w:val="single" w:sz="2" w:space="0" w:color="B9C4BD"/>
             </w:tcBorders>
@@ -4068,7 +4068,7 @@
                 <w:i w:val="0"/>
                 <w:sz w:val="18"/>
               </w:rPr>
-              <w:t>Continue sales</w:t>
+              <w:t>Hold the first buyer interviews</w:t>
             </w:r>
           </w:p>
           <w:p>
@@ -4079,7 +4079,7 @@
             </w:pPr>
             <w:r>
               <w:rPr>
-                <w:color w:val="14453F"/>
+                <w:color w:val="5F6B64"/>
                 <w:sz w:val="18"/>
               </w:rPr>
               <w:t xml:space="preserve">• </w:t>
@@ -4088,9 +4088,10 @@
               <w:rPr>
                 <w:b w:val="0"/>
                 <w:i w:val="0"/>
+                <w:color w:val="5F6B64"/>
                 <w:sz w:val="18"/>
               </w:rPr>
-              <w:t>Conduct first buyer interviews</w:t>
+              <w:t>Continue sales</w:t>
             </w:r>
           </w:p>
         </w:tc>
@@ -4148,7 +4149,7 @@
         </w:tc>
         <w:tc>
           <w:tcPr>
-            <w:tcW w:type="dxa" w:w="2268"/>
+            <w:tcW w:type="dxa" w:w="1944"/>
             <w:tcBorders>
               <w:bottom w:val="single" w:sz="2" w:space="0" w:color="B9C4BD"/>
             </w:tcBorders>
@@ -4171,7 +4172,7 @@
         </w:tc>
         <w:tc>
           <w:tcPr>
-            <w:tcW w:type="dxa" w:w="6480"/>
+            <w:tcW w:type="dxa" w:w="6804"/>
             <w:tcBorders>
               <w:bottom w:val="single" w:sz="2" w:space="0" w:color="B9C4BD"/>
             </w:tcBorders>
@@ -4196,7 +4197,7 @@
                 <w:i w:val="0"/>
                 <w:sz w:val="18"/>
               </w:rPr>
-              <w:t>Close first paying provider(s)</w:t>
+              <w:t>Close the first paying providers</w:t>
             </w:r>
           </w:p>
           <w:p>
@@ -4240,7 +4241,7 @@
                 <w:i w:val="0"/>
                 <w:sz w:val="18"/>
               </w:rPr>
-              <w:t>Continue buyer interviews</w:t>
+              <w:t>Finish CareNavigator Gen 1 v1</w:t>
             </w:r>
           </w:p>
           <w:p>
@@ -4251,7 +4252,7 @@
             </w:pPr>
             <w:r>
               <w:rPr>
-                <w:color w:val="14453F"/>
+                <w:color w:val="5F6B64"/>
                 <w:sz w:val="18"/>
               </w:rPr>
               <w:t xml:space="preserve">• </w:t>
@@ -4260,9 +4261,10 @@
               <w:rPr>
                 <w:b w:val="0"/>
                 <w:i w:val="0"/>
+                <w:color w:val="5F6B64"/>
                 <w:sz w:val="18"/>
               </w:rPr>
-              <w:t>Finish CareNavigator Gen 1 v1</w:t>
+              <w:t>Continue buyer interviews</w:t>
             </w:r>
           </w:p>
         </w:tc>
@@ -4320,7 +4322,7 @@
         </w:tc>
         <w:tc>
           <w:tcPr>
-            <w:tcW w:type="dxa" w:w="2268"/>
+            <w:tcW w:type="dxa" w:w="1944"/>
             <w:tcBorders>
               <w:bottom w:val="single" w:sz="2" w:space="0" w:color="B9C4BD"/>
             </w:tcBorders>
@@ -4337,13 +4339,13 @@
                 <w:i w:val="0"/>
                 <w:sz w:val="18"/>
               </w:rPr>
-              <w:t>Open the financing conversation; start the study</w:t>
+              <w:t>Open financing; start the study</w:t>
             </w:r>
           </w:p>
         </w:tc>
         <w:tc>
           <w:tcPr>
-            <w:tcW w:type="dxa" w:w="6480"/>
+            <w:tcW w:type="dxa" w:w="6804"/>
             <w:tcBorders>
               <w:bottom w:val="single" w:sz="2" w:space="0" w:color="B9C4BD"/>
             </w:tcBorders>
@@ -4355,28 +4357,6 @@
               <w:jc w:val="left"/>
             </w:pPr>
             <w:r/>
-            <w:r>
-              <w:rPr>
-                <w:color w:val="14453F"/>
-                <w:sz w:val="18"/>
-              </w:rPr>
-              <w:t xml:space="preserve">• </w:t>
-            </w:r>
-            <w:r>
-              <w:rPr>
-                <w:b w:val="0"/>
-                <w:i w:val="0"/>
-                <w:sz w:val="18"/>
-              </w:rPr>
-              <w:t>Complete study-ready CareNavigator workflows</w:t>
-            </w:r>
-          </w:p>
-          <w:p>
-            <w:pPr>
-              <w:spacing w:before="0" w:after="30" w:lineRule="exact" w:line="209"/>
-              <w:ind w:left="140" w:hanging="140"/>
-              <w:jc w:val="left"/>
-            </w:pPr>
             <w:r>
               <w:rPr>
                 <w:color w:val="14453F"/>
@@ -4412,7 +4392,7 @@
                 <w:i w:val="0"/>
                 <w:sz w:val="18"/>
               </w:rPr>
-              <w:t>Continue buyer interviews</w:t>
+              <w:t>Begin the Phase IIB family study</w:t>
             </w:r>
           </w:p>
           <w:p>
@@ -4434,7 +4414,30 @@
                 <w:i w:val="0"/>
                 <w:sz w:val="18"/>
               </w:rPr>
-              <w:t>Begin the Phase IIB family study</w:t>
+              <w:t>Complete study-ready CareNavigator workflows</w:t>
+            </w:r>
+          </w:p>
+          <w:p>
+            <w:pPr>
+              <w:spacing w:before="0" w:after="30" w:lineRule="exact" w:line="209"/>
+              <w:ind w:left="140" w:hanging="140"/>
+              <w:jc w:val="left"/>
+            </w:pPr>
+            <w:r>
+              <w:rPr>
+                <w:color w:val="5F6B64"/>
+                <w:sz w:val="18"/>
+              </w:rPr>
+              <w:t xml:space="preserve">• </w:t>
+            </w:r>
+            <w:r>
+              <w:rPr>
+                <w:b w:val="0"/>
+                <w:i w:val="0"/>
+                <w:color w:val="5F6B64"/>
+                <w:sz w:val="18"/>
+              </w:rPr>
+              <w:t>Continue buyer interviews</w:t>
             </w:r>
           </w:p>
         </w:tc>
@@ -4492,7 +4495,7 @@
         </w:tc>
         <w:tc>
           <w:tcPr>
-            <w:tcW w:type="dxa" w:w="2268"/>
+            <w:tcW w:type="dxa" w:w="1944"/>
             <w:tcBorders>
               <w:bottom w:val="single" w:sz="2" w:space="0" w:color="B9C4BD"/>
             </w:tcBorders>
@@ -4515,7 +4518,7 @@
         </w:tc>
         <w:tc>
           <w:tcPr>
-            <w:tcW w:type="dxa" w:w="6480"/>
+            <w:tcW w:type="dxa" w:w="6804"/>
             <w:tcBorders>
               <w:bottom w:val="single" w:sz="2" w:space="0" w:color="B9C4BD"/>
             </w:tcBorders>
@@ -4584,7 +4587,7 @@
                 <w:i w:val="0"/>
                 <w:sz w:val="18"/>
               </w:rPr>
-              <w:t>Ask each buyer what would have to be true for them to put something in writing</w:t>
+              <w:t>Ask each buyer what would have to be true to put something in writing</w:t>
             </w:r>
           </w:p>
         </w:tc>
@@ -4642,7 +4645,7 @@
         </w:tc>
         <w:tc>
           <w:tcPr>
-            <w:tcW w:type="dxa" w:w="2268"/>
+            <w:tcW w:type="dxa" w:w="1944"/>
             <w:tcBorders>
               <w:bottom w:val="single" w:sz="2" w:space="0" w:color="B9C4BD"/>
             </w:tcBorders>
@@ -4665,7 +4668,7 @@
         </w:tc>
         <w:tc>
           <w:tcPr>
-            <w:tcW w:type="dxa" w:w="6480"/>
+            <w:tcW w:type="dxa" w:w="6804"/>
             <w:tcBorders>
               <w:bottom w:val="single" w:sz="2" w:space="0" w:color="B9C4BD"/>
             </w:tcBorders>
@@ -4701,7 +4704,7 @@
             </w:pPr>
             <w:r>
               <w:rPr>
-                <w:color w:val="14453F"/>
+                <w:color w:val="5F6B64"/>
                 <w:sz w:val="18"/>
               </w:rPr>
               <w:t xml:space="preserve">• </w:t>
@@ -4710,6 +4713,7 @@
               <w:rPr>
                 <w:b w:val="0"/>
                 <w:i w:val="0"/>
+                <w:color w:val="5F6B64"/>
                 <w:sz w:val="18"/>
               </w:rPr>
               <w:t>Continue provider sales</w:t>
@@ -4723,7 +4727,7 @@
             </w:pPr>
             <w:r>
               <w:rPr>
-                <w:color w:val="14453F"/>
+                <w:color w:val="5F6B64"/>
                 <w:sz w:val="18"/>
               </w:rPr>
               <w:t xml:space="preserve">• </w:t>
@@ -4732,6 +4736,7 @@
               <w:rPr>
                 <w:b w:val="0"/>
                 <w:i w:val="0"/>
+                <w:color w:val="5F6B64"/>
                 <w:sz w:val="18"/>
               </w:rPr>
               <w:t>Continue the Phase IIB study</w:t>
@@ -4745,7 +4750,7 @@
             </w:pPr>
             <w:r>
               <w:rPr>
-                <w:color w:val="14453F"/>
+                <w:color w:val="5F6B64"/>
                 <w:sz w:val="18"/>
               </w:rPr>
               <w:t xml:space="preserve">• </w:t>
@@ -4754,6 +4759,7 @@
               <w:rPr>
                 <w:b w:val="0"/>
                 <w:i w:val="0"/>
+                <w:color w:val="5F6B64"/>
                 <w:sz w:val="18"/>
               </w:rPr>
               <w:t>Continue investor conversations</w:t>
@@ -4814,7 +4820,7 @@
         </w:tc>
         <w:tc>
           <w:tcPr>
-            <w:tcW w:type="dxa" w:w="2268"/>
+            <w:tcW w:type="dxa" w:w="1944"/>
             <w:tcBorders>
               <w:bottom w:val="single" w:sz="2" w:space="0" w:color="B9C4BD"/>
             </w:tcBorders>
@@ -4831,13 +4837,13 @@
                 <w:i w:val="0"/>
                 <w:sz w:val="18"/>
               </w:rPr>
-              <w:t>Month 2 review; plan HLTH</w:t>
+              <w:t>Month 2 review</w:t>
             </w:r>
           </w:p>
         </w:tc>
         <w:tc>
           <w:tcPr>
-            <w:tcW w:type="dxa" w:w="6480"/>
+            <w:tcW w:type="dxa" w:w="6804"/>
             <w:tcBorders>
               <w:bottom w:val="single" w:sz="2" w:space="0" w:color="B9C4BD"/>
             </w:tcBorders>
@@ -4862,6 +4868,29 @@
                 <w:i w:val="0"/>
                 <w:sz w:val="18"/>
               </w:rPr>
+              <w:t>Plan HLTH meetings with buyers and investors</w:t>
+            </w:r>
+          </w:p>
+          <w:p>
+            <w:pPr>
+              <w:spacing w:before="0" w:after="30" w:lineRule="exact" w:line="209"/>
+              <w:ind w:left="140" w:hanging="140"/>
+              <w:jc w:val="left"/>
+            </w:pPr>
+            <w:r>
+              <w:rPr>
+                <w:color w:val="5F6B64"/>
+                <w:sz w:val="18"/>
+              </w:rPr>
+              <w:t xml:space="preserve">• </w:t>
+            </w:r>
+            <w:r>
+              <w:rPr>
+                <w:b w:val="0"/>
+                <w:i w:val="0"/>
+                <w:color w:val="5F6B64"/>
+                <w:sz w:val="18"/>
+              </w:rPr>
               <w:t>Continue provider sales</w:t>
             </w:r>
           </w:p>
@@ -4873,7 +4902,7 @@
             </w:pPr>
             <w:r>
               <w:rPr>
-                <w:color w:val="14453F"/>
+                <w:color w:val="5F6B64"/>
                 <w:sz w:val="18"/>
               </w:rPr>
               <w:t xml:space="preserve">• </w:t>
@@ -4882,6 +4911,7 @@
               <w:rPr>
                 <w:b w:val="0"/>
                 <w:i w:val="0"/>
+                <w:color w:val="5F6B64"/>
                 <w:sz w:val="18"/>
               </w:rPr>
               <w:t>Continue the Phase IIB study</w:t>
@@ -4895,7 +4925,7 @@
             </w:pPr>
             <w:r>
               <w:rPr>
-                <w:color w:val="14453F"/>
+                <w:color w:val="5F6B64"/>
                 <w:sz w:val="18"/>
               </w:rPr>
               <w:t xml:space="preserve">• </w:t>
@@ -4904,6 +4934,7 @@
               <w:rPr>
                 <w:b w:val="0"/>
                 <w:i w:val="0"/>
+                <w:color w:val="5F6B64"/>
                 <w:sz w:val="18"/>
               </w:rPr>
               <w:t>Continue investor conversations</w:t>
@@ -4917,7 +4948,7 @@
             </w:pPr>
             <w:r>
               <w:rPr>
-                <w:color w:val="14453F"/>
+                <w:color w:val="5F6B64"/>
                 <w:sz w:val="18"/>
               </w:rPr>
               <w:t xml:space="preserve">• </w:t>
@@ -4926,31 +4957,10 @@
               <w:rPr>
                 <w:b w:val="0"/>
                 <w:i w:val="0"/>
+                <w:color w:val="5F6B64"/>
                 <w:sz w:val="18"/>
               </w:rPr>
               <w:t>Continue buyer conversations</w:t>
-            </w:r>
-          </w:p>
-          <w:p>
-            <w:pPr>
-              <w:spacing w:before="0" w:after="30" w:lineRule="exact" w:line="209"/>
-              <w:ind w:left="140" w:hanging="140"/>
-              <w:jc w:val="left"/>
-            </w:pPr>
-            <w:r>
-              <w:rPr>
-                <w:color w:val="14453F"/>
-                <w:sz w:val="18"/>
-              </w:rPr>
-              <w:t xml:space="preserve">• </w:t>
-            </w:r>
-            <w:r>
-              <w:rPr>
-                <w:b w:val="0"/>
-                <w:i w:val="0"/>
-                <w:sz w:val="18"/>
-              </w:rPr>
-              <w:t>Plan HLTH meetings with buyers and investors</w:t>
             </w:r>
           </w:p>
         </w:tc>
@@ -5008,7 +5018,7 @@
         </w:tc>
         <w:tc>
           <w:tcPr>
-            <w:tcW w:type="dxa" w:w="2268"/>
+            <w:tcW w:type="dxa" w:w="1944"/>
             <w:tcBorders>
               <w:bottom w:val="single" w:sz="2" w:space="0" w:color="B9C4BD"/>
             </w:tcBorders>
@@ -5031,7 +5041,7 @@
         </w:tc>
         <w:tc>
           <w:tcPr>
-            <w:tcW w:type="dxa" w:w="6480"/>
+            <w:tcW w:type="dxa" w:w="6804"/>
             <w:tcBorders>
               <w:bottom w:val="single" w:sz="2" w:space="0" w:color="B9C4BD"/>
             </w:tcBorders>
@@ -5078,7 +5088,7 @@
                 <w:i w:val="0"/>
                 <w:sz w:val="18"/>
               </w:rPr>
-              <w:t>Finalize the letter of intent and the $4 million financing ask so both are ready to hand over</w:t>
+              <w:t>Finalize the letter of intent and the $4 million ask, ready to hand over</w:t>
             </w:r>
           </w:p>
           <w:p>
@@ -5089,7 +5099,7 @@
             </w:pPr>
             <w:r>
               <w:rPr>
-                <w:color w:val="14453F"/>
+                <w:color w:val="5F6B64"/>
                 <w:sz w:val="18"/>
               </w:rPr>
               <w:t xml:space="preserve">• </w:t>
@@ -5098,6 +5108,7 @@
               <w:rPr>
                 <w:b w:val="0"/>
                 <w:i w:val="0"/>
+                <w:color w:val="5F6B64"/>
                 <w:sz w:val="18"/>
               </w:rPr>
               <w:t>Continue sales and V&amp;V</w:t>
@@ -5158,7 +5169,7 @@
         </w:tc>
         <w:tc>
           <w:tcPr>
-            <w:tcW w:type="dxa" w:w="2268"/>
+            <w:tcW w:type="dxa" w:w="1944"/>
             <w:tcBorders>
               <w:bottom w:val="single" w:sz="2" w:space="0" w:color="B9C4BD"/>
             </w:tcBorders>
@@ -5181,7 +5192,7 @@
         </w:tc>
         <w:tc>
           <w:tcPr>
-            <w:tcW w:type="dxa" w:w="6480"/>
+            <w:tcW w:type="dxa" w:w="6804"/>
             <w:tcBorders>
               <w:bottom w:val="single" w:sz="2" w:space="0" w:color="B9C4BD"/>
             </w:tcBorders>
@@ -5217,7 +5228,7 @@
             </w:pPr>
             <w:r>
               <w:rPr>
-                <w:color w:val="14453F"/>
+                <w:color w:val="5F6B64"/>
                 <w:sz w:val="18"/>
               </w:rPr>
               <w:t xml:space="preserve">• </w:t>
@@ -5226,6 +5237,7 @@
               <w:rPr>
                 <w:b w:val="0"/>
                 <w:i w:val="0"/>
+                <w:color w:val="5F6B64"/>
                 <w:sz w:val="18"/>
               </w:rPr>
               <w:t>Continue provider sales</w:t>
@@ -5239,7 +5251,7 @@
             </w:pPr>
             <w:r>
               <w:rPr>
-                <w:color w:val="14453F"/>
+                <w:color w:val="5F6B64"/>
                 <w:sz w:val="18"/>
               </w:rPr>
               <w:t xml:space="preserve">• </w:t>
@@ -5248,6 +5260,7 @@
               <w:rPr>
                 <w:b w:val="0"/>
                 <w:i w:val="0"/>
+                <w:color w:val="5F6B64"/>
                 <w:sz w:val="18"/>
               </w:rPr>
               <w:t>Continue the Phase IIB study</w:t>
@@ -5261,7 +5274,7 @@
             </w:pPr>
             <w:r>
               <w:rPr>
-                <w:color w:val="14453F"/>
+                <w:color w:val="5F6B64"/>
                 <w:sz w:val="18"/>
               </w:rPr>
               <w:t xml:space="preserve">• </w:t>
@@ -5270,6 +5283,7 @@
               <w:rPr>
                 <w:b w:val="0"/>
                 <w:i w:val="0"/>
+                <w:color w:val="5F6B64"/>
                 <w:sz w:val="18"/>
               </w:rPr>
               <w:t>Continue investor conversations</w:t>
@@ -5283,7 +5297,7 @@
             </w:pPr>
             <w:r>
               <w:rPr>
-                <w:color w:val="14453F"/>
+                <w:color w:val="5F6B64"/>
                 <w:sz w:val="18"/>
               </w:rPr>
               <w:t xml:space="preserve">• </w:t>
@@ -5292,6 +5306,7 @@
               <w:rPr>
                 <w:b w:val="0"/>
                 <w:i w:val="0"/>
+                <w:color w:val="5F6B64"/>
                 <w:sz w:val="18"/>
               </w:rPr>
               <w:t>Continue buyer conversations</w:t>
@@ -5352,7 +5367,7 @@
         </w:tc>
         <w:tc>
           <w:tcPr>
-            <w:tcW w:type="dxa" w:w="2268"/>
+            <w:tcW w:type="dxa" w:w="1944"/>
             <w:tcBorders>
               <w:bottom w:val="single" w:sz="2" w:space="0" w:color="B9C4BD"/>
             </w:tcBorders>
@@ -5375,7 +5390,7 @@
         </w:tc>
         <w:tc>
           <w:tcPr>
-            <w:tcW w:type="dxa" w:w="6480"/>
+            <w:tcW w:type="dxa" w:w="6804"/>
             <w:tcBorders>
               <w:bottom w:val="single" w:sz="2" w:space="0" w:color="B9C4BD"/>
             </w:tcBorders>
@@ -5400,6 +5415,29 @@
                 <w:i w:val="0"/>
                 <w:sz w:val="18"/>
               </w:rPr>
+              <w:t>Hold buyer and investor meetings against the prepared ask</w:t>
+            </w:r>
+          </w:p>
+          <w:p>
+            <w:pPr>
+              <w:spacing w:before="0" w:after="30" w:lineRule="exact" w:line="209"/>
+              <w:ind w:left="140" w:hanging="140"/>
+              <w:jc w:val="left"/>
+            </w:pPr>
+            <w:r>
+              <w:rPr>
+                <w:color w:val="5F6B64"/>
+                <w:sz w:val="18"/>
+              </w:rPr>
+              <w:t xml:space="preserve">• </w:t>
+            </w:r>
+            <w:r>
+              <w:rPr>
+                <w:b w:val="0"/>
+                <w:i w:val="0"/>
+                <w:color w:val="5F6B64"/>
+                <w:sz w:val="18"/>
+              </w:rPr>
               <w:t>Continue drafting the Research Strategy and Commercialization Plan</w:t>
             </w:r>
           </w:p>
@@ -5411,7 +5449,7 @@
             </w:pPr>
             <w:r>
               <w:rPr>
-                <w:color w:val="14453F"/>
+                <w:color w:val="5F6B64"/>
                 <w:sz w:val="18"/>
               </w:rPr>
               <w:t xml:space="preserve">• </w:t>
@@ -5420,28 +5458,7 @@
               <w:rPr>
                 <w:b w:val="0"/>
                 <w:i w:val="0"/>
-                <w:sz w:val="18"/>
-              </w:rPr>
-              <w:t>Buyer and investor meetings against the prepared ask</w:t>
-            </w:r>
-          </w:p>
-          <w:p>
-            <w:pPr>
-              <w:spacing w:before="0" w:after="30" w:lineRule="exact" w:line="209"/>
-              <w:ind w:left="140" w:hanging="140"/>
-              <w:jc w:val="left"/>
-            </w:pPr>
-            <w:r>
-              <w:rPr>
-                <w:color w:val="14453F"/>
-                <w:sz w:val="18"/>
-              </w:rPr>
-              <w:t xml:space="preserve">• </w:t>
-            </w:r>
-            <w:r>
-              <w:rPr>
-                <w:b w:val="0"/>
-                <w:i w:val="0"/>
+                <w:color w:val="5F6B64"/>
                 <w:sz w:val="18"/>
               </w:rPr>
               <w:t>Continue provider sales</w:t>
@@ -5455,7 +5472,7 @@
             </w:pPr>
             <w:r>
               <w:rPr>
-                <w:color w:val="14453F"/>
+                <w:color w:val="5F6B64"/>
                 <w:sz w:val="18"/>
               </w:rPr>
               <w:t xml:space="preserve">• </w:t>
@@ -5464,6 +5481,7 @@
               <w:rPr>
                 <w:b w:val="0"/>
                 <w:i w:val="0"/>
+                <w:color w:val="5F6B64"/>
                 <w:sz w:val="18"/>
               </w:rPr>
               <w:t>Continue the Phase IIB study</w:t>
@@ -5524,7 +5542,7 @@
         </w:tc>
         <w:tc>
           <w:tcPr>
-            <w:tcW w:type="dxa" w:w="2268"/>
+            <w:tcW w:type="dxa" w:w="1944"/>
             <w:tcBorders>
               <w:bottom w:val="single" w:sz="2" w:space="0" w:color="B9C4BD"/>
             </w:tcBorders>
@@ -5547,7 +5565,7 @@
         </w:tc>
         <w:tc>
           <w:tcPr>
-            <w:tcW w:type="dxa" w:w="6480"/>
+            <w:tcW w:type="dxa" w:w="6804"/>
             <w:tcBorders>
               <w:bottom w:val="single" w:sz="2" w:space="0" w:color="B9C4BD"/>
             </w:tcBorders>
@@ -5652,7 +5670,7 @@
         </w:tc>
         <w:tc>
           <w:tcPr>
-            <w:tcW w:type="dxa" w:w="2268"/>
+            <w:tcW w:type="dxa" w:w="1944"/>
             <w:tcBorders>
               <w:bottom w:val="single" w:sz="2" w:space="0" w:color="B9C4BD"/>
             </w:tcBorders>
@@ -5669,13 +5687,13 @@
                 <w:i w:val="0"/>
                 <w:sz w:val="18"/>
               </w:rPr>
-              <w:t>Convert HLTH; prove traction</w:t>
+              <w:t>Convert HLTH</w:t>
             </w:r>
           </w:p>
         </w:tc>
         <w:tc>
           <w:tcPr>
-            <w:tcW w:type="dxa" w:w="6480"/>
+            <w:tcW w:type="dxa" w:w="6804"/>
             <w:tcBorders>
               <w:bottom w:val="single" w:sz="2" w:space="0" w:color="B9C4BD"/>
             </w:tcBorders>
@@ -5687,28 +5705,6 @@
               <w:jc w:val="left"/>
             </w:pPr>
             <w:r/>
-            <w:r>
-              <w:rPr>
-                <w:color w:val="14453F"/>
-                <w:sz w:val="18"/>
-              </w:rPr>
-              <w:t xml:space="preserve">• </w:t>
-            </w:r>
-            <w:r>
-              <w:rPr>
-                <w:b w:val="0"/>
-                <w:i w:val="0"/>
-                <w:sz w:val="18"/>
-              </w:rPr>
-              <w:t>Continue drafting the Research Strategy and Commercialization Plan</w:t>
-            </w:r>
-          </w:p>
-          <w:p>
-            <w:pPr>
-              <w:spacing w:before="0" w:after="30" w:lineRule="exact" w:line="209"/>
-              <w:ind w:left="140" w:hanging="140"/>
-              <w:jc w:val="left"/>
-            </w:pPr>
             <w:r>
               <w:rPr>
                 <w:color w:val="14453F"/>
@@ -5799,7 +5795,7 @@
             </w:pPr>
             <w:r>
               <w:rPr>
-                <w:color w:val="14453F"/>
+                <w:color w:val="5F6B64"/>
                 <w:sz w:val="18"/>
               </w:rPr>
               <w:t xml:space="preserve">• </w:t>
@@ -5808,6 +5804,30 @@
               <w:rPr>
                 <w:b w:val="0"/>
                 <w:i w:val="0"/>
+                <w:color w:val="5F6B64"/>
+                <w:sz w:val="18"/>
+              </w:rPr>
+              <w:t>Continue drafting the Research Strategy and Commercialization Plan</w:t>
+            </w:r>
+          </w:p>
+          <w:p>
+            <w:pPr>
+              <w:spacing w:before="0" w:after="30" w:lineRule="exact" w:line="209"/>
+              <w:ind w:left="140" w:hanging="140"/>
+              <w:jc w:val="left"/>
+            </w:pPr>
+            <w:r>
+              <w:rPr>
+                <w:color w:val="5F6B64"/>
+                <w:sz w:val="18"/>
+              </w:rPr>
+              <w:t xml:space="preserve">• </w:t>
+            </w:r>
+            <w:r>
+              <w:rPr>
+                <w:b w:val="0"/>
+                <w:i w:val="0"/>
+                <w:color w:val="5F6B64"/>
                 <w:sz w:val="18"/>
               </w:rPr>
               <w:t>Continue provider sales</w:t>
@@ -5868,7 +5888,7 @@
         </w:tc>
         <w:tc>
           <w:tcPr>
-            <w:tcW w:type="dxa" w:w="2268"/>
+            <w:tcW w:type="dxa" w:w="1944"/>
             <w:tcBorders>
               <w:bottom w:val="single" w:sz="2" w:space="0" w:color="B9C4BD"/>
             </w:tcBorders>
@@ -5891,7 +5911,7 @@
         </w:tc>
         <w:tc>
           <w:tcPr>
-            <w:tcW w:type="dxa" w:w="6480"/>
+            <w:tcW w:type="dxa" w:w="6804"/>
             <w:tcBorders>
               <w:bottom w:val="single" w:sz="2" w:space="0" w:color="B9C4BD"/>
             </w:tcBorders>
@@ -5971,7 +5991,7 @@
             </w:pPr>
             <w:r>
               <w:rPr>
-                <w:color w:val="14453F"/>
+                <w:color w:val="5F6B64"/>
                 <w:sz w:val="18"/>
               </w:rPr>
               <w:t xml:space="preserve">• </w:t>
@@ -5980,6 +6000,7 @@
               <w:rPr>
                 <w:b w:val="0"/>
                 <w:i w:val="0"/>
+                <w:color w:val="5F6B64"/>
                 <w:sz w:val="18"/>
               </w:rPr>
               <w:t>Continue provider sales</w:t>
@@ -6040,7 +6061,7 @@
         </w:tc>
         <w:tc>
           <w:tcPr>
-            <w:tcW w:type="dxa" w:w="2268"/>
+            <w:tcW w:type="dxa" w:w="1944"/>
             <w:tcBorders>
               <w:bottom w:val="single" w:sz="2" w:space="0" w:color="B9C4BD"/>
             </w:tcBorders>
@@ -6063,7 +6084,7 @@
         </w:tc>
         <w:tc>
           <w:tcPr>
-            <w:tcW w:type="dxa" w:w="6480"/>
+            <w:tcW w:type="dxa" w:w="6804"/>
             <w:tcBorders>
               <w:bottom w:val="single" w:sz="2" w:space="0" w:color="B9C4BD"/>
             </w:tcBorders>
@@ -6121,7 +6142,7 @@
             </w:pPr>
             <w:r>
               <w:rPr>
-                <w:color w:val="14453F"/>
+                <w:color w:val="5F6B64"/>
                 <w:sz w:val="18"/>
               </w:rPr>
               <w:t xml:space="preserve">• </w:t>
@@ -6130,6 +6151,7 @@
               <w:rPr>
                 <w:b w:val="0"/>
                 <w:i w:val="0"/>
+                <w:color w:val="5F6B64"/>
                 <w:sz w:val="18"/>
               </w:rPr>
               <w:t>Continue provider sales</w:t>
@@ -6190,7 +6212,7 @@
         </w:tc>
         <w:tc>
           <w:tcPr>
-            <w:tcW w:type="dxa" w:w="2268"/>
+            <w:tcW w:type="dxa" w:w="1944"/>
             <w:tcBorders>
               <w:bottom w:val="single" w:sz="2" w:space="0" w:color="B9C4BD"/>
             </w:tcBorders>
@@ -6213,7 +6235,7 @@
         </w:tc>
         <w:tc>
           <w:tcPr>
-            <w:tcW w:type="dxa" w:w="6480"/>
+            <w:tcW w:type="dxa" w:w="6804"/>
             <w:tcBorders>
               <w:bottom w:val="single" w:sz="2" w:space="0" w:color="B9C4BD"/>
             </w:tcBorders>
@@ -6340,7 +6362,7 @@
         </w:tc>
         <w:tc>
           <w:tcPr>
-            <w:tcW w:type="dxa" w:w="2268"/>
+            <w:tcW w:type="dxa" w:w="1944"/>
             <w:tcBorders>
               <w:bottom w:val="single" w:sz="8" w:space="0" w:color="14453F"/>
             </w:tcBorders>
@@ -6357,13 +6379,13 @@
                 <w:i w:val="0"/>
                 <w:sz w:val="18"/>
               </w:rPr>
-              <w:t>Wrap up and submit</w:t>
+              <w:t>Submit</w:t>
             </w:r>
           </w:p>
         </w:tc>
         <w:tc>
           <w:tcPr>
-            <w:tcW w:type="dxa" w:w="6480"/>
+            <w:tcW w:type="dxa" w:w="6804"/>
             <w:tcBorders>
               <w:bottom w:val="single" w:sz="8" w:space="0" w:color="14453F"/>
             </w:tcBorders>
